--- a/papers/literature_survey_final.docx
+++ b/papers/literature_survey_final.docx
@@ -2101,6 +2101,25 @@
     <w:p>
       <w:pPr>
         <w:pStyle w:val="ListParagraph"/>
+        <w:ind w:left="1080"/>
+      </w:pPr>
+      <w:r>
+        <w:rPr>
+          <w:b/>
+          <w:bCs/>
+        </w:rPr>
+        <w:tab/>
+      </w:r>
+    </w:p>
+    <w:p>
+      <w:pPr>
+        <w:pStyle w:val="ListParagraph"/>
+        <w:ind w:left="1080"/>
+      </w:pPr>
+    </w:p>
+    <w:p>
+      <w:pPr>
+        <w:pStyle w:val="ListParagraph"/>
         <w:numPr>
           <w:ilvl w:val="0"/>
           <w:numId w:val="3"/>
@@ -2115,167 +2134,94 @@
           <w:b/>
           <w:bCs/>
         </w:rPr>
-        <w:t>“</w:t>
-      </w:r>
-      <w:proofErr w:type="spellStart"/>
-      <w:r>
-        <w:rPr>
-          <w:b/>
-          <w:bCs/>
-        </w:rPr>
-        <w:t>RadGraph</w:t>
-      </w:r>
-      <w:proofErr w:type="spellEnd"/>
-      <w:r>
-        <w:rPr>
-          <w:b/>
-          <w:bCs/>
-        </w:rPr>
-        <w:t>: Extracting Clinical Entities and Relations from Radiology Reports”</w:t>
-      </w:r>
-    </w:p>
-    <w:p>
-      <w:pPr>
-        <w:pStyle w:val="ListParagraph"/>
-        <w:ind w:left="1080"/>
-      </w:pPr>
-      <w:r>
-        <w:t xml:space="preserve">Jain et al. (2021) introduce </w:t>
-      </w:r>
-      <w:proofErr w:type="spellStart"/>
-      <w:r>
-        <w:t>RadGraph</w:t>
-      </w:r>
-      <w:proofErr w:type="spellEnd"/>
-      <w:r>
-        <w:t xml:space="preserve">, a dataset and benchmark for extracting structured clinical information from radiology reports in the form of entities and relations. Unlike traditional </w:t>
-      </w:r>
-      <w:proofErr w:type="spellStart"/>
-      <w:r>
-        <w:t>labeling</w:t>
-      </w:r>
-      <w:proofErr w:type="spellEnd"/>
-      <w:r>
-        <w:t xml:space="preserve"> approaches that focus on a limited set of predefined conditions, </w:t>
-      </w:r>
-      <w:proofErr w:type="spellStart"/>
-      <w:r>
-        <w:t>RadGraph</w:t>
-      </w:r>
-      <w:proofErr w:type="spellEnd"/>
-      <w:r>
-        <w:t xml:space="preserve"> proposes a fine-grained information extraction schema that captures both anatomical entities and clinical observations along with their relationships. The dataset includes annotations from board-certified radiologists across MIMIC-CXR and </w:t>
-      </w:r>
-      <w:proofErr w:type="spellStart"/>
-      <w:r>
-        <w:t>CheXpert</w:t>
-      </w:r>
-      <w:proofErr w:type="spellEnd"/>
-      <w:r>
-        <w:t xml:space="preserve"> reports, enabling the construction of detailed knowledge graphs from unstructured text.</w:t>
-      </w:r>
-    </w:p>
-    <w:p>
-      <w:pPr>
-        <w:pStyle w:val="ListParagraph"/>
-        <w:ind w:left="1080"/>
-      </w:pPr>
-    </w:p>
-    <w:p>
-      <w:pPr>
-        <w:pStyle w:val="ListParagraph"/>
-        <w:ind w:left="1080"/>
-      </w:pPr>
-      <w:r>
-        <w:t xml:space="preserve">The framework defines entities such as Anatomy and Observation (with uncertainty levels), and relations including </w:t>
-      </w:r>
-      <w:r>
-        <w:rPr>
-          <w:rStyle w:val="Emphasis"/>
-        </w:rPr>
-        <w:t>Located At</w:t>
-      </w:r>
-      <w:r>
-        <w:t xml:space="preserve">, </w:t>
-      </w:r>
-      <w:r>
-        <w:rPr>
-          <w:rStyle w:val="Emphasis"/>
-        </w:rPr>
-        <w:t>Modify</w:t>
-      </w:r>
-      <w:r>
-        <w:t xml:space="preserve">, and </w:t>
-      </w:r>
-      <w:r>
-        <w:rPr>
-          <w:rStyle w:val="Emphasis"/>
-        </w:rPr>
-        <w:t>Suggestive Of</w:t>
-      </w:r>
-      <w:r>
-        <w:t xml:space="preserve">, allowing more expressive representation of clinical findings. A benchmark model, </w:t>
-      </w:r>
-      <w:proofErr w:type="spellStart"/>
-      <w:r>
-        <w:t>RadGraph</w:t>
-      </w:r>
-      <w:proofErr w:type="spellEnd"/>
-      <w:r>
-        <w:t xml:space="preserve"> Benchmark, is trained using both pipeline and joint extraction approaches (e.g., DYGIE++ and PURE), demonstrating strong performance in structured information extraction. This structured representation facilitates downstream tasks such as disease classification, report analysis, and multimodal learning by linking textual information with associated radiographs.</w:t>
-      </w:r>
-    </w:p>
-    <w:p>
-      <w:pPr>
-        <w:pStyle w:val="ListParagraph"/>
-        <w:ind w:left="1080"/>
-      </w:pPr>
-    </w:p>
-    <w:p>
-      <w:pPr>
-        <w:pStyle w:val="ListParagraph"/>
-        <w:ind w:left="1080"/>
-      </w:pPr>
-      <w:r>
-        <w:t xml:space="preserve">Quantitatively, the </w:t>
-      </w:r>
-      <w:proofErr w:type="spellStart"/>
-      <w:r>
-        <w:t>RadGraph</w:t>
-      </w:r>
-      <w:proofErr w:type="spellEnd"/>
-      <w:r>
-        <w:t xml:space="preserve"> Benchmark achieves a micro F1 score of </w:t>
-      </w:r>
-      <w:r>
-        <w:rPr>
-          <w:rStyle w:val="Strong"/>
-          <w:b w:val="0"/>
-          <w:bCs w:val="0"/>
-        </w:rPr>
-        <w:t>0.94/0.91</w:t>
-      </w:r>
-      <w:r>
-        <w:t xml:space="preserve"> for named entity recognition and </w:t>
-      </w:r>
-      <w:r>
-        <w:rPr>
-          <w:rStyle w:val="Strong"/>
-          <w:b w:val="0"/>
-          <w:bCs w:val="0"/>
-        </w:rPr>
-        <w:t>0.82/0.73</w:t>
-      </w:r>
-      <w:r>
-        <w:t xml:space="preserve"> for relation extraction on the MIMIC-CXR and </w:t>
-      </w:r>
-      <w:proofErr w:type="spellStart"/>
-      <w:r>
-        <w:t>CheXpert</w:t>
-      </w:r>
-      <w:proofErr w:type="spellEnd"/>
-      <w:r>
-        <w:t xml:space="preserve"> datasets respectively, approaching radiologist-level performance (0.99/0.93 and 0.95/0.75). Despite its strong extraction capabilities, the approach is limited to post-hoc structuring of reports and does not directly improve report generation or prevent hallucinations. However, it provides a crucial foundation for incorporating structured clinical semantics into vision-language models, which can enhance interpretability and factual correctness in radiology report generation systems.</w:t>
+        <w:t>“Object Hallucination in Image Captioning”</w:t>
+      </w:r>
+    </w:p>
+    <w:p>
+      <w:pPr>
+        <w:pStyle w:val="ListParagraph"/>
+        <w:ind w:left="1080"/>
+      </w:pPr>
+      <w:r>
+        <w:t xml:space="preserve">Rohrbach et al. (2018) present a foundational analysis of hallucination in image captioning models, identifying the tendency of models to generate objects that are not present in the image. The paper highlights a critical limitation of standard evaluation metrics such as </w:t>
+      </w:r>
+      <w:proofErr w:type="spellStart"/>
+      <w:r>
+        <w:t>CIDEr</w:t>
+      </w:r>
+      <w:proofErr w:type="spellEnd"/>
+      <w:r>
+        <w:t xml:space="preserve">, METEOR, and SPICE, which measure similarity to reference captions but fail to capture factual correctness with respect to the visual </w:t>
+      </w:r>
+      <w:r>
+        <w:lastRenderedPageBreak/>
+        <w:t>input. This issue is particularly relevant in high-stakes domains like medical imaging, where incorrect descriptions can lead to misleading or unsafe interpretations.</w:t>
+      </w:r>
+    </w:p>
+    <w:p>
+      <w:pPr>
+        <w:pStyle w:val="ListParagraph"/>
+        <w:ind w:left="1080"/>
+      </w:pPr>
+    </w:p>
+    <w:p>
+      <w:pPr>
+        <w:pStyle w:val="ListParagraph"/>
+        <w:ind w:left="1080"/>
+      </w:pPr>
+      <w:r>
+        <w:t>To address this, the authors introduce the CHAIR (Caption Hallucination Assessment with Image Relevance) metric, which explicitly measures hallucination by comparing generated object mentions against ground-truth object annotations. CHAIR is defined at both the sentence level (CHAIRs) and instance level (</w:t>
+      </w:r>
+      <w:proofErr w:type="spellStart"/>
+      <w:r>
+        <w:t>CHAIRi</w:t>
+      </w:r>
+      <w:proofErr w:type="spellEnd"/>
+      <w:r>
+        <w:t xml:space="preserve">), capturing the proportion of hallucinated objects in captions. Empirical evaluation on the MSCOCO dataset shows that between 7.4% and 17.7% of generated captions contain hallucinated objects, even for state-of-the-art models, and this rate increases under distribution shifts or novel object </w:t>
+      </w:r>
+      <w:proofErr w:type="gramStart"/>
+      <w:r>
+        <w:t>compositions .</w:t>
+      </w:r>
+      <w:proofErr w:type="gramEnd"/>
+      <w:r>
+        <w:t xml:space="preserve"> Additionally, correlation analysis demonstrates that traditional metrics have only moderate alignment with hallucination (e.g., SPICE correlation ≈ 0.32, </w:t>
+      </w:r>
+      <w:proofErr w:type="spellStart"/>
+      <w:r>
+        <w:t>CIDEr</w:t>
+      </w:r>
+      <w:proofErr w:type="spellEnd"/>
+      <w:r>
+        <w:t xml:space="preserve"> ≈ 0.25), indicating that high-scoring captions may still be factually incorrect.</w:t>
+      </w:r>
+    </w:p>
+    <w:p>
+      <w:pPr>
+        <w:pStyle w:val="ListParagraph"/>
+        <w:ind w:left="1080"/>
+      </w:pPr>
+    </w:p>
+    <w:p>
+      <w:pPr>
+        <w:pStyle w:val="ListParagraph"/>
+        <w:ind w:left="1080"/>
+        <w:rPr>
+          <w:b/>
+          <w:bCs/>
+        </w:rPr>
+      </w:pPr>
+      <w:r>
+        <w:t xml:space="preserve">Further analysis reveals that hallucination is often driven by over-reliance on language priors rather than visual evidence, with models generating contextually plausible but incorrect objects (e.g., “table” following “sitting”). Models with stronger visual grounding and attention mechanisms exhibit lower hallucination rates, while optimization strategies such as </w:t>
+      </w:r>
+      <w:proofErr w:type="spellStart"/>
+      <w:r>
+        <w:t>CIDEr</w:t>
+      </w:r>
+      <w:proofErr w:type="spellEnd"/>
+      <w:r>
+        <w:t>-based reinforcement learning can inadvertently increase hallucination. Although the work focuses on general image captioning, it establishes a critical insight: improving linguistic fluency does not guarantee factual correctness. This directly motivates the need for clinically grounded vision-language models in radiology report generation, where hallucination must be minimized through stronger image-text alignment and structured semantic constraints.</w:t>
       </w:r>
     </w:p>
     <w:p>
@@ -2301,94 +2247,136 @@
           <w:b/>
           <w:bCs/>
         </w:rPr>
-        <w:t>“Object Hallucination in Image Captioning”</w:t>
-      </w:r>
-    </w:p>
-    <w:p>
-      <w:pPr>
-        <w:pStyle w:val="ListParagraph"/>
-        <w:ind w:left="1080"/>
-      </w:pPr>
-      <w:r>
-        <w:t xml:space="preserve">Rohrbach et al. (2018) present a foundational analysis of hallucination in image captioning models, identifying the tendency of models to generate objects that are not present in the image. The paper highlights a critical limitation of standard evaluation metrics such as </w:t>
-      </w:r>
-      <w:proofErr w:type="spellStart"/>
-      <w:r>
-        <w:t>CIDEr</w:t>
-      </w:r>
-      <w:proofErr w:type="spellEnd"/>
-      <w:r>
-        <w:t>, METEOR, and SPICE, which measure similarity to reference captions but fail to capture factual correctness with respect to the visual input. This issue is particularly relevant in high-stakes domains like medical imaging, where incorrect descriptions can lead to misleading or unsafe interpretations.</w:t>
-      </w:r>
-    </w:p>
-    <w:p>
-      <w:pPr>
-        <w:pStyle w:val="ListParagraph"/>
-        <w:ind w:left="1080"/>
-      </w:pPr>
-    </w:p>
-    <w:p>
-      <w:pPr>
-        <w:pStyle w:val="ListParagraph"/>
-        <w:ind w:left="1080"/>
-      </w:pPr>
-      <w:r>
-        <w:t>To address this, the authors introduce the CHAIR (Caption Hallucination Assessment with Image Relevance) metric, which explicitly measures hallucination by comparing generated object mentions against ground-truth object annotations. CHAIR is defined at both the sentence level (CHAIRs) and instance level (</w:t>
-      </w:r>
-      <w:proofErr w:type="spellStart"/>
-      <w:r>
-        <w:t>CHAIRi</w:t>
-      </w:r>
-      <w:proofErr w:type="spellEnd"/>
-      <w:r>
-        <w:t xml:space="preserve">), capturing the proportion of hallucinated objects in captions. Empirical evaluation on the MSCOCO dataset shows that between 7.4% and 17.7% of generated captions contain hallucinated objects, even for state-of-the-art models, and this rate increases under distribution shifts or novel object </w:t>
+        <w:t>“</w:t>
+      </w:r>
+      <w:proofErr w:type="spellStart"/>
+      <w:r>
+        <w:rPr>
+          <w:b/>
+          <w:bCs/>
+        </w:rPr>
+        <w:t>CheXpert</w:t>
+      </w:r>
+      <w:proofErr w:type="spellEnd"/>
+      <w:r>
+        <w:rPr>
+          <w:b/>
+          <w:bCs/>
+        </w:rPr>
+        <w:t>: A Large Chest Radiograph Dataset with Uncertainty Labels and Expert Comparison”</w:t>
+      </w:r>
+    </w:p>
+    <w:p>
+      <w:pPr>
+        <w:pStyle w:val="ListParagraph"/>
+        <w:ind w:left="1080"/>
+      </w:pPr>
+      <w:r>
+        <w:t xml:space="preserve">Irvin et al. (2019) introduce </w:t>
+      </w:r>
+      <w:proofErr w:type="spellStart"/>
+      <w:r>
+        <w:t>CheXpert</w:t>
+      </w:r>
+      <w:proofErr w:type="spellEnd"/>
+      <w:r>
+        <w:t>, one of the largest and most influential datasets for automated chest radiograph interpretation, consisting of 224,316 chest X-rays from 65,240 patients, labelled across 14 clinically relevant observations. A key contribution of the dataset is its explicit modelling of uncertainty in radiology reports, where labels are not limited to binary presence/absence but include an additional “uncertain” category. This reflects real-world clinical ambiguity and addresses a critical gap in earlier datasets that assumed deterministic labels, thereby enabling more realistic model training and evaluation for medical AI systems.</w:t>
+      </w:r>
+    </w:p>
+    <w:p>
+      <w:pPr>
+        <w:pStyle w:val="ListParagraph"/>
+        <w:ind w:left="1080"/>
+      </w:pPr>
+    </w:p>
+    <w:p>
+      <w:pPr>
+        <w:pStyle w:val="ListParagraph"/>
+        <w:ind w:left="1080"/>
+      </w:pPr>
+      <w:r>
+        <w:t xml:space="preserve">To construct the dataset, the authors develop a rule-based label extraction pipeline that processes free-text radiology reports through mention extraction, classification (positive, negative, uncertain), and aggregation. The </w:t>
+      </w:r>
+      <w:proofErr w:type="spellStart"/>
+      <w:r>
+        <w:t>labeler</w:t>
+      </w:r>
+      <w:proofErr w:type="spellEnd"/>
+      <w:r>
+        <w:t xml:space="preserve"> achieves strong performance, with micro-average F1 scores of 0.969 (mention extraction), 0.952 (negation detection), and 0.848 (uncertainty detection) on a radiologist-annotated evaluation </w:t>
       </w:r>
       <w:proofErr w:type="gramStart"/>
       <w:r>
-        <w:t>compositions .</w:t>
+        <w:t>set .</w:t>
       </w:r>
       <w:proofErr w:type="gramEnd"/>
       <w:r>
-        <w:t xml:space="preserve"> Additionally, correlation analysis demonstrates that traditional metrics have only moderate alignment with hallucination (e.g., SPICE correlation ≈ 0.32, </w:t>
-      </w:r>
-      <w:proofErr w:type="spellStart"/>
-      <w:r>
-        <w:t>CIDEr</w:t>
-      </w:r>
-      <w:proofErr w:type="spellEnd"/>
-      <w:r>
-        <w:t xml:space="preserve"> ≈ 0.25), indicating that high-scoring captions may still be factually incorrect.</w:t>
-      </w:r>
-    </w:p>
-    <w:p>
-      <w:pPr>
-        <w:pStyle w:val="ListParagraph"/>
-        <w:ind w:left="1080"/>
-      </w:pPr>
-    </w:p>
-    <w:p>
-      <w:pPr>
-        <w:pStyle w:val="ListParagraph"/>
-        <w:ind w:left="1080"/>
-        <w:rPr>
-          <w:b/>
-          <w:bCs/>
-        </w:rPr>
-      </w:pPr>
-      <w:r>
-        <w:t xml:space="preserve">Further analysis reveals that hallucination is often driven by over-reliance on language priors rather than visual evidence, with models generating contextually plausible but incorrect objects (e.g., “table” following “sitting”). Models with stronger visual grounding and attention mechanisms exhibit lower hallucination rates, while optimization strategies such as </w:t>
-      </w:r>
-      <w:proofErr w:type="spellStart"/>
-      <w:r>
-        <w:t>CIDEr</w:t>
-      </w:r>
-      <w:proofErr w:type="spellEnd"/>
-      <w:r>
-        <w:t xml:space="preserve">-based reinforcement learning can inadvertently increase hallucination. Although the work focuses on general image captioning, it establishes a critical insight: improving linguistic fluency does not </w:t>
+        <w:t xml:space="preserve"> The dataset also reveals significant class imbalance, with certain conditions such as Lung Opacity (~49.39%) and Support Devices (~56.4%) being highly prevalent, while others like Pneumonia (~2.44%) and Fracture (~3.87%) are rare. Additionally, uncertainty labels can be highly frequent—for example, </w:t>
       </w:r>
       <w:r>
         <w:lastRenderedPageBreak/>
-        <w:t>guarantee factual correctness. This directly motivates the need for clinically grounded vision-language models in radiology report generation, where hallucination must be minimized through stronger image-text alignment and structured semantic constraints.</w:t>
+        <w:t>Consolidation has ~12.78% uncertain vs. 6.78% positive cases—highlighting the complexity of medical annotation.</w:t>
+      </w:r>
+    </w:p>
+    <w:p>
+      <w:pPr>
+        <w:pStyle w:val="ListParagraph"/>
+        <w:ind w:left="1080"/>
+      </w:pPr>
+    </w:p>
+    <w:p>
+      <w:pPr>
+        <w:pStyle w:val="ListParagraph"/>
+        <w:ind w:left="1080"/>
+      </w:pPr>
+      <w:r>
+        <w:t xml:space="preserve">Using this dataset, the authors evaluate multiple strategies for handling uncertainty and train DenseNet121-based models for multi-label classification. Results show strong performance, with </w:t>
+      </w:r>
+      <w:r>
+        <w:rPr>
+          <w:rStyle w:val="Strong"/>
+          <w:b w:val="0"/>
+          <w:bCs w:val="0"/>
+        </w:rPr>
+        <w:t>AUC values ≥0.90 for most pathologies and up to 0.97 for Pleural Effusion</w:t>
+      </w:r>
+      <w:r>
+        <w:t xml:space="preserve">, and in several cases the model outperforms individual radiologists (e.g., Cardiomegaly, </w:t>
+      </w:r>
+      <w:proofErr w:type="spellStart"/>
+      <w:r>
+        <w:t>Edema</w:t>
+      </w:r>
+      <w:proofErr w:type="spellEnd"/>
+      <w:r>
+        <w:t xml:space="preserve">, Pleural Effusion). However, despite its importance, </w:t>
+      </w:r>
+      <w:proofErr w:type="spellStart"/>
+      <w:r>
+        <w:t>CheXpert</w:t>
+      </w:r>
+      <w:proofErr w:type="spellEnd"/>
+      <w:r>
+        <w:t xml:space="preserve"> is fundamentally a </w:t>
+      </w:r>
+      <w:r>
+        <w:rPr>
+          <w:rStyle w:val="Strong"/>
+          <w:b w:val="0"/>
+          <w:bCs w:val="0"/>
+        </w:rPr>
+        <w:t>classification benchmark</w:t>
+      </w:r>
+      <w:r>
+        <w:t xml:space="preserve">, not a generation framework. It does not address report synthesis, hallucination, or image-text alignment directly. For vision-language report generation, this implies that while </w:t>
+      </w:r>
+      <w:proofErr w:type="spellStart"/>
+      <w:r>
+        <w:t>CheXpert</w:t>
+      </w:r>
+      <w:proofErr w:type="spellEnd"/>
+      <w:r>
+        <w:t xml:space="preserve"> provides a crucial foundation for learning clinically relevant representations and handling imbalance and uncertainty, additional mechanisms are required to extend these benefits to coherent, grounded, and semantically accurate report generation.</w:t>
       </w:r>
     </w:p>
     <w:p>
@@ -2414,132 +2402,116 @@
           <w:b/>
           <w:bCs/>
         </w:rPr>
-        <w:t>“</w:t>
-      </w:r>
-      <w:proofErr w:type="spellStart"/>
-      <w:r>
-        <w:rPr>
-          <w:b/>
-          <w:bCs/>
-        </w:rPr>
-        <w:t>CheXpert</w:t>
-      </w:r>
-      <w:proofErr w:type="spellEnd"/>
-      <w:r>
-        <w:rPr>
-          <w:b/>
-          <w:bCs/>
-        </w:rPr>
-        <w:t>: A Large Chest Radiograph Dataset with Uncertainty Labels and Expert Comparison”</w:t>
-      </w:r>
-    </w:p>
-    <w:p>
-      <w:pPr>
-        <w:pStyle w:val="ListParagraph"/>
-        <w:ind w:left="1080"/>
-      </w:pPr>
-      <w:r>
-        <w:t xml:space="preserve">Irvin et al. (2019) introduce </w:t>
-      </w:r>
-      <w:proofErr w:type="spellStart"/>
-      <w:r>
-        <w:t>CheXpert</w:t>
-      </w:r>
-      <w:proofErr w:type="spellEnd"/>
-      <w:r>
-        <w:t>, one of the largest and most influential datasets for automated chest radiograph interpretation, consisting of 224,316 chest X-rays from 65,240 patients, labelled across 14 clinically relevant observations. A key contribution of the dataset is its explicit modelling of uncertainty in radiology reports, where labels are not limited to binary presence/absence but include an additional “uncertain” category. This reflects real-world clinical ambiguity and addresses a critical gap in earlier datasets that assumed deterministic labels, thereby enabling more realistic model training and evaluation for medical AI systems.</w:t>
-      </w:r>
-    </w:p>
-    <w:p>
-      <w:pPr>
-        <w:pStyle w:val="ListParagraph"/>
-        <w:ind w:left="1080"/>
-      </w:pPr>
-    </w:p>
-    <w:p>
-      <w:pPr>
-        <w:pStyle w:val="ListParagraph"/>
-        <w:ind w:left="1080"/>
-      </w:pPr>
-      <w:r>
-        <w:t xml:space="preserve">To construct the dataset, the authors develop a rule-based label extraction pipeline that processes free-text radiology reports through mention extraction, classification (positive, negative, uncertain), and aggregation. The </w:t>
-      </w:r>
-      <w:proofErr w:type="spellStart"/>
-      <w:r>
-        <w:t>labeler</w:t>
-      </w:r>
-      <w:proofErr w:type="spellEnd"/>
-      <w:r>
-        <w:t xml:space="preserve"> achieves strong performance, with micro-average F1 scores of 0.969 (mention extraction), 0.952 (negation detection), and 0.848 (uncertainty detection) on a radiologist-annotated evaluation </w:t>
+        <w:t>“Flamingo: a Visual Language Model for Few-Shot Learning”</w:t>
+      </w:r>
+    </w:p>
+    <w:p>
+      <w:pPr>
+        <w:pStyle w:val="ListParagraph"/>
+        <w:spacing w:before="100" w:beforeAutospacing="1" w:after="100" w:afterAutospacing="1" w:line="240" w:lineRule="auto"/>
+        <w:ind w:left="1080"/>
+      </w:pPr>
+      <w:proofErr w:type="spellStart"/>
+      <w:r>
+        <w:t>Alayrac</w:t>
+      </w:r>
+      <w:proofErr w:type="spellEnd"/>
+      <w:r>
+        <w:t xml:space="preserve"> et al. (2022) introduce Flamingo, a large-scale vision-language model designed to perform few-shot multimodal learning, enabling it to generalize to new tasks using only a small number of examples. Unlike traditional vision-language models that require task-specific fine-tuning, Flamingo is trained to operate in a prompt-based setting, where both images and text are provided as interleaved input, allowing the model to generate contextually relevant outputs across a wide range of tasks.</w:t>
+      </w:r>
+    </w:p>
+    <w:p>
+      <w:pPr>
+        <w:pStyle w:val="ListParagraph"/>
+        <w:spacing w:before="100" w:beforeAutospacing="1" w:after="100" w:afterAutospacing="1" w:line="240" w:lineRule="auto"/>
+        <w:ind w:left="1080"/>
+      </w:pPr>
+    </w:p>
+    <w:p>
+      <w:pPr>
+        <w:pStyle w:val="ListParagraph"/>
+        <w:spacing w:before="100" w:beforeAutospacing="1" w:after="100" w:afterAutospacing="1" w:line="240" w:lineRule="auto"/>
+        <w:ind w:left="1080"/>
+      </w:pPr>
+      <w:r>
+        <w:t xml:space="preserve">The architecture builds on a frozen large language model and integrates visual understanding through perceiver </w:t>
+      </w:r>
+      <w:proofErr w:type="spellStart"/>
+      <w:r>
+        <w:t>resampler</w:t>
+      </w:r>
+      <w:proofErr w:type="spellEnd"/>
+      <w:r>
+        <w:t xml:space="preserve"> modules and cross-attention layers, which inject visual features into the language model without retraining the entire network. This design allows Flamingo to efficiently scale while leveraging strong pretrained language capabilities. A key innovation is its ability to process interleaved sequences of images and text, enabling it to reason across multimodal context rather than treating vision and language separately.</w:t>
+      </w:r>
+    </w:p>
+    <w:p>
+      <w:pPr>
+        <w:pStyle w:val="ListParagraph"/>
+        <w:spacing w:before="100" w:beforeAutospacing="1" w:after="100" w:afterAutospacing="1" w:line="240" w:lineRule="auto"/>
+        <w:ind w:left="1080"/>
+      </w:pPr>
+    </w:p>
+    <w:p>
+      <w:pPr>
+        <w:pStyle w:val="ListParagraph"/>
+        <w:spacing w:before="100" w:beforeAutospacing="1" w:after="100" w:afterAutospacing="1" w:line="240" w:lineRule="auto"/>
+        <w:ind w:left="1080"/>
+      </w:pPr>
+      <w:r>
+        <w:t>Flamingo is trained on massive web-scale multimodal datasets, including the M3W dataset, which consists of approximately 43.3 million documents containing 185 million images and large-scale interleaved text. These documents are unlabelled and collected from the web, reflecting real-world multimodal distributions. The dataset intentionally preserves natural noise and variability, which helps the model generalize but also introduces challenges such as redundancy and potential bias.</w:t>
+      </w:r>
+    </w:p>
+    <w:p>
+      <w:pPr>
+        <w:pStyle w:val="ListParagraph"/>
+        <w:spacing w:before="100" w:beforeAutospacing="1" w:after="100" w:afterAutospacing="1" w:line="240" w:lineRule="auto"/>
+        <w:ind w:left="1080"/>
+      </w:pPr>
+      <w:r>
+        <w:t>In evaluation, Flamingo demonstrates strong few-shot performance across diverse tasks such as image captioning, visual question answering, and multimodal reasoning, often achieving competitive or state-of-the-art results without task-specific training. This highlights a major shift from specialized architectures toward general-purpose multimodal foundation models.</w:t>
+      </w:r>
+    </w:p>
+    <w:p>
+      <w:pPr>
+        <w:pStyle w:val="ListParagraph"/>
+        <w:spacing w:before="100" w:beforeAutospacing="1" w:after="100" w:afterAutospacing="1" w:line="240" w:lineRule="auto"/>
+        <w:ind w:left="1080"/>
+      </w:pPr>
+    </w:p>
+    <w:p>
+      <w:pPr>
+        <w:pStyle w:val="ListParagraph"/>
+        <w:spacing w:before="100" w:beforeAutospacing="1" w:after="100" w:afterAutospacing="1" w:line="240" w:lineRule="auto"/>
+        <w:ind w:left="1080"/>
+      </w:pPr>
+      <w:r>
+        <w:t xml:space="preserve">However, the model also presents limitations. Since it relies heavily on web-scale data, it inherits issues such as bias, lack of domain specificity, and potential exposure to noisy or unfiltered </w:t>
       </w:r>
       <w:proofErr w:type="gramStart"/>
       <w:r>
-        <w:t>set .</w:t>
+        <w:t>content .</w:t>
       </w:r>
       <w:proofErr w:type="gramEnd"/>
       <w:r>
-        <w:t xml:space="preserve"> The dataset also reveals significant class imbalance, with certain conditions such as Lung Opacity (~49.39%) and Support Devices (~56.4%) being highly prevalent, while others like Pneumonia (~2.44%) and Fracture (~3.87%) are rare. Additionally, uncertainty labels can be highly frequent—for example, Consolidation has ~12.78% uncertain vs. 6.78% positive cases—highlighting the complexity of medical annotation.</w:t>
-      </w:r>
-    </w:p>
-    <w:p>
-      <w:pPr>
-        <w:pStyle w:val="ListParagraph"/>
-        <w:ind w:left="1080"/>
-      </w:pPr>
-    </w:p>
-    <w:p>
-      <w:pPr>
-        <w:pStyle w:val="ListParagraph"/>
-        <w:ind w:left="1080"/>
-      </w:pPr>
-      <w:r>
-        <w:t xml:space="preserve">Using this dataset, the authors evaluate multiple strategies for handling uncertainty and train DenseNet121-based models for multi-label classification. Results show strong performance, with </w:t>
-      </w:r>
-      <w:r>
-        <w:rPr>
-          <w:rStyle w:val="Strong"/>
-          <w:b w:val="0"/>
-          <w:bCs w:val="0"/>
-        </w:rPr>
-        <w:t>AUC values ≥0.90 for most pathologies and up to 0.97 for Pleural Effusion</w:t>
-      </w:r>
-      <w:r>
-        <w:t xml:space="preserve">, and in several cases the model outperforms individual radiologists (e.g., Cardiomegaly, </w:t>
-      </w:r>
-      <w:proofErr w:type="spellStart"/>
-      <w:r>
-        <w:t>Edema</w:t>
-      </w:r>
-      <w:proofErr w:type="spellEnd"/>
-      <w:r>
-        <w:t xml:space="preserve">, Pleural Effusion). However, despite its importance, </w:t>
-      </w:r>
-      <w:proofErr w:type="spellStart"/>
-      <w:r>
-        <w:t>CheXpert</w:t>
-      </w:r>
-      <w:proofErr w:type="spellEnd"/>
-      <w:r>
-        <w:t xml:space="preserve"> is fundamentally a </w:t>
-      </w:r>
-      <w:r>
-        <w:rPr>
-          <w:rStyle w:val="Strong"/>
-          <w:b w:val="0"/>
-          <w:bCs w:val="0"/>
-        </w:rPr>
-        <w:t>classification benchmark</w:t>
-      </w:r>
-      <w:r>
-        <w:t xml:space="preserve">, not a generation framework. It does not address report synthesis, hallucination, or image-text alignment directly. For vision-language report generation, this implies that while </w:t>
-      </w:r>
-      <w:proofErr w:type="spellStart"/>
-      <w:r>
-        <w:t>CheXpert</w:t>
-      </w:r>
-      <w:proofErr w:type="spellEnd"/>
-      <w:r>
-        <w:t xml:space="preserve"> provides a crucial foundation for learning clinically relevant representations and handling imbalance and uncertainty, additional mechanisms are required to extend these benefits to coherent, grounded, and semantically accurate report generation.</w:t>
+        <w:t xml:space="preserve"> Additionally, while Flamingo excels in general multimodal tasks, it is not explicitly optimized for domain-critical applications like medical report generation, where precision, interpretability, and clinical correctness are essential.</w:t>
+      </w:r>
+    </w:p>
+    <w:p>
+      <w:pPr>
+        <w:pStyle w:val="ListParagraph"/>
+        <w:spacing w:before="100" w:beforeAutospacing="1" w:after="100" w:afterAutospacing="1" w:line="240" w:lineRule="auto"/>
+        <w:ind w:left="1080"/>
+      </w:pPr>
+    </w:p>
+    <w:p>
+      <w:pPr>
+        <w:pStyle w:val="ListParagraph"/>
+        <w:spacing w:before="100" w:beforeAutospacing="1" w:after="100" w:afterAutospacing="1" w:line="240" w:lineRule="auto"/>
+        <w:ind w:left="1080"/>
+      </w:pPr>
+      <w:r>
+        <w:t>Overall, Flamingo represents a significant advancement in multimodal AI by introducing a scalable and flexible framework for few-shot learning. It bridges the gap between vision and language through unified prompting, laying the foundation for modern multimodal LLMs. At the same time, its limitations in domain-specific accuracy highlight the need for specialized adaptations when applying such models to high-stakes fields like healthcare.</w:t>
       </w:r>
     </w:p>
     <w:p>
@@ -2565,7 +2537,7 @@
           <w:b/>
           <w:bCs/>
         </w:rPr>
-        <w:t>“Flamingo: a Visual Language Model for Few-Shot Learning”</w:t>
+        <w:t>“BLIP: Bootstrapping Language-Image Pre-training for Unified Vision-Language Understanding and Generation”</w:t>
       </w:r>
     </w:p>
     <w:p>
@@ -2574,17 +2546,16 @@
         <w:spacing w:before="100" w:beforeAutospacing="1" w:after="100" w:afterAutospacing="1" w:line="240" w:lineRule="auto"/>
         <w:ind w:left="1080"/>
       </w:pPr>
-      <w:proofErr w:type="spellStart"/>
-      <w:r>
-        <w:t>Alayrac</w:t>
-      </w:r>
-      <w:proofErr w:type="spellEnd"/>
-      <w:r>
-        <w:t xml:space="preserve"> et al. (2022) introduce Flamingo, a large-scale vision-language model designed to perform few-shot multimodal learning, enabling it to generalize to new tasks using only a small number of examples. Unlike traditional vision-language models that require task-specific fine-tuning, Flamingo is trained to operate in a prompt-based setting, where both images and text are provided as interleaved input, </w:t>
-      </w:r>
-      <w:r>
-        <w:lastRenderedPageBreak/>
-        <w:t>allowing the model to generate contextually relevant outputs across a wide range of tasks.</w:t>
+      <w:r>
+        <w:t xml:space="preserve">Li et al. (2022) propose BLIP, a unified vision-language pre-training (VLP) framework designed to bridge the gap between understanding-based tasks (e.g., retrieval) and generation-based tasks (e.g., captioning). Unlike prior models that specialize in one paradigm, BLIP introduces a Multimodal Mixture of Encoder-Decoder (MED) architecture that can flexibly function as a unimodal encoder, an image-grounded text encoder, or an image-grounded text decoder. The model is jointly trained using three objectives: image-text contrastive learning (ITC) for alignment, image-text matching (ITM) for fine-grained correspondence, and language </w:t>
+      </w:r>
+      <w:proofErr w:type="spellStart"/>
+      <w:r>
+        <w:t>modeling</w:t>
+      </w:r>
+      <w:proofErr w:type="spellEnd"/>
+      <w:r>
+        <w:t xml:space="preserve"> (LM) for generation, enabling a single model to handle diverse multimodal tasks effectively.</w:t>
       </w:r>
     </w:p>
     <w:p>
@@ -2601,15 +2572,31 @@
         <w:ind w:left="1080"/>
       </w:pPr>
       <w:r>
-        <w:t xml:space="preserve">The architecture builds on a frozen large language model and integrates visual understanding through perceiver </w:t>
-      </w:r>
-      <w:proofErr w:type="spellStart"/>
-      <w:r>
-        <w:t>resampler</w:t>
-      </w:r>
-      <w:proofErr w:type="spellEnd"/>
-      <w:r>
-        <w:t xml:space="preserve"> modules and cross-attention layers, which inject visual features into the language model without retraining the entire network. This design allows Flamingo to efficiently scale while leveraging strong pretrained language capabilities. A key innovation is its ability to process interleaved sequences of images and text, enabling it to reason across multimodal context rather than treating vision and language separately.</w:t>
+        <w:t>A key contribution of BLIP is its Captioning and Filtering (</w:t>
+      </w:r>
+      <w:proofErr w:type="spellStart"/>
+      <w:r>
+        <w:t>CapFilt</w:t>
+      </w:r>
+      <w:proofErr w:type="spellEnd"/>
+      <w:r>
+        <w:t xml:space="preserve">) mechanism, which addresses the issue of noisy web-scale image-text data. Instead of relying solely on raw captions, BLIP uses a captioner to generate synthetic descriptions and a filter to remove noisy pairs, resulting in a cleaner and more informative training dataset. This approach significantly improves performance across tasks. For instance, BLIP achieves +2.7% improvement in average Recall@1 for image-text retrieval, +2.8% </w:t>
+      </w:r>
+      <w:proofErr w:type="spellStart"/>
+      <w:r>
+        <w:t>CIDEr</w:t>
+      </w:r>
+      <w:proofErr w:type="spellEnd"/>
+      <w:r>
+        <w:t xml:space="preserve"> score in image captioning, and +1.6% gain in VQA accuracy compared to prior methods. On COCO captioning, BLIP reaches </w:t>
+      </w:r>
+      <w:proofErr w:type="spellStart"/>
+      <w:r>
+        <w:t>CIDEr</w:t>
+      </w:r>
+      <w:proofErr w:type="spellEnd"/>
+      <w:r>
+        <w:t xml:space="preserve"> 129.7 and BLEU-4 ≈ 38.6, outperforming models trained on similar-scale data, while also demonstrating strong zero-shot generalization to video-language tasks.</w:t>
       </w:r>
     </w:p>
     <w:p>
@@ -2626,59 +2613,15 @@
         <w:ind w:left="1080"/>
       </w:pPr>
       <w:r>
-        <w:t>Flamingo is trained on massive web-scale multimodal datasets, including the M3W dataset, which consists of approximately 43.3 million documents containing 185 million images and large-scale interleaved text. These documents are unlabelled and collected from the web, reflecting real-world multimodal distributions. The dataset intentionally preserves natural noise and variability, which helps the model generalize but also introduces challenges such as redundancy and potential bias.</w:t>
-      </w:r>
-    </w:p>
-    <w:p>
-      <w:pPr>
-        <w:pStyle w:val="ListParagraph"/>
-        <w:spacing w:before="100" w:beforeAutospacing="1" w:after="100" w:afterAutospacing="1" w:line="240" w:lineRule="auto"/>
-        <w:ind w:left="1080"/>
-      </w:pPr>
-      <w:r>
-        <w:t>In evaluation, Flamingo demonstrates strong few-shot performance across diverse tasks such as image captioning, visual question answering, and multimodal reasoning, often achieving competitive or state-of-the-art results without task-specific training. This highlights a major shift from specialized architectures toward general-purpose multimodal foundation models.</w:t>
-      </w:r>
-    </w:p>
-    <w:p>
-      <w:pPr>
-        <w:pStyle w:val="ListParagraph"/>
-        <w:spacing w:before="100" w:beforeAutospacing="1" w:after="100" w:afterAutospacing="1" w:line="240" w:lineRule="auto"/>
-        <w:ind w:left="1080"/>
-      </w:pPr>
-    </w:p>
-    <w:p>
-      <w:pPr>
-        <w:pStyle w:val="ListParagraph"/>
-        <w:spacing w:before="100" w:beforeAutospacing="1" w:after="100" w:afterAutospacing="1" w:line="240" w:lineRule="auto"/>
-        <w:ind w:left="1080"/>
-      </w:pPr>
-      <w:r>
-        <w:t xml:space="preserve">However, the model also presents limitations. Since it relies heavily on web-scale data, it inherits issues such as bias, lack of domain specificity, and potential exposure to noisy or unfiltered </w:t>
-      </w:r>
-      <w:proofErr w:type="gramStart"/>
-      <w:r>
-        <w:t>content .</w:t>
-      </w:r>
-      <w:proofErr w:type="gramEnd"/>
-      <w:r>
-        <w:t xml:space="preserve"> Additionally, while Flamingo excels in general multimodal tasks, it is not explicitly optimized for domain-critical applications like medical report generation, where precision, interpretability, and clinical correctness are essential.</w:t>
-      </w:r>
-    </w:p>
-    <w:p>
-      <w:pPr>
-        <w:pStyle w:val="ListParagraph"/>
-        <w:spacing w:before="100" w:beforeAutospacing="1" w:after="100" w:afterAutospacing="1" w:line="240" w:lineRule="auto"/>
-        <w:ind w:left="1080"/>
-      </w:pPr>
-    </w:p>
-    <w:p>
-      <w:pPr>
-        <w:pStyle w:val="ListParagraph"/>
-        <w:spacing w:before="100" w:beforeAutospacing="1" w:after="100" w:afterAutospacing="1" w:line="240" w:lineRule="auto"/>
-        <w:ind w:left="1080"/>
-      </w:pPr>
-      <w:r>
-        <w:t>Overall, Flamingo represents a significant advancement in multimodal AI by introducing a scalable and flexible framework for few-shot learning. It bridges the gap between vision and language through unified prompting, laying the foundation for modern multimodal LLMs. At the same time, its limitations in domain-specific accuracy highlight the need for specialized adaptations when applying such models to high-stakes fields like healthcare.</w:t>
+        <w:t xml:space="preserve">Despite its strong performance, BLIP has limitations when considered in the context of radiology report generation. The model is trained on general-domain web data, which lacks clinical specificity and may introduce semantic noise or bias. While </w:t>
+      </w:r>
+      <w:proofErr w:type="spellStart"/>
+      <w:r>
+        <w:t>CapFilt</w:t>
+      </w:r>
+      <w:proofErr w:type="spellEnd"/>
+      <w:r>
+        <w:t xml:space="preserve"> improves data quality, it does not enforce clinical correctness or domain grounding, which are critical in medical applications. Additionally, BLIP does not explicitly address hallucination or class imbalance, both of which are central challenges in medical report generation. Therefore, while BLIP provides a strong foundation for multimodal alignment and generation, extending it to healthcare requires incorporating domain-specific constraints, structured medical knowledge, and imbalance-aware learning mechanisms.</w:t>
       </w:r>
     </w:p>
     <w:p>
@@ -2704,7 +2647,39 @@
           <w:b/>
           <w:bCs/>
         </w:rPr>
-        <w:t>“BLIP: Bootstrapping Language-Image Pre-training for Unified Vision-Language Understanding and Generation”</w:t>
+        <w:t>“</w:t>
+      </w:r>
+      <w:proofErr w:type="spellStart"/>
+      <w:r>
+        <w:rPr>
+          <w:b/>
+          <w:bCs/>
+        </w:rPr>
+        <w:t>ClinicalBERT</w:t>
+      </w:r>
+      <w:proofErr w:type="spellEnd"/>
+      <w:r>
+        <w:rPr>
+          <w:b/>
+          <w:bCs/>
+        </w:rPr>
+        <w:t xml:space="preserve">: </w:t>
+      </w:r>
+      <w:proofErr w:type="spellStart"/>
+      <w:r>
+        <w:rPr>
+          <w:b/>
+          <w:bCs/>
+        </w:rPr>
+        <w:t>Modeling</w:t>
+      </w:r>
+      <w:proofErr w:type="spellEnd"/>
+      <w:r>
+        <w:rPr>
+          <w:b/>
+          <w:bCs/>
+        </w:rPr>
+        <w:t xml:space="preserve"> Clinical Notes and Predicting Hospital Readmission”</w:t>
       </w:r>
     </w:p>
     <w:p>
@@ -2714,7 +2689,23 @@
         <w:ind w:left="1080"/>
       </w:pPr>
       <w:r>
-        <w:t xml:space="preserve">Li et al. (2022) propose BLIP, a unified vision-language pre-training (VLP) framework designed to bridge the gap between understanding-based tasks (e.g., retrieval) and generation-based tasks (e.g., captioning). Unlike prior models that specialize in one paradigm, BLIP introduces a Multimodal Mixture of Encoder-Decoder (MED) architecture that can flexibly function as a unimodal encoder, an image-grounded text encoder, or an image-grounded text decoder. The model is jointly trained using three objectives: image-text contrastive learning (ITC) for alignment, image-text matching (ITM) for fine-grained correspondence, and language </w:t>
+        <w:t xml:space="preserve">Huang et al. (2020) propose </w:t>
+      </w:r>
+      <w:proofErr w:type="spellStart"/>
+      <w:r>
+        <w:t>ClinicalBERT</w:t>
+      </w:r>
+      <w:proofErr w:type="spellEnd"/>
+      <w:r>
+        <w:t xml:space="preserve">, a domain-adapted version of BERT designed to model unstructured clinical notes for healthcare prediction tasks. While standard BERT is trained on general corpora like Wikipedia, </w:t>
+      </w:r>
+      <w:proofErr w:type="spellStart"/>
+      <w:r>
+        <w:t>ClinicalBERT</w:t>
+      </w:r>
+      <w:proofErr w:type="spellEnd"/>
+      <w:r>
+        <w:t xml:space="preserve"> is pre-trained on clinical text (MIMIC-III dataset) to capture medical terminology, abbreviations, and long-range dependencies inherent in clinical narratives. The model leverages the standard Transformer encoder with self-attention, trained using masked language </w:t>
       </w:r>
       <w:proofErr w:type="spellStart"/>
       <w:r>
@@ -2722,7 +2713,11 @@
       </w:r>
       <w:proofErr w:type="spellEnd"/>
       <w:r>
-        <w:t xml:space="preserve"> (LM) for generation, enabling a single model to handle diverse multimodal tasks effectively.</w:t>
+        <w:t xml:space="preserve"> (MLM) and next sentence prediction (NSP) objectives, </w:t>
+      </w:r>
+      <w:r>
+        <w:lastRenderedPageBreak/>
+        <w:t>and is fine-tuned for downstream tasks such as 30-day hospital readmission prediction using the [CLS] token representation.</w:t>
       </w:r>
     </w:p>
     <w:p>
@@ -2738,36 +2733,45 @@
         <w:spacing w:before="100" w:beforeAutospacing="1" w:after="100" w:afterAutospacing="1" w:line="240" w:lineRule="auto"/>
         <w:ind w:left="1080"/>
       </w:pPr>
-      <w:r>
-        <w:t>A key contribution of BLIP is its Captioning and Filtering (</w:t>
-      </w:r>
-      <w:proofErr w:type="spellStart"/>
-      <w:r>
-        <w:t>CapFilt</w:t>
-      </w:r>
-      <w:proofErr w:type="spellEnd"/>
-      <w:r>
-        <w:t xml:space="preserve">) mechanism, which addresses the issue of noisy web-scale image-text data. Instead of relying solely on </w:t>
-      </w:r>
-      <w:r>
-        <w:lastRenderedPageBreak/>
-        <w:t xml:space="preserve">raw captions, BLIP uses a captioner to generate synthetic descriptions and a filter to remove noisy pairs, resulting in a cleaner and more informative training dataset. This approach significantly improves performance across tasks. For instance, BLIP achieves +2.7% improvement in average Recall@1 for image-text retrieval, +2.8% </w:t>
-      </w:r>
-      <w:proofErr w:type="spellStart"/>
-      <w:r>
-        <w:t>CIDEr</w:t>
-      </w:r>
-      <w:proofErr w:type="spellEnd"/>
-      <w:r>
-        <w:t xml:space="preserve"> score in image captioning, and +1.6% gain in VQA accuracy compared to prior methods. On COCO captioning, BLIP reaches </w:t>
-      </w:r>
-      <w:proofErr w:type="spellStart"/>
-      <w:r>
-        <w:t>CIDEr</w:t>
-      </w:r>
-      <w:proofErr w:type="spellEnd"/>
-      <w:r>
-        <w:t xml:space="preserve"> 129.7 and BLEU-4 ≈ 38.6, outperforming models trained on similar-scale data, while also demonstrating strong zero-shot generalization to video-language tasks.</w:t>
+      <w:proofErr w:type="spellStart"/>
+      <w:r>
+        <w:t>ClinicalBERT</w:t>
+      </w:r>
+      <w:proofErr w:type="spellEnd"/>
+      <w:r>
+        <w:t xml:space="preserve"> demonstrates strong empirical performance across both language </w:t>
+      </w:r>
+      <w:proofErr w:type="spellStart"/>
+      <w:r>
+        <w:t>modeling</w:t>
+      </w:r>
+      <w:proofErr w:type="spellEnd"/>
+      <w:r>
+        <w:t xml:space="preserve"> and clinical prediction tasks. As shown in the table on page 4, it significantly outperforms vanilla BERT in clinical language </w:t>
+      </w:r>
+      <w:proofErr w:type="spellStart"/>
+      <w:r>
+        <w:t>modeling</w:t>
+      </w:r>
+      <w:proofErr w:type="spellEnd"/>
+      <w:r>
+        <w:t xml:space="preserve"> with MLM accuracy 0.857 vs 0.495 and NSP accuracy 0.994 vs 0.539, highlighting the importance of domain-specific pre-training. In downstream evaluation, </w:t>
+      </w:r>
+      <w:proofErr w:type="spellStart"/>
+      <w:r>
+        <w:t>ClinicalBERT</w:t>
+      </w:r>
+      <w:proofErr w:type="spellEnd"/>
+      <w:r>
+        <w:t xml:space="preserve"> achieves AUROC 0.714, AUPRC 0.701, and Recall@80% Precision (RP80) = 0.242 for readmission prediction using discharge summaries, outperforming baselines including bag-of-words, Bi-LSTM, and standard BERT (Table on page 5). Additionally, it captures clinically meaningful relationships, achieving a Pearson correlation of 0.670 with physician-annotated concept similarity, surpassing Word2Vec (0.553) and </w:t>
+      </w:r>
+      <w:proofErr w:type="spellStart"/>
+      <w:r>
+        <w:t>FastText</w:t>
+      </w:r>
+      <w:proofErr w:type="spellEnd"/>
+      <w:r>
+        <w:t xml:space="preserve"> (0.487), indicating superior semantic understanding of medical concepts.</w:t>
       </w:r>
     </w:p>
     <w:p>
@@ -2784,15 +2788,23 @@
         <w:ind w:left="1080"/>
       </w:pPr>
       <w:r>
-        <w:t xml:space="preserve">Despite its strong performance, BLIP has limitations when considered in the context of radiology report generation. The model is trained on general-domain web data, which lacks clinical specificity and may introduce semantic noise or bias. While </w:t>
-      </w:r>
-      <w:proofErr w:type="spellStart"/>
-      <w:r>
-        <w:t>CapFilt</w:t>
-      </w:r>
-      <w:proofErr w:type="spellEnd"/>
-      <w:r>
-        <w:t xml:space="preserve"> improves data quality, it does not enforce clinical correctness or domain grounding, which are critical in medical applications. Additionally, BLIP does not explicitly address hallucination or class imbalance, both of which are central challenges in medical report generation. Therefore, while BLIP provides a strong foundation for multimodal alignment and generation, extending it to healthcare requires incorporating domain-specific constraints, structured medical knowledge, and imbalance-aware learning mechanisms.</w:t>
+        <w:t xml:space="preserve">However, </w:t>
+      </w:r>
+      <w:proofErr w:type="spellStart"/>
+      <w:r>
+        <w:t>ClinicalBERT</w:t>
+      </w:r>
+      <w:proofErr w:type="spellEnd"/>
+      <w:r>
+        <w:t xml:space="preserve"> has limitations when applied to broader medical AI tasks such as radiology report generation. The model focuses primarily on text-only clinical notes, without incorporating multimodal inputs like medical images, which are crucial in radiology settings. Additionally, while it improves prediction accuracy, it does not explicitly address hallucination, uncertainty quantification, or structured report generation, which are critical in clinical decision-making. The reliance on a single dataset (MIMIC-III) also raises concerns about generalizability across institutions, as noted in the discussion. Thus, while </w:t>
+      </w:r>
+      <w:proofErr w:type="spellStart"/>
+      <w:r>
+        <w:t>ClinicalBERT</w:t>
+      </w:r>
+      <w:proofErr w:type="spellEnd"/>
+      <w:r>
+        <w:t xml:space="preserve"> is a strong foundation for clinical NLP, extending it to multimodal and high-stakes generative tasks requires integration with vision models, domain constraints, and reliability mechanisms.</w:t>
       </w:r>
     </w:p>
     <w:p>
@@ -2818,39 +2830,7 @@
           <w:b/>
           <w:bCs/>
         </w:rPr>
-        <w:t>“</w:t>
-      </w:r>
-      <w:proofErr w:type="spellStart"/>
-      <w:r>
-        <w:rPr>
-          <w:b/>
-          <w:bCs/>
-        </w:rPr>
-        <w:t>ClinicalBERT</w:t>
-      </w:r>
-      <w:proofErr w:type="spellEnd"/>
-      <w:r>
-        <w:rPr>
-          <w:b/>
-          <w:bCs/>
-        </w:rPr>
-        <w:t xml:space="preserve">: </w:t>
-      </w:r>
-      <w:proofErr w:type="spellStart"/>
-      <w:r>
-        <w:rPr>
-          <w:b/>
-          <w:bCs/>
-        </w:rPr>
-        <w:t>Modeling</w:t>
-      </w:r>
-      <w:proofErr w:type="spellEnd"/>
-      <w:r>
-        <w:rPr>
-          <w:b/>
-          <w:bCs/>
-        </w:rPr>
-        <w:t xml:space="preserve"> Clinical Notes and Predicting Hospital Readmission”</w:t>
+        <w:t>“Distribution-Balanced Loss for Multi-Label Classification in Long-Tailed Datasets”</w:t>
       </w:r>
     </w:p>
     <w:p>
@@ -2860,31 +2840,7 @@
         <w:ind w:left="1080"/>
       </w:pPr>
       <w:r>
-        <w:t xml:space="preserve">Huang et al. (2020) propose </w:t>
-      </w:r>
-      <w:proofErr w:type="spellStart"/>
-      <w:r>
-        <w:t>ClinicalBERT</w:t>
-      </w:r>
-      <w:proofErr w:type="spellEnd"/>
-      <w:r>
-        <w:t xml:space="preserve">, a domain-adapted version of BERT designed to model unstructured clinical notes for healthcare prediction tasks. While standard BERT is trained on general corpora like Wikipedia, </w:t>
-      </w:r>
-      <w:proofErr w:type="spellStart"/>
-      <w:r>
-        <w:t>ClinicalBERT</w:t>
-      </w:r>
-      <w:proofErr w:type="spellEnd"/>
-      <w:r>
-        <w:t xml:space="preserve"> is pre-trained on clinical text (MIMIC-III dataset) to capture medical terminology, abbreviations, and long-range dependencies inherent in clinical narratives. The model leverages the standard Transformer encoder with self-attention, trained using masked language </w:t>
-      </w:r>
-      <w:proofErr w:type="spellStart"/>
-      <w:r>
-        <w:t>modeling</w:t>
-      </w:r>
-      <w:proofErr w:type="spellEnd"/>
-      <w:r>
-        <w:t xml:space="preserve"> (MLM) and next sentence prediction (NSP) objectives, and is fine-tuned for downstream tasks such as 30-day hospital readmission prediction using the [CLS] token representation.</w:t>
+        <w:t>Wu et al. (2020) propose a novel Distribution-Balanced Loss (DB Loss) to address the challenges of multi-label classification under long-tailed data distributions, where some classes are highly underrepresented. Unlike standard classification, multi-label settings suffer from two key issues: label co-occurrence (multiple labels per instance) and the dominance of negative labels, which bias learning when using binary cross-entropy (BCE). The authors introduce DB Loss as a modification of BCE that incorporates re-balanced weighting and negative-tolerant regularization (NTR) to correct these biases.</w:t>
       </w:r>
     </w:p>
     <w:p>
@@ -2900,45 +2856,8 @@
         <w:spacing w:before="100" w:beforeAutospacing="1" w:after="100" w:afterAutospacing="1" w:line="240" w:lineRule="auto"/>
         <w:ind w:left="1080"/>
       </w:pPr>
-      <w:proofErr w:type="spellStart"/>
-      <w:r>
-        <w:t>ClinicalBERT</w:t>
-      </w:r>
-      <w:proofErr w:type="spellEnd"/>
-      <w:r>
-        <w:t xml:space="preserve"> demonstrates strong empirical performance across both language </w:t>
-      </w:r>
-      <w:proofErr w:type="spellStart"/>
-      <w:r>
-        <w:t>modeling</w:t>
-      </w:r>
-      <w:proofErr w:type="spellEnd"/>
-      <w:r>
-        <w:t xml:space="preserve"> and clinical prediction tasks. As shown in the table on page 4, it significantly outperforms vanilla BERT in clinical language </w:t>
-      </w:r>
-      <w:proofErr w:type="spellStart"/>
-      <w:r>
-        <w:t>modeling</w:t>
-      </w:r>
-      <w:proofErr w:type="spellEnd"/>
-      <w:r>
-        <w:t xml:space="preserve"> with MLM accuracy 0.857 vs 0.495 and NSP accuracy 0.994 vs 0.539, highlighting the importance of domain-specific pre-training. In downstream evaluation, </w:t>
-      </w:r>
-      <w:proofErr w:type="spellStart"/>
-      <w:r>
-        <w:t>ClinicalBERT</w:t>
-      </w:r>
-      <w:proofErr w:type="spellEnd"/>
-      <w:r>
-        <w:t xml:space="preserve"> achieves AUROC 0.714, AUPRC 0.701, and Recall@80% Precision (RP80) = 0.242 for readmission prediction using discharge summaries, outperforming baselines including bag-of-words, Bi-LSTM, and standard BERT (Table on page 5). Additionally, it captures clinically meaningful relationships, achieving a Pearson correlation of 0.670 with physician-annotated concept similarity, surpassing Word2Vec (0.553) and </w:t>
-      </w:r>
-      <w:proofErr w:type="spellStart"/>
-      <w:r>
-        <w:t>FastText</w:t>
-      </w:r>
-      <w:proofErr w:type="spellEnd"/>
-      <w:r>
-        <w:t xml:space="preserve"> (0.487), indicating superior semantic understanding of medical concepts.</w:t>
+      <w:r>
+        <w:t>The first component, re-balanced weighting, adjusts class contributions by accounting for label co-occurrence, which traditional re-weighting methods ignore. As explained in Figure 2 (page 4), simple re-sampling does not truly balance class distributions because co-occurring labels distort sampling frequencies, leading to inner-class imbalance. The proposed method computes a weight that aligns the expected vs. actual sampling probability for each class-instance pair, ensuring fairer representation during training. The second component, negative-tolerant regularization, addresses the issue where BCE excessively suppresses negative labels. As shown in Figure 3 (page 6), BCE continuously pushes negative logits downward due to independent sigmoid outputs, harming generalization. NTR introduces a margin and scaling factor to prevent over-suppression, allowing better learning for rare (tail) classes.</w:t>
       </w:r>
     </w:p>
     <w:p>
@@ -2955,29 +2874,57 @@
         <w:ind w:left="1080"/>
       </w:pPr>
       <w:r>
-        <w:t xml:space="preserve">However, </w:t>
-      </w:r>
-      <w:proofErr w:type="spellStart"/>
-      <w:r>
-        <w:t>ClinicalBERT</w:t>
-      </w:r>
-      <w:proofErr w:type="spellEnd"/>
-      <w:r>
-        <w:t xml:space="preserve"> has limitations when applied to broader medical AI tasks such as radiology report generation. The model focuses primarily on text-only clinical notes, without incorporating multimodal inputs like medical images, which are crucial in radiology settings. Additionally, while it improves prediction accuracy, it does not explicitly address hallucination, uncertainty quantification, or structured report generation, which are critical in clinical decision-making. The reliance on a single dataset (MIMIC-III) also raises concerns about generalizability across </w:t>
-      </w:r>
-      <w:r>
-        <w:lastRenderedPageBreak/>
-        <w:t xml:space="preserve">institutions, as noted in the discussion. Thus, while </w:t>
-      </w:r>
-      <w:proofErr w:type="spellStart"/>
-      <w:r>
-        <w:t>ClinicalBERT</w:t>
-      </w:r>
-      <w:proofErr w:type="spellEnd"/>
-      <w:r>
-        <w:t xml:space="preserve"> is a strong foundation for clinical NLP, extending it to multimodal and high-stakes generative tasks requires integration with vision models, domain constraints, and reliability mechanisms.</w:t>
-      </w:r>
-    </w:p>
+        <w:t xml:space="preserve">Empirically, DB Loss achieves strong improvements on long-tailed benchmarks. From Table 1 (page 10), the method achieves 78.94 </w:t>
+      </w:r>
+      <w:proofErr w:type="spellStart"/>
+      <w:r>
+        <w:t>mAP</w:t>
+      </w:r>
+      <w:proofErr w:type="spellEnd"/>
+      <w:r>
+        <w:t xml:space="preserve"> on VOC-MLT and 53.55 </w:t>
+      </w:r>
+      <w:proofErr w:type="spellStart"/>
+      <w:r>
+        <w:t>mAP</w:t>
+      </w:r>
+      <w:proofErr w:type="spellEnd"/>
+      <w:r>
+        <w:t xml:space="preserve"> on COCO-MLT, outperforming baselines such as Focal Loss, class-balanced loss, and re-sampling techniques. Notably, performance gains are most significant for tail classes, where DB Loss improves </w:t>
+      </w:r>
+      <w:proofErr w:type="spellStart"/>
+      <w:r>
+        <w:t>mAP</w:t>
+      </w:r>
+      <w:proofErr w:type="spellEnd"/>
+      <w:r>
+        <w:t xml:space="preserve"> by up to ~2.5%, demonstrating its effectiveness in handling class imbalance. Ablation studies (pages 11–12) further confirm that re-balanced weighting improves all class groups, while NTR specifically boosts tail-class generalization.</w:t>
+      </w:r>
+    </w:p>
+    <w:p>
+      <w:pPr>
+        <w:pStyle w:val="ListParagraph"/>
+        <w:spacing w:before="100" w:beforeAutospacing="1" w:after="100" w:afterAutospacing="1" w:line="240" w:lineRule="auto"/>
+        <w:ind w:left="1080"/>
+      </w:pPr>
+    </w:p>
+    <w:p>
+      <w:pPr>
+        <w:pStyle w:val="ListParagraph"/>
+        <w:spacing w:before="100" w:beforeAutospacing="1" w:after="100" w:afterAutospacing="1" w:line="240" w:lineRule="auto"/>
+        <w:ind w:left="1080"/>
+      </w:pPr>
+      <w:r>
+        <w:t>However, the method has limitations. It is designed specifically for multi-label classification and does not directly extend to sequence generation or multimodal tasks like radiology report generation. Additionally, the approach introduces multiple hyperparameters (α, β, λ, κ), requiring careful tuning across datasets. While it improves representation learning, it does not address semantic consistency, hallucination, or interpretability, which are critical in medical AI systems. Therefore, while DB Loss is a strong solution for class imbalance, integrating it into broader pipelines would require combining it with architectural innovations and domain-specific constraints.</w:t>
+      </w:r>
+    </w:p>
+    <w:p>
+      <w:pPr>
+        <w:pStyle w:val="ListParagraph"/>
+        <w:ind w:left="1080"/>
+      </w:pPr>
+    </w:p>
+    <w:p/>
     <w:p>
       <w:pPr>
         <w:pStyle w:val="ListParagraph"/>
@@ -3001,101 +2948,74 @@
           <w:b/>
           <w:bCs/>
         </w:rPr>
-        <w:t>“Distribution-Balanced Loss for Multi-Label Classification in Long-Tailed Datasets”</w:t>
-      </w:r>
-    </w:p>
-    <w:p>
-      <w:pPr>
-        <w:pStyle w:val="ListParagraph"/>
-        <w:spacing w:before="100" w:beforeAutospacing="1" w:after="100" w:afterAutospacing="1" w:line="240" w:lineRule="auto"/>
-        <w:ind w:left="1080"/>
-      </w:pPr>
-      <w:r>
-        <w:t>Wu et al. (2020) propose a novel Distribution-Balanced Loss (DB Loss) to address the challenges of multi-label classification under long-tailed data distributions, where some classes are highly underrepresented. Unlike standard classification, multi-label settings suffer from two key issues: label co-occurrence (multiple labels per instance) and the dominance of negative labels, which bias learning when using binary cross-entropy (BCE). The authors introduce DB Loss as a modification of BCE that incorporates re-balanced weighting and negative-tolerant regularization (NTR) to correct these biases.</w:t>
-      </w:r>
-    </w:p>
-    <w:p>
-      <w:pPr>
-        <w:pStyle w:val="ListParagraph"/>
-        <w:spacing w:before="100" w:beforeAutospacing="1" w:after="100" w:afterAutospacing="1" w:line="240" w:lineRule="auto"/>
-        <w:ind w:left="1080"/>
-      </w:pPr>
-    </w:p>
-    <w:p>
-      <w:pPr>
-        <w:pStyle w:val="ListParagraph"/>
-        <w:spacing w:before="100" w:beforeAutospacing="1" w:after="100" w:afterAutospacing="1" w:line="240" w:lineRule="auto"/>
-        <w:ind w:left="1080"/>
-      </w:pPr>
-      <w:r>
-        <w:t>The first component, re-balanced weighting, adjusts class contributions by accounting for label co-occurrence, which traditional re-weighting methods ignore. As explained in Figure 2 (page 4), simple re-sampling does not truly balance class distributions because co-occurring labels distort sampling frequencies, leading to inner-class imbalance. The proposed method computes a weight that aligns the expected vs. actual sampling probability for each class-instance pair, ensuring fairer representation during training. The second component, negative-tolerant regularization, addresses the issue where BCE excessively suppresses negative labels. As shown in Figure 3 (page 6), BCE continuously pushes negative logits downward due to independent sigmoid outputs, harming generalization. NTR introduces a margin and scaling factor to prevent over-suppression, allowing better learning for rare (tail) classes.</w:t>
-      </w:r>
-    </w:p>
-    <w:p>
-      <w:pPr>
-        <w:pStyle w:val="ListParagraph"/>
-        <w:spacing w:before="100" w:beforeAutospacing="1" w:after="100" w:afterAutospacing="1" w:line="240" w:lineRule="auto"/>
-        <w:ind w:left="1080"/>
-      </w:pPr>
-    </w:p>
-    <w:p>
-      <w:pPr>
-        <w:pStyle w:val="ListParagraph"/>
-        <w:spacing w:before="100" w:beforeAutospacing="1" w:after="100" w:afterAutospacing="1" w:line="240" w:lineRule="auto"/>
-        <w:ind w:left="1080"/>
-      </w:pPr>
-      <w:r>
-        <w:t xml:space="preserve">Empirically, DB Loss achieves strong improvements on long-tailed benchmarks. From Table 1 (page 10), the method achieves 78.94 </w:t>
-      </w:r>
-      <w:proofErr w:type="spellStart"/>
-      <w:r>
-        <w:t>mAP</w:t>
-      </w:r>
-      <w:proofErr w:type="spellEnd"/>
-      <w:r>
-        <w:t xml:space="preserve"> on VOC-MLT and 53.55 </w:t>
-      </w:r>
-      <w:proofErr w:type="spellStart"/>
-      <w:r>
-        <w:t>mAP</w:t>
-      </w:r>
-      <w:proofErr w:type="spellEnd"/>
-      <w:r>
-        <w:t xml:space="preserve"> on COCO-MLT, outperforming baselines such as Focal Loss, class-balanced loss, and re-sampling techniques. Notably, performance gains are most significant for tail classes, where DB Loss improves </w:t>
-      </w:r>
-      <w:proofErr w:type="spellStart"/>
-      <w:r>
-        <w:t>mAP</w:t>
-      </w:r>
-      <w:proofErr w:type="spellEnd"/>
-      <w:r>
-        <w:t xml:space="preserve"> by up to ~2.5%, demonstrating its effectiveness in handling class imbalance. Ablation studies (pages 11–12) further confirm that re-balanced weighting improves all class groups, while NTR specifically boosts tail-class generalization.</w:t>
-      </w:r>
-    </w:p>
-    <w:p>
-      <w:pPr>
-        <w:pStyle w:val="ListParagraph"/>
-        <w:spacing w:before="100" w:beforeAutospacing="1" w:after="100" w:afterAutospacing="1" w:line="240" w:lineRule="auto"/>
-        <w:ind w:left="1080"/>
-      </w:pPr>
-    </w:p>
-    <w:p>
-      <w:pPr>
-        <w:pStyle w:val="ListParagraph"/>
-        <w:spacing w:before="100" w:beforeAutospacing="1" w:after="100" w:afterAutospacing="1" w:line="240" w:lineRule="auto"/>
-        <w:ind w:left="1080"/>
-      </w:pPr>
-      <w:r>
-        <w:t>However, the method has limitations. It is designed specifically for multi-label classification and does not directly extend to sequence generation or multimodal tasks like radiology report generation. Additionally, the approach introduces multiple hyperparameters (α, β, λ, κ), requiring careful tuning across datasets. While it improves representation learning, it does not address semantic consistency, hallucination, or interpretability, which are critical in medical AI systems. Therefore, while DB Loss is a strong solution for class imbalance, integrating it into broader pipelines would require combining it with architectural innovations and domain-specific constraints.</w:t>
-      </w:r>
-    </w:p>
-    <w:p>
-      <w:pPr>
-        <w:pStyle w:val="ListParagraph"/>
-        <w:ind w:left="1080"/>
-      </w:pPr>
-    </w:p>
-    <w:p/>
+        <w:t>“</w:t>
+      </w:r>
+      <w:r>
+        <w:rPr>
+          <w:b/>
+          <w:bCs/>
+        </w:rPr>
+        <w:t xml:space="preserve">Learning Transferable Visual Models </w:t>
+      </w:r>
+      <w:proofErr w:type="gramStart"/>
+      <w:r>
+        <w:rPr>
+          <w:b/>
+          <w:bCs/>
+        </w:rPr>
+        <w:t>From</w:t>
+      </w:r>
+      <w:proofErr w:type="gramEnd"/>
+      <w:r>
+        <w:rPr>
+          <w:b/>
+          <w:bCs/>
+        </w:rPr>
+        <w:t xml:space="preserve"> Natural Language Supervision”</w:t>
+      </w:r>
+    </w:p>
+    <w:p>
+      <w:pPr>
+        <w:ind w:left="1080"/>
+        <w:rPr>
+          <w:lang w:eastAsia="en-AU"/>
+        </w:rPr>
+      </w:pPr>
+      <w:r>
+        <w:rPr>
+          <w:lang w:eastAsia="en-AU"/>
+        </w:rPr>
+        <w:t>Radford et al. (2021) introduced CLIP, a vision-language model trained on 400 million image-text pairs using contrastive learning. Unlike traditional supervised models, CLIP learns a shared embedding space between images and text, allowing it to perform zero-shot classification using natural language prompts. The model uses separate image and text encoders and maximises similarity between matching image-text pairs while minimising incorrect matches, enabling strong multimodal representation learning across many vision tasks.</w:t>
+      </w:r>
+    </w:p>
+    <w:p>
+      <w:pPr>
+        <w:ind w:left="1080"/>
+        <w:rPr>
+          <w:lang w:eastAsia="en-AU"/>
+        </w:rPr>
+      </w:pPr>
+      <w:r>
+        <w:rPr>
+          <w:lang w:eastAsia="en-AU"/>
+        </w:rPr>
+        <w:t xml:space="preserve">CLIP achieved strong zero-shot performance across more than 30 benchmark datasets and matched the accuracy of a supervised ResNet-50 on ImageNet without using ImageNet labels. The best CLIP model achieved 76.2% </w:t>
+      </w:r>
+      <w:proofErr w:type="gramStart"/>
+      <w:r>
+        <w:rPr>
+          <w:lang w:eastAsia="en-AU"/>
+        </w:rPr>
+        <w:t>top-1</w:t>
+      </w:r>
+      <w:proofErr w:type="gramEnd"/>
+      <w:r>
+        <w:rPr>
+          <w:lang w:eastAsia="en-AU"/>
+        </w:rPr>
+        <w:t xml:space="preserve"> accuracy on ImageNet zero-shot classification, comparable to the original ResNet-50 trained fully supervised on ImageNet. The paper demonstrated that contrastive image-text pretraining produces highly transferable visual features. However, CLIP performed weaker on specialised medical tasks, highlighting the need for domain-specific medical vision-language models with stronger clinical grounding and interpretability for radiology report generation.</w:t>
+      </w:r>
+    </w:p>
     <w:p>
       <w:pPr>
         <w:pStyle w:val="ListParagraph"/>
@@ -3110,88 +3030,195 @@
           <w:numId w:val="3"/>
         </w:numPr>
         <w:rPr>
-          <w:b/>
-          <w:bCs/>
-        </w:rPr>
-      </w:pPr>
-      <w:r>
-        <w:rPr>
-          <w:b/>
-          <w:bCs/>
+          <w:lang w:eastAsia="en-AU"/>
+        </w:rPr>
+      </w:pPr>
+      <w:r>
+        <w:rPr>
+          <w:b/>
+          <w:bCs/>
+        </w:rPr>
+        <w:t>“</w:t>
+      </w:r>
+      <w:proofErr w:type="spellStart"/>
+      <w:r>
+        <w:rPr>
+          <w:b/>
+          <w:bCs/>
+        </w:rPr>
+        <w:t>MediVLM</w:t>
+      </w:r>
+      <w:proofErr w:type="spellEnd"/>
+      <w:r>
+        <w:rPr>
+          <w:b/>
+          <w:bCs/>
+        </w:rPr>
+        <w:t>: A Vision Language Model for Radiology Report Generation from Medical Images”</w:t>
+      </w:r>
+    </w:p>
+    <w:p>
+      <w:pPr>
+        <w:pStyle w:val="ListParagraph"/>
+        <w:ind w:left="1080"/>
+        <w:rPr>
+          <w:lang w:eastAsia="en-AU"/>
+        </w:rPr>
+      </w:pPr>
+      <w:r>
+        <w:rPr>
+          <w:lang w:eastAsia="en-AU"/>
+        </w:rPr>
+        <w:t xml:space="preserve">Goswami et al. (2025) proposed </w:t>
+      </w:r>
+      <w:proofErr w:type="spellStart"/>
+      <w:r>
+        <w:rPr>
+          <w:lang w:eastAsia="en-AU"/>
+        </w:rPr>
+        <w:t>MediVLM</w:t>
+      </w:r>
+      <w:proofErr w:type="spellEnd"/>
+      <w:r>
+        <w:rPr>
+          <w:lang w:eastAsia="en-AU"/>
+        </w:rPr>
+        <w:t>, a vision-language model designed for radiology report generation using both visual and textual alignment. The framework combines Faster R-CNN for extracting salient anatomical regions, CLIP-</w:t>
+      </w:r>
+      <w:proofErr w:type="spellStart"/>
+      <w:r>
+        <w:rPr>
+          <w:lang w:eastAsia="en-AU"/>
+        </w:rPr>
+        <w:t>ViT</w:t>
+      </w:r>
+      <w:proofErr w:type="spellEnd"/>
+      <w:r>
+        <w:rPr>
+          <w:lang w:eastAsia="en-AU"/>
+        </w:rPr>
+        <w:t xml:space="preserve"> as the image encoder, </w:t>
+      </w:r>
+      <w:proofErr w:type="spellStart"/>
+      <w:r>
+        <w:rPr>
+          <w:lang w:eastAsia="en-AU"/>
+        </w:rPr>
+        <w:t>ClinicalBERT</w:t>
+      </w:r>
+      <w:proofErr w:type="spellEnd"/>
+      <w:r>
+        <w:rPr>
+          <w:lang w:eastAsia="en-AU"/>
+        </w:rPr>
+        <w:t xml:space="preserve"> as the text encoder, cross-attention fusion, and a GPT-</w:t>
+      </w:r>
+      <w:r>
+        <w:rPr>
+          <w:lang w:eastAsia="en-AU"/>
         </w:rPr>
         <w:lastRenderedPageBreak/>
-        <w:t>“</w:t>
-      </w:r>
-      <w:r>
-        <w:rPr>
-          <w:b/>
-          <w:bCs/>
-        </w:rPr>
-        <w:t xml:space="preserve">Learning Transferable Visual Models </w:t>
-      </w:r>
-      <w:proofErr w:type="gramStart"/>
-      <w:r>
-        <w:rPr>
-          <w:b/>
-          <w:bCs/>
-        </w:rPr>
-        <w:t>From</w:t>
-      </w:r>
-      <w:proofErr w:type="gramEnd"/>
-      <w:r>
-        <w:rPr>
-          <w:b/>
-          <w:bCs/>
-        </w:rPr>
-        <w:t xml:space="preserve"> Natural Language Supervision”</w:t>
-      </w:r>
-    </w:p>
-    <w:p>
-      <w:pPr>
-        <w:ind w:left="1080"/>
-        <w:rPr>
-          <w:lang w:eastAsia="en-AU"/>
-        </w:rPr>
-      </w:pPr>
-      <w:r>
-        <w:rPr>
-          <w:lang w:eastAsia="en-AU"/>
-        </w:rPr>
-        <w:t>Radford et al. (2021) introduced CLIP, a vision-language model trained on 400 million image-text pairs using contrastive learning. Unlike traditional supervised models, CLIP learns a shared embedding space between images and text, allowing it to perform zero-shot classification using natural language prompts. The model uses separate image and text encoders and maximises similarity between matching image-text pairs while minimising incorrect matches, enabling strong multimodal representation learning across many vision tasks.</w:t>
-      </w:r>
-    </w:p>
-    <w:p>
-      <w:pPr>
-        <w:ind w:left="1080"/>
-        <w:rPr>
-          <w:lang w:eastAsia="en-AU"/>
-        </w:rPr>
-      </w:pPr>
-      <w:r>
-        <w:rPr>
-          <w:lang w:eastAsia="en-AU"/>
-        </w:rPr>
-        <w:t xml:space="preserve">CLIP achieved strong zero-shot performance across more than 30 benchmark datasets and matched the accuracy of a supervised ResNet-50 on ImageNet without using ImageNet labels. The best CLIP model achieved 76.2% </w:t>
-      </w:r>
-      <w:proofErr w:type="gramStart"/>
-      <w:r>
-        <w:rPr>
-          <w:lang w:eastAsia="en-AU"/>
-        </w:rPr>
-        <w:t>top-1</w:t>
-      </w:r>
-      <w:proofErr w:type="gramEnd"/>
-      <w:r>
-        <w:rPr>
-          <w:lang w:eastAsia="en-AU"/>
-        </w:rPr>
-        <w:t xml:space="preserve"> accuracy on ImageNet zero-shot classification, comparable to the original ResNet-50 trained fully supervised on ImageNet. The paper demonstrated that contrastive image-text pretraining produces highly transferable visual features. However, CLIP performed weaker on specialised medical tasks, highlighting the need for domain-specific medical vision-language models with stronger clinical grounding and interpretability for radiology report generation.</w:t>
-      </w:r>
-    </w:p>
-    <w:p>
-      <w:pPr>
-        <w:pStyle w:val="ListParagraph"/>
-        <w:ind w:left="1080"/>
+        <w:t xml:space="preserve">2 decoder for report generation. Unlike many previous methods, </w:t>
+      </w:r>
+      <w:proofErr w:type="spellStart"/>
+      <w:r>
+        <w:rPr>
+          <w:lang w:eastAsia="en-AU"/>
+        </w:rPr>
+        <w:t>MediVLM</w:t>
+      </w:r>
+      <w:proofErr w:type="spellEnd"/>
+      <w:r>
+        <w:rPr>
+          <w:lang w:eastAsia="en-AU"/>
+        </w:rPr>
+        <w:t xml:space="preserve"> can also operate in an unsupervised setting where no reports are available during training by generating pseudo-reports using BioT5 and contrastive alignment. In addition, the model computes a severity score from generated reports to estimate the seriousness of a patient’s condition. </w:t>
+      </w:r>
+    </w:p>
+    <w:p>
+      <w:pPr>
+        <w:ind w:left="1080"/>
+        <w:rPr>
+          <w:lang w:eastAsia="en-AU"/>
+        </w:rPr>
+      </w:pPr>
+      <w:proofErr w:type="spellStart"/>
+      <w:r>
+        <w:rPr>
+          <w:lang w:eastAsia="en-AU"/>
+        </w:rPr>
+        <w:t>MediVLM</w:t>
+      </w:r>
+      <w:proofErr w:type="spellEnd"/>
+      <w:r>
+        <w:rPr>
+          <w:lang w:eastAsia="en-AU"/>
+        </w:rPr>
+        <w:t xml:space="preserve"> achieved strong results across the IU X-Ray, CASIA-CXR, and MIMIC-CXR datasets. On the IU X-Ray dataset, it achieved BLEU-4 of 0.170, METEOR of 0.194, ROUGE-L of 0.375, and the highest </w:t>
+      </w:r>
+      <w:proofErr w:type="spellStart"/>
+      <w:r>
+        <w:rPr>
+          <w:lang w:eastAsia="en-AU"/>
+        </w:rPr>
+        <w:t>BERTScore</w:t>
+      </w:r>
+      <w:proofErr w:type="spellEnd"/>
+      <w:r>
+        <w:rPr>
+          <w:lang w:eastAsia="en-AU"/>
+        </w:rPr>
+        <w:t xml:space="preserve"> of 0.616, outperforming models such as R2Gen, X-</w:t>
+      </w:r>
+      <w:proofErr w:type="spellStart"/>
+      <w:r>
+        <w:rPr>
+          <w:lang w:eastAsia="en-AU"/>
+        </w:rPr>
+        <w:t>RGen</w:t>
+      </w:r>
+      <w:proofErr w:type="spellEnd"/>
+      <w:r>
+        <w:rPr>
+          <w:lang w:eastAsia="en-AU"/>
+        </w:rPr>
+        <w:t xml:space="preserve">, CMN, and </w:t>
+      </w:r>
+      <w:proofErr w:type="spellStart"/>
+      <w:r>
+        <w:rPr>
+          <w:lang w:eastAsia="en-AU"/>
+        </w:rPr>
+        <w:t>HistGen</w:t>
+      </w:r>
+      <w:proofErr w:type="spellEnd"/>
+      <w:r>
+        <w:rPr>
+          <w:lang w:eastAsia="en-AU"/>
+        </w:rPr>
+        <w:t xml:space="preserve">. On MIMIC-CXR, the model achieved BLEU-4 of 0.123 and ROUGE-L of 0.293, surpassing several transformer-based baselines. The paper showed that selective anatomical patch extraction and </w:t>
+      </w:r>
+      <w:proofErr w:type="spellStart"/>
+      <w:r>
+        <w:rPr>
+          <w:lang w:eastAsia="en-AU"/>
+        </w:rPr>
+        <w:t>ClinicalBERT</w:t>
+      </w:r>
+      <w:proofErr w:type="spellEnd"/>
+      <w:r>
+        <w:rPr>
+          <w:lang w:eastAsia="en-AU"/>
+        </w:rPr>
+        <w:t xml:space="preserve"> embeddings significantly improved factual consistency and clinical relevance, while the unsupervised training setup demonstrated promising results even without paired reports.</w:t>
+      </w:r>
+    </w:p>
+    <w:p>
+      <w:pPr>
+        <w:ind w:left="1080"/>
+        <w:rPr>
+          <w:lang w:eastAsia="en-AU"/>
+        </w:rPr>
       </w:pPr>
     </w:p>
     <w:p>
@@ -3207,119 +3234,98 @@
       </w:pPr>
       <w:r>
         <w:rPr>
-          <w:b/>
-          <w:bCs/>
+          <w:lang w:eastAsia="en-AU"/>
         </w:rPr>
         <w:t>“</w:t>
       </w:r>
-      <w:proofErr w:type="spellStart"/>
-      <w:r>
-        <w:rPr>
-          <w:b/>
-          <w:bCs/>
-        </w:rPr>
-        <w:t>MediVLM</w:t>
-      </w:r>
-      <w:proofErr w:type="spellEnd"/>
-      <w:r>
-        <w:rPr>
-          <w:b/>
-          <w:bCs/>
-        </w:rPr>
-        <w:t>: A Vision Language Model for Radiology Report Generation from Medical Images”</w:t>
-      </w:r>
-    </w:p>
-    <w:p>
-      <w:pPr>
-        <w:pStyle w:val="ListParagraph"/>
-        <w:ind w:left="1080"/>
-        <w:rPr>
-          <w:lang w:eastAsia="en-AU"/>
-        </w:rPr>
-      </w:pPr>
-      <w:r>
-        <w:rPr>
-          <w:lang w:eastAsia="en-AU"/>
-        </w:rPr>
-        <w:t xml:space="preserve">Goswami et al. (2025) proposed </w:t>
-      </w:r>
-      <w:proofErr w:type="spellStart"/>
-      <w:r>
-        <w:rPr>
-          <w:lang w:eastAsia="en-AU"/>
-        </w:rPr>
-        <w:t>MediVLM</w:t>
-      </w:r>
-      <w:proofErr w:type="spellEnd"/>
-      <w:r>
-        <w:rPr>
-          <w:lang w:eastAsia="en-AU"/>
-        </w:rPr>
-        <w:t>, a vision-language model designed for radiology report generation using both visual and textual alignment. The framework combines Faster R-CNN for extracting salient anatomical regions, CLIP-</w:t>
-      </w:r>
-      <w:proofErr w:type="spellStart"/>
-      <w:r>
-        <w:rPr>
-          <w:lang w:eastAsia="en-AU"/>
-        </w:rPr>
-        <w:t>ViT</w:t>
-      </w:r>
-      <w:proofErr w:type="spellEnd"/>
-      <w:r>
-        <w:rPr>
-          <w:lang w:eastAsia="en-AU"/>
-        </w:rPr>
-        <w:t xml:space="preserve"> as the image encoder, </w:t>
-      </w:r>
-      <w:proofErr w:type="spellStart"/>
-      <w:r>
-        <w:rPr>
-          <w:lang w:eastAsia="en-AU"/>
-        </w:rPr>
-        <w:t>ClinicalBERT</w:t>
-      </w:r>
-      <w:proofErr w:type="spellEnd"/>
-      <w:r>
-        <w:rPr>
-          <w:lang w:eastAsia="en-AU"/>
-        </w:rPr>
-        <w:t xml:space="preserve"> as the text encoder, cross-attention fusion, and a GPT-2 decoder for report generation. Unlike many previous methods, </w:t>
-      </w:r>
-      <w:proofErr w:type="spellStart"/>
-      <w:r>
-        <w:rPr>
-          <w:lang w:eastAsia="en-AU"/>
-        </w:rPr>
-        <w:t>MediVLM</w:t>
-      </w:r>
-      <w:proofErr w:type="spellEnd"/>
-      <w:r>
-        <w:rPr>
-          <w:lang w:eastAsia="en-AU"/>
-        </w:rPr>
-        <w:t xml:space="preserve"> can also operate in an unsupervised setting where no reports are available during training by generating pseudo-reports using BioT5 and contrastive alignment. In addition, the model computes a severity score from generated reports to estimate the seriousness of a patient’s condition. </w:t>
-      </w:r>
-    </w:p>
-    <w:p>
-      <w:pPr>
-        <w:ind w:left="1080"/>
-        <w:rPr>
-          <w:lang w:eastAsia="en-AU"/>
-        </w:rPr>
-      </w:pPr>
-      <w:proofErr w:type="spellStart"/>
-      <w:r>
-        <w:rPr>
-          <w:lang w:eastAsia="en-AU"/>
-        </w:rPr>
-        <w:t>MediVLM</w:t>
-      </w:r>
-      <w:proofErr w:type="spellEnd"/>
-      <w:r>
-        <w:rPr>
-          <w:lang w:eastAsia="en-AU"/>
-        </w:rPr>
-        <w:t xml:space="preserve"> achieved strong results across the IU X-Ray, CASIA-CXR, and MIMIC-CXR datasets. On the IU X-Ray dataset, it achieved BLEU-4 of 0.170, METEOR of 0.194, ROUGE-L of 0.375, and the highest </w:t>
+      <w:r>
+        <w:rPr>
+          <w:b/>
+          <w:bCs/>
+          <w:lang w:eastAsia="en-AU"/>
+        </w:rPr>
+        <w:t>Chest X-Ray Report Generation Using Abnormality Guided Vision Language Model”</w:t>
+      </w:r>
+    </w:p>
+    <w:p>
+      <w:pPr>
+        <w:pStyle w:val="ListParagraph"/>
+        <w:ind w:left="1080"/>
+        <w:rPr>
+          <w:lang w:eastAsia="en-AU"/>
+        </w:rPr>
+      </w:pPr>
+      <w:r>
+        <w:rPr>
+          <w:lang w:eastAsia="en-AU"/>
+        </w:rPr>
+        <w:t>This paper proposes META-CXR, an abnormality-guided vision-language model designed for chest X-ray report generation and uncertainty-aware abnormality classification. Unlike traditional radiology report generation systems that rely on a single encoder or external medical knowledge graphs, META-CXR combines multiple visual encoders including CNNs, Vision Transformers (</w:t>
+      </w:r>
+      <w:proofErr w:type="spellStart"/>
+      <w:r>
+        <w:rPr>
+          <w:lang w:eastAsia="en-AU"/>
+        </w:rPr>
+        <w:t>ViTs</w:t>
+      </w:r>
+      <w:proofErr w:type="spellEnd"/>
+      <w:r>
+        <w:rPr>
+          <w:lang w:eastAsia="en-AU"/>
+        </w:rPr>
+        <w:t xml:space="preserve">), and Swin Transformers to capture complementary local, global, and hierarchical image features. These features are fused through a modified Q-Former called META-Former, while a novel Multi-Head Cross Attention Classification (MHCAC) module performs multi-class, multi-label abnormality classification with an additional “uncertain” category to better reflect real clinical ambiguity. The predicted abnormalities are then integrated into the report generation process as soft prompts for the language model, enabling more clinically coherent and diagnosis-aware report generation. The model also introduces attention-map visualizations to improve interpretability and transparency for radiologists. </w:t>
+      </w:r>
+    </w:p>
+    <w:p>
+      <w:pPr>
+        <w:pStyle w:val="ListParagraph"/>
+        <w:ind w:left="1080"/>
+        <w:rPr>
+          <w:lang w:eastAsia="en-AU"/>
+        </w:rPr>
+      </w:pPr>
+    </w:p>
+    <w:p>
+      <w:pPr>
+        <w:pStyle w:val="ListParagraph"/>
+        <w:ind w:left="1080"/>
+        <w:rPr>
+          <w:lang w:eastAsia="en-AU"/>
+        </w:rPr>
+      </w:pPr>
+      <w:r>
+        <w:rPr>
+          <w:lang w:eastAsia="en-AU"/>
+        </w:rPr>
+        <w:t>META-CXR was evaluated on the MIMIC-CXR, IU-</w:t>
+      </w:r>
+      <w:proofErr w:type="spellStart"/>
+      <w:r>
+        <w:rPr>
+          <w:lang w:eastAsia="en-AU"/>
+        </w:rPr>
+        <w:t>XRay</w:t>
+      </w:r>
+      <w:proofErr w:type="spellEnd"/>
+      <w:r>
+        <w:rPr>
+          <w:lang w:eastAsia="en-AU"/>
+        </w:rPr>
+        <w:t xml:space="preserve">, and </w:t>
+      </w:r>
+      <w:proofErr w:type="spellStart"/>
+      <w:r>
+        <w:rPr>
+          <w:lang w:eastAsia="en-AU"/>
+        </w:rPr>
+        <w:t>CheXpert</w:t>
+      </w:r>
+      <w:proofErr w:type="spellEnd"/>
+      <w:r>
+        <w:rPr>
+          <w:lang w:eastAsia="en-AU"/>
+        </w:rPr>
+        <w:t xml:space="preserve"> datasets, where it achieved strong performance across both language generation and classification tasks. On the MIMIC-CXR dataset, the model achieved a </w:t>
       </w:r>
       <w:proofErr w:type="spellStart"/>
       <w:r>
@@ -3333,53 +3339,26 @@
         <w:rPr>
           <w:lang w:eastAsia="en-AU"/>
         </w:rPr>
-        <w:t xml:space="preserve"> of 0.616, outperforming models such as R2Gen, X-</w:t>
-      </w:r>
-      <w:proofErr w:type="spellStart"/>
-      <w:r>
-        <w:rPr>
-          <w:lang w:eastAsia="en-AU"/>
-        </w:rPr>
-        <w:t>RGen</w:t>
-      </w:r>
-      <w:proofErr w:type="spellEnd"/>
-      <w:r>
-        <w:rPr>
-          <w:lang w:eastAsia="en-AU"/>
-        </w:rPr>
-        <w:t xml:space="preserve">, CMN, and </w:t>
-      </w:r>
-      <w:proofErr w:type="spellStart"/>
-      <w:r>
-        <w:rPr>
-          <w:lang w:eastAsia="en-AU"/>
-        </w:rPr>
-        <w:t>HistGen</w:t>
-      </w:r>
-      <w:proofErr w:type="spellEnd"/>
-      <w:r>
-        <w:rPr>
-          <w:lang w:eastAsia="en-AU"/>
-        </w:rPr>
-        <w:t xml:space="preserve">. On MIMIC-CXR, the model achieved BLEU-4 of 0.123 and ROUGE-L of 0.293, surpassing several transformer-based baselines. The paper showed that selective anatomical patch extraction and </w:t>
-      </w:r>
-      <w:proofErr w:type="spellStart"/>
-      <w:r>
-        <w:rPr>
-          <w:lang w:eastAsia="en-AU"/>
-        </w:rPr>
-        <w:t>ClinicalBERT</w:t>
-      </w:r>
-      <w:proofErr w:type="spellEnd"/>
-      <w:r>
-        <w:rPr>
-          <w:lang w:eastAsia="en-AU"/>
-        </w:rPr>
-        <w:t xml:space="preserve"> embeddings significantly improved factual consistency and clinical relevance, while the unsupervised training setup demonstrated promising results even without paired reports.</w:t>
-      </w:r>
-    </w:p>
-    <w:p>
-      <w:pPr>
+        <w:t xml:space="preserve"> of 0.426, METEOR score of 0.173, and Clinical Efficacy F1-score of 0.428, outperforming several state-of-the-art approaches in semantic and clinical alignment. For cross-domain abnormality classification on </w:t>
+      </w:r>
+      <w:proofErr w:type="spellStart"/>
+      <w:r>
+        <w:rPr>
+          <w:lang w:eastAsia="en-AU"/>
+        </w:rPr>
+        <w:t>CheXpert</w:t>
+      </w:r>
+      <w:proofErr w:type="spellEnd"/>
+      <w:r>
+        <w:rPr>
+          <w:lang w:eastAsia="en-AU"/>
+        </w:rPr>
+        <w:t xml:space="preserve">, META-CXR achieved an F1-score of 0.699, demonstrating strong generalization capabilities. Extensive ablation studies showed that the multi-encoder setup, uncertainty-aware classification, auxiliary loss functions, and instruction-tuned language model all contributed significantly to performance improvements. The study also highlighted the importance of explainability through attention maps and expert validation, where radiologists rated the generated reports highly for clinical correctness and interpretability. </w:t>
+      </w:r>
+    </w:p>
+    <w:p>
+      <w:pPr>
+        <w:pStyle w:val="ListParagraph"/>
         <w:ind w:left="1080"/>
         <w:rPr>
           <w:lang w:eastAsia="en-AU"/>
@@ -3401,6 +3380,7 @@
         <w:rPr>
           <w:lang w:eastAsia="en-AU"/>
         </w:rPr>
+        <w:lastRenderedPageBreak/>
         <w:t>“</w:t>
       </w:r>
       <w:r>
@@ -3409,85 +3389,110 @@
           <w:bCs/>
           <w:lang w:eastAsia="en-AU"/>
         </w:rPr>
-        <w:t>Chest X-Ray Report Generation Using Abnormality Guided Vision Language Model”</w:t>
-      </w:r>
-    </w:p>
-    <w:p>
-      <w:pPr>
-        <w:pStyle w:val="ListParagraph"/>
-        <w:ind w:left="1080"/>
-        <w:rPr>
-          <w:lang w:eastAsia="en-AU"/>
-        </w:rPr>
-      </w:pPr>
-      <w:r>
-        <w:rPr>
-          <w:lang w:eastAsia="en-AU"/>
-        </w:rPr>
-        <w:t xml:space="preserve">This paper proposes META-CXR, an abnormality-guided vision-language model designed for chest X-ray report generation and uncertainty-aware abnormality classification. Unlike traditional radiology report generation systems that rely on a </w:t>
-      </w:r>
-      <w:r>
-        <w:rPr>
-          <w:lang w:eastAsia="en-AU"/>
-        </w:rPr>
-        <w:lastRenderedPageBreak/>
-        <w:t>single encoder or external medical knowledge graphs, META-CXR combines multiple visual encoders including CNNs, Vision Transformers (</w:t>
-      </w:r>
-      <w:proofErr w:type="spellStart"/>
-      <w:r>
-        <w:rPr>
-          <w:lang w:eastAsia="en-AU"/>
-        </w:rPr>
-        <w:t>ViTs</w:t>
-      </w:r>
-      <w:proofErr w:type="spellEnd"/>
-      <w:r>
-        <w:rPr>
-          <w:lang w:eastAsia="en-AU"/>
-        </w:rPr>
-        <w:t xml:space="preserve">), and Swin Transformers to capture complementary local, global, and hierarchical image features. These features are fused through a modified Q-Former called META-Former, while a novel Multi-Head Cross Attention Classification (MHCAC) module performs multi-class, multi-label abnormality classification with an additional “uncertain” category to better reflect real clinical ambiguity. The predicted abnormalities are then integrated into the report generation process as soft prompts for the language model, enabling more clinically coherent and diagnosis-aware report generation. The model also introduces attention-map visualizations to improve interpretability and transparency for radiologists. </w:t>
-      </w:r>
-    </w:p>
-    <w:p>
-      <w:pPr>
-        <w:pStyle w:val="ListParagraph"/>
-        <w:ind w:left="1080"/>
-        <w:rPr>
-          <w:lang w:eastAsia="en-AU"/>
-        </w:rPr>
-      </w:pPr>
-    </w:p>
-    <w:p>
-      <w:pPr>
-        <w:pStyle w:val="ListParagraph"/>
-        <w:ind w:left="1080"/>
-        <w:rPr>
-          <w:lang w:eastAsia="en-AU"/>
-        </w:rPr>
-      </w:pPr>
-      <w:r>
-        <w:rPr>
-          <w:lang w:eastAsia="en-AU"/>
-        </w:rPr>
-        <w:t>META-CXR was evaluated on the MIMIC-CXR, IU-</w:t>
-      </w:r>
-      <w:proofErr w:type="spellStart"/>
-      <w:r>
-        <w:rPr>
-          <w:lang w:eastAsia="en-AU"/>
-        </w:rPr>
-        <w:t>XRay</w:t>
-      </w:r>
-      <w:proofErr w:type="spellEnd"/>
-      <w:r>
-        <w:rPr>
-          <w:lang w:eastAsia="en-AU"/>
-        </w:rPr>
-        <w:t xml:space="preserve">, and </w:t>
-      </w:r>
-      <w:proofErr w:type="spellStart"/>
-      <w:r>
-        <w:rPr>
+        <w:t>Suppressing Prior-Comparison Hallucinations in Radiology Report Generation via Semantically Decoupled Latent Steering”</w:t>
+      </w:r>
+    </w:p>
+    <w:p>
+      <w:pPr>
+        <w:pStyle w:val="ListParagraph"/>
+        <w:ind w:left="1080"/>
+        <w:rPr>
+          <w:lang w:eastAsia="en-AU"/>
+        </w:rPr>
+      </w:pPr>
+      <w:r>
+        <w:rPr>
+          <w:lang w:eastAsia="en-AU"/>
+        </w:rPr>
+        <w:t xml:space="preserve">Li et al. (2026) focus on a very specific but clinically important problem in radiology report generation: </w:t>
+      </w:r>
+      <w:r>
+        <w:rPr>
+          <w:b/>
+          <w:bCs/>
+          <w:lang w:eastAsia="en-AU"/>
+        </w:rPr>
+        <w:t>prior-comparison hallucination</w:t>
+      </w:r>
+      <w:r>
+        <w:rPr>
+          <w:lang w:eastAsia="en-AU"/>
+        </w:rPr>
+        <w:t xml:space="preserve">, where models generate phrases such as “no interval change,” “stable,” or “worsening” even when no prior study is provided. The paper argues that this occurs because large radiology datasets contain many historical comparison statements, causing VLMs to learn comparison language as a statistical prior rather than grounding it in the current image. To address this, the authors propose </w:t>
+      </w:r>
+      <w:r>
+        <w:rPr>
+          <w:b/>
+          <w:bCs/>
+          <w:lang w:eastAsia="en-AU"/>
+        </w:rPr>
+        <w:t>Semantically Decoupled Latent Steering (SDLS)</w:t>
+      </w:r>
+      <w:r>
+        <w:rPr>
+          <w:lang w:eastAsia="en-AU"/>
+        </w:rPr>
+        <w:t xml:space="preserve">, a training-free inference-time method that modifies the model’s hidden representations instead of retraining the model. The key idea is to construct a steering vector that suppresses historical-comparison bias while preserving clinical meaning, using LLM-based semantic decomposition and QR-based orthogonalization to separate “historical style” from actual pathology. </w:t>
+      </w:r>
+    </w:p>
+    <w:p>
+      <w:pPr>
+        <w:pStyle w:val="ListParagraph"/>
+        <w:ind w:left="1080"/>
+        <w:rPr>
+          <w:lang w:eastAsia="en-AU"/>
+        </w:rPr>
+      </w:pPr>
+    </w:p>
+    <w:p>
+      <w:pPr>
+        <w:pStyle w:val="ListParagraph"/>
+        <w:ind w:left="1080"/>
+        <w:rPr>
+          <w:lang w:eastAsia="en-AU"/>
+        </w:rPr>
+      </w:pPr>
+      <w:r>
+        <w:rPr>
+          <w:lang w:eastAsia="en-AU"/>
+        </w:rPr>
+        <w:t xml:space="preserve">The method was evaluated mainly on </w:t>
+      </w:r>
+      <w:proofErr w:type="spellStart"/>
+      <w:r>
+        <w:rPr>
+          <w:b/>
+          <w:bCs/>
+          <w:lang w:eastAsia="en-AU"/>
+        </w:rPr>
+        <w:t>BiomedGPT</w:t>
+      </w:r>
+      <w:proofErr w:type="spellEnd"/>
+      <w:r>
+        <w:rPr>
+          <w:lang w:eastAsia="en-AU"/>
+        </w:rPr>
+        <w:t xml:space="preserve">, with experiments on </w:t>
+      </w:r>
+      <w:r>
+        <w:rPr>
+          <w:b/>
+          <w:bCs/>
+          <w:lang w:eastAsia="en-AU"/>
+        </w:rPr>
+        <w:t>MIMIC-CXR</w:t>
+      </w:r>
+      <w:r>
+        <w:rPr>
+          <w:lang w:eastAsia="en-AU"/>
+        </w:rPr>
+        <w:t xml:space="preserve"> and zero-shot transfer to </w:t>
+      </w:r>
+      <w:proofErr w:type="spellStart"/>
+      <w:r>
+        <w:rPr>
+          <w:b/>
+          <w:bCs/>
           <w:lang w:eastAsia="en-AU"/>
         </w:rPr>
         <w:t>CheXpert</w:t>
@@ -3495,9 +3500,101 @@
       <w:proofErr w:type="spellEnd"/>
       <w:r>
         <w:rPr>
-          <w:lang w:eastAsia="en-AU"/>
-        </w:rPr>
-        <w:t xml:space="preserve"> datasets, where it achieved strong performance across both language generation and classification tasks. On the MIMIC-CXR dataset, the model achieved a </w:t>
+          <w:b/>
+          <w:bCs/>
+          <w:lang w:eastAsia="en-AU"/>
+        </w:rPr>
+        <w:t xml:space="preserve"> Plus</w:t>
+      </w:r>
+      <w:r>
+        <w:rPr>
+          <w:lang w:eastAsia="en-AU"/>
+        </w:rPr>
+        <w:t xml:space="preserve"> and </w:t>
+      </w:r>
+      <w:r>
+        <w:rPr>
+          <w:b/>
+          <w:bCs/>
+          <w:lang w:eastAsia="en-AU"/>
+        </w:rPr>
+        <w:t>IU-Xray</w:t>
+      </w:r>
+      <w:r>
+        <w:rPr>
+          <w:lang w:eastAsia="en-AU"/>
+        </w:rPr>
+        <w:t xml:space="preserve">. On MIMIC-CXR, SDLS reduced the </w:t>
+      </w:r>
+      <w:proofErr w:type="spellStart"/>
+      <w:r>
+        <w:rPr>
+          <w:lang w:eastAsia="en-AU"/>
+        </w:rPr>
+        <w:t>FilBERT</w:t>
+      </w:r>
+      <w:proofErr w:type="spellEnd"/>
+      <w:r>
+        <w:rPr>
+          <w:lang w:eastAsia="en-AU"/>
+        </w:rPr>
+        <w:t xml:space="preserve"> hallucination score from </w:t>
+      </w:r>
+      <w:r>
+        <w:rPr>
+          <w:b/>
+          <w:bCs/>
+          <w:lang w:eastAsia="en-AU"/>
+        </w:rPr>
+        <w:t>0.2373 to 0.1889</w:t>
+      </w:r>
+      <w:r>
+        <w:rPr>
+          <w:lang w:eastAsia="en-AU"/>
+        </w:rPr>
+        <w:t xml:space="preserve">, while improving </w:t>
+      </w:r>
+      <w:proofErr w:type="spellStart"/>
+      <w:r>
+        <w:rPr>
+          <w:lang w:eastAsia="en-AU"/>
+        </w:rPr>
+        <w:t>CheXpert</w:t>
+      </w:r>
+      <w:proofErr w:type="spellEnd"/>
+      <w:r>
+        <w:rPr>
+          <w:lang w:eastAsia="en-AU"/>
+        </w:rPr>
+        <w:t xml:space="preserve"> macro-F1 from </w:t>
+      </w:r>
+      <w:r>
+        <w:rPr>
+          <w:b/>
+          <w:bCs/>
+          <w:lang w:eastAsia="en-AU"/>
+        </w:rPr>
+        <w:t>0.2242 to 0.3208</w:t>
+      </w:r>
+      <w:r>
+        <w:rPr>
+          <w:lang w:eastAsia="en-AU"/>
+        </w:rPr>
+        <w:t xml:space="preserve">, showing that hallucination suppression did not reduce clinical accuracy. On unseen datasets, it reduced hallucination probability by up to </w:t>
+      </w:r>
+      <w:r>
+        <w:rPr>
+          <w:b/>
+          <w:bCs/>
+          <w:lang w:eastAsia="en-AU"/>
+        </w:rPr>
+        <w:t>37.3%</w:t>
+      </w:r>
+      <w:r>
+        <w:rPr>
+          <w:lang w:eastAsia="en-AU"/>
+        </w:rPr>
+        <w:t>, demonstrating cross-dataset generalisation. The paper is especially relevant to our project because it moves beyond general report-generation quality and directly addresses hallucination, visual grounding, and semantic faithfulness, which are key weaknesses in radiology VLMs. Its findings support the need to evaluate not only BLEU/ROUGE/</w:t>
       </w:r>
       <w:proofErr w:type="spellStart"/>
       <w:r>
@@ -3511,28 +3608,14 @@
         <w:rPr>
           <w:lang w:eastAsia="en-AU"/>
         </w:rPr>
-        <w:t xml:space="preserve"> of 0.426, METEOR score of 0.173, and Clinical Efficacy F1-score of 0.428, outperforming several state-of-the-art approaches in semantic and clinical alignment. For cross-domain abnormality classification on </w:t>
-      </w:r>
-      <w:proofErr w:type="spellStart"/>
-      <w:r>
-        <w:rPr>
-          <w:lang w:eastAsia="en-AU"/>
-        </w:rPr>
-        <w:t>CheXpert</w:t>
-      </w:r>
-      <w:proofErr w:type="spellEnd"/>
-      <w:r>
-        <w:rPr>
-          <w:lang w:eastAsia="en-AU"/>
-        </w:rPr>
-        <w:t xml:space="preserve">, META-CXR achieved an F1-score of 0.699, demonstrating strong generalization capabilities. Extensive ablation studies showed that the multi-encoder setup, uncertainty-aware classification, auxiliary loss functions, and instruction-tuned language model all contributed significantly to performance improvements. The study also highlighted the importance of explainability through attention maps and expert validation, where radiologists rated the generated reports highly for clinical correctness and interpretability. </w:t>
-      </w:r>
-    </w:p>
-    <w:p>
-      <w:pPr>
-        <w:pStyle w:val="ListParagraph"/>
-        <w:ind w:left="1080"/>
-        <w:rPr>
+        <w:t>, but also clinically grounded hallucination and abnormality-fidelity metrics.</w:t>
+      </w:r>
+    </w:p>
+    <w:p>
+      <w:pPr>
+        <w:rPr>
+          <w:b/>
+          <w:bCs/>
           <w:lang w:eastAsia="en-AU"/>
         </w:rPr>
       </w:pPr>
@@ -3550,100 +3633,140 @@
       </w:pPr>
       <w:r>
         <w:rPr>
+          <w:b/>
+          <w:bCs/>
           <w:lang w:eastAsia="en-AU"/>
         </w:rPr>
         <w:t>“</w:t>
       </w:r>
-      <w:r>
-        <w:rPr>
-          <w:b/>
-          <w:bCs/>
-          <w:lang w:eastAsia="en-AU"/>
-        </w:rPr>
-        <w:t>Suppressing Prior-Comparison Hallucinations in Radiology Report Generation via Semantically Decoupled Latent Steering”</w:t>
-      </w:r>
-    </w:p>
-    <w:p>
-      <w:pPr>
-        <w:pStyle w:val="ListParagraph"/>
-        <w:ind w:left="1080"/>
-        <w:rPr>
-          <w:lang w:eastAsia="en-AU"/>
-        </w:rPr>
-      </w:pPr>
-      <w:r>
-        <w:rPr>
-          <w:lang w:eastAsia="en-AU"/>
-        </w:rPr>
-        <w:t xml:space="preserve">Li et al. (2026) focus on a very specific but clinically important problem in radiology report generation: </w:t>
-      </w:r>
-      <w:r>
-        <w:rPr>
-          <w:b/>
-          <w:bCs/>
-          <w:lang w:eastAsia="en-AU"/>
-        </w:rPr>
-        <w:t>prior-comparison hallucination</w:t>
-      </w:r>
-      <w:r>
-        <w:rPr>
-          <w:lang w:eastAsia="en-AU"/>
-        </w:rPr>
-        <w:t xml:space="preserve">, where models generate phrases such as “no interval change,” “stable,” or “worsening” even when no prior study is provided. The paper argues that this occurs because large radiology datasets contain many historical comparison statements, causing VLMs to learn comparison language as a statistical prior rather than grounding it in the current image. To address this, the authors propose </w:t>
-      </w:r>
-      <w:r>
-        <w:rPr>
-          <w:b/>
-          <w:bCs/>
-          <w:lang w:eastAsia="en-AU"/>
-        </w:rPr>
-        <w:t>Semantically Decoupled Latent Steering (SDLS)</w:t>
-      </w:r>
-      <w:r>
-        <w:rPr>
-          <w:lang w:eastAsia="en-AU"/>
-        </w:rPr>
-        <w:t xml:space="preserve">, a training-free inference-time method that modifies the model’s hidden representations instead of retraining the model. The key idea is to construct a steering vector that suppresses historical-comparison bias while preserving clinical meaning, using LLM-based semantic decomposition and QR-based orthogonalization to separate “historical style” from actual pathology. </w:t>
-      </w:r>
-    </w:p>
-    <w:p>
-      <w:pPr>
-        <w:pStyle w:val="ListParagraph"/>
-        <w:ind w:left="1080"/>
-        <w:rPr>
-          <w:lang w:eastAsia="en-AU"/>
-        </w:rPr>
-      </w:pPr>
-    </w:p>
-    <w:p>
-      <w:pPr>
-        <w:pStyle w:val="ListParagraph"/>
-        <w:ind w:left="1080"/>
-        <w:rPr>
-          <w:lang w:eastAsia="en-AU"/>
-        </w:rPr>
-      </w:pPr>
-      <w:r>
-        <w:rPr>
-          <w:lang w:eastAsia="en-AU"/>
-        </w:rPr>
-        <w:t xml:space="preserve">The method was evaluated mainly on </w:t>
-      </w:r>
-      <w:proofErr w:type="spellStart"/>
-      <w:r>
-        <w:rPr>
-          <w:b/>
-          <w:bCs/>
-          <w:lang w:eastAsia="en-AU"/>
-        </w:rPr>
-        <w:t>BiomedGPT</w:t>
-      </w:r>
-      <w:proofErr w:type="spellEnd"/>
-      <w:r>
-        <w:rPr>
-          <w:lang w:eastAsia="en-AU"/>
-        </w:rPr>
-        <w:t xml:space="preserve">, with experiments on </w:t>
+      <w:proofErr w:type="spellStart"/>
+      <w:r>
+        <w:rPr>
+          <w:b/>
+          <w:bCs/>
+          <w:lang w:eastAsia="en-AU"/>
+        </w:rPr>
+        <w:t>FactCheXcker</w:t>
+      </w:r>
+      <w:proofErr w:type="spellEnd"/>
+      <w:r>
+        <w:rPr>
+          <w:b/>
+          <w:bCs/>
+          <w:lang w:eastAsia="en-AU"/>
+        </w:rPr>
+        <w:t>: Mitigating Measurement Hallucinations in Chest X-ray Report Generation Models”</w:t>
+      </w:r>
+    </w:p>
+    <w:p>
+      <w:pPr>
+        <w:pStyle w:val="ListParagraph"/>
+        <w:ind w:left="1080"/>
+        <w:rPr>
+          <w:lang w:eastAsia="en-AU"/>
+        </w:rPr>
+      </w:pPr>
+      <w:r>
+        <w:rPr>
+          <w:lang w:eastAsia="en-AU"/>
+        </w:rPr>
+        <w:t xml:space="preserve">Heiman et al. (2025) introduce </w:t>
+      </w:r>
+      <w:proofErr w:type="spellStart"/>
+      <w:r>
+        <w:rPr>
+          <w:b/>
+          <w:bCs/>
+          <w:lang w:eastAsia="en-AU"/>
+        </w:rPr>
+        <w:t>FactCheXcker</w:t>
+      </w:r>
+      <w:proofErr w:type="spellEnd"/>
+      <w:r>
+        <w:rPr>
+          <w:lang w:eastAsia="en-AU"/>
+        </w:rPr>
+        <w:t xml:space="preserve">, a modular framework designed to mitigate </w:t>
+      </w:r>
+      <w:r>
+        <w:rPr>
+          <w:i/>
+          <w:iCs/>
+          <w:lang w:eastAsia="en-AU"/>
+        </w:rPr>
+        <w:t>measurement hallucinations</w:t>
+      </w:r>
+      <w:r>
+        <w:rPr>
+          <w:lang w:eastAsia="en-AU"/>
+        </w:rPr>
+        <w:t xml:space="preserve"> in chest X-ray report generation models. Unlike traditional hallucination studies that focus mainly on incorrect disease mentions, this work specifically targets numerical and spatial errors in radiology reports, such as incorrect measurements of lesion sizes or inaccurate endotracheal tube (ETT) positioning. The authors argue that current vision-language models struggle with fine-grained quantitative reasoning because these tasks require simultaneous object detection, localization, anatomical landmark identification, and precise distance estimation. To address this, </w:t>
+      </w:r>
+      <w:proofErr w:type="spellStart"/>
+      <w:r>
+        <w:rPr>
+          <w:lang w:eastAsia="en-AU"/>
+        </w:rPr>
+        <w:t>FactCheXcker</w:t>
+      </w:r>
+      <w:proofErr w:type="spellEnd"/>
+      <w:r>
+        <w:rPr>
+          <w:lang w:eastAsia="en-AU"/>
+        </w:rPr>
+        <w:t xml:space="preserve"> adopts a </w:t>
+      </w:r>
+      <w:r>
+        <w:rPr>
+          <w:b/>
+          <w:bCs/>
+          <w:lang w:eastAsia="en-AU"/>
+        </w:rPr>
+        <w:t>query-code-update pipeline</w:t>
+      </w:r>
+      <w:r>
+        <w:rPr>
+          <w:lang w:eastAsia="en-AU"/>
+        </w:rPr>
+        <w:t xml:space="preserve"> where the system first extracts measurable findings from a generated report, then automatically generates executable Python code using predefined medical APIs to verify measurements directly from the </w:t>
+      </w:r>
+      <w:proofErr w:type="gramStart"/>
+      <w:r>
+        <w:rPr>
+          <w:lang w:eastAsia="en-AU"/>
+        </w:rPr>
+        <w:t>image, and</w:t>
+      </w:r>
+      <w:proofErr w:type="gramEnd"/>
+      <w:r>
+        <w:rPr>
+          <w:lang w:eastAsia="en-AU"/>
+        </w:rPr>
+        <w:t xml:space="preserve"> finally updates the report with corrected values. </w:t>
+      </w:r>
+    </w:p>
+    <w:p>
+      <w:pPr>
+        <w:pStyle w:val="ListParagraph"/>
+        <w:ind w:left="1080"/>
+        <w:rPr>
+          <w:lang w:eastAsia="en-AU"/>
+        </w:rPr>
+      </w:pPr>
+    </w:p>
+    <w:p>
+      <w:pPr>
+        <w:pStyle w:val="ListParagraph"/>
+        <w:ind w:left="1080"/>
+        <w:rPr>
+          <w:lang w:eastAsia="en-AU"/>
+        </w:rPr>
+      </w:pPr>
+      <w:r>
+        <w:rPr>
+          <w:lang w:eastAsia="en-AU"/>
+        </w:rPr>
+        <w:t xml:space="preserve">The framework was evaluated on the </w:t>
       </w:r>
       <w:r>
         <w:rPr>
@@ -3657,143 +3780,147 @@
         <w:rPr>
           <w:lang w:eastAsia="en-AU"/>
         </w:rPr>
-        <w:t xml:space="preserve"> and zero-shot transfer to </w:t>
-      </w:r>
-      <w:proofErr w:type="spellStart"/>
-      <w:r>
-        <w:rPr>
-          <w:b/>
-          <w:bCs/>
-          <w:lang w:eastAsia="en-AU"/>
-        </w:rPr>
-        <w:t>CheXpert</w:t>
-      </w:r>
-      <w:proofErr w:type="spellEnd"/>
-      <w:r>
-        <w:rPr>
-          <w:b/>
-          <w:bCs/>
-          <w:lang w:eastAsia="en-AU"/>
-        </w:rPr>
-        <w:t xml:space="preserve"> Plus</w:t>
-      </w:r>
-      <w:r>
-        <w:rPr>
-          <w:lang w:eastAsia="en-AU"/>
-        </w:rPr>
-        <w:t xml:space="preserve"> and </w:t>
-      </w:r>
-      <w:r>
-        <w:rPr>
-          <w:b/>
-          <w:bCs/>
-          <w:lang w:eastAsia="en-AU"/>
-        </w:rPr>
-        <w:t>IU-Xray</w:t>
-      </w:r>
-      <w:r>
-        <w:rPr>
-          <w:lang w:eastAsia="en-AU"/>
-        </w:rPr>
-        <w:t xml:space="preserve">. On MIMIC-CXR, SDLS reduced the </w:t>
-      </w:r>
-      <w:proofErr w:type="spellStart"/>
-      <w:r>
-        <w:rPr>
-          <w:lang w:eastAsia="en-AU"/>
-        </w:rPr>
-        <w:t>FilBERT</w:t>
-      </w:r>
-      <w:proofErr w:type="spellEnd"/>
-      <w:r>
-        <w:rPr>
-          <w:lang w:eastAsia="en-AU"/>
-        </w:rPr>
-        <w:t xml:space="preserve"> hallucination score from </w:t>
-      </w:r>
-      <w:r>
-        <w:rPr>
-          <w:b/>
-          <w:bCs/>
-          <w:lang w:eastAsia="en-AU"/>
-        </w:rPr>
-        <w:t>0.2373 to 0.1889</w:t>
-      </w:r>
-      <w:r>
-        <w:rPr>
-          <w:lang w:eastAsia="en-AU"/>
-        </w:rPr>
-        <w:t xml:space="preserve">, while improving </w:t>
-      </w:r>
-      <w:proofErr w:type="spellStart"/>
-      <w:r>
-        <w:rPr>
-          <w:lang w:eastAsia="en-AU"/>
-        </w:rPr>
-        <w:t>CheXpert</w:t>
-      </w:r>
-      <w:proofErr w:type="spellEnd"/>
-      <w:r>
-        <w:rPr>
-          <w:lang w:eastAsia="en-AU"/>
-        </w:rPr>
-        <w:t xml:space="preserve"> macro-F1 from </w:t>
-      </w:r>
-      <w:r>
-        <w:rPr>
-          <w:b/>
-          <w:bCs/>
-          <w:lang w:eastAsia="en-AU"/>
-        </w:rPr>
-        <w:t>0.2242 to 0.3208</w:t>
-      </w:r>
-      <w:r>
-        <w:rPr>
-          <w:lang w:eastAsia="en-AU"/>
-        </w:rPr>
-        <w:t xml:space="preserve">, showing that hallucination suppression did not reduce clinical accuracy. On unseen datasets, it reduced hallucination probability by up to </w:t>
-      </w:r>
-      <w:r>
-        <w:rPr>
-          <w:b/>
-          <w:bCs/>
-          <w:lang w:eastAsia="en-AU"/>
-        </w:rPr>
-        <w:t>37.3%</w:t>
-      </w:r>
-      <w:r>
-        <w:rPr>
-          <w:lang w:eastAsia="en-AU"/>
-        </w:rPr>
-        <w:t>, demonstrating cross-dataset generalisation. The paper is especially relevant to our project because it moves beyond general report-</w:t>
+        <w:t xml:space="preserve"> dataset using 11 report-generation models including MAIRA-2, </w:t>
+      </w:r>
+      <w:proofErr w:type="spellStart"/>
+      <w:r>
+        <w:rPr>
+          <w:lang w:eastAsia="en-AU"/>
+        </w:rPr>
+        <w:t>CheXagent</w:t>
+      </w:r>
+      <w:proofErr w:type="spellEnd"/>
+      <w:r>
+        <w:rPr>
+          <w:lang w:eastAsia="en-AU"/>
+        </w:rPr>
+        <w:t xml:space="preserve">, </w:t>
+      </w:r>
+      <w:proofErr w:type="spellStart"/>
+      <w:r>
+        <w:rPr>
+          <w:lang w:eastAsia="en-AU"/>
+        </w:rPr>
+        <w:t>MedVersa</w:t>
+      </w:r>
+      <w:proofErr w:type="spellEnd"/>
+      <w:r>
+        <w:rPr>
+          <w:lang w:eastAsia="en-AU"/>
+        </w:rPr>
+        <w:t xml:space="preserve">, GPT-4V, LLM-CXR, and </w:t>
+      </w:r>
+      <w:proofErr w:type="spellStart"/>
+      <w:r>
+        <w:rPr>
+          <w:lang w:eastAsia="en-AU"/>
+        </w:rPr>
+        <w:t>RadFM</w:t>
+      </w:r>
+      <w:proofErr w:type="spellEnd"/>
+      <w:r>
+        <w:rPr>
+          <w:lang w:eastAsia="en-AU"/>
+        </w:rPr>
+        <w:t xml:space="preserve">. Experiments focused primarily on endotracheal tube placement because ETT-related measurements accounted for approximately </w:t>
+      </w:r>
+      <w:r>
+        <w:rPr>
+          <w:b/>
+          <w:bCs/>
+          <w:lang w:eastAsia="en-AU"/>
+        </w:rPr>
+        <w:t>78% of measurable findings</w:t>
+      </w:r>
+      <w:r>
+        <w:rPr>
+          <w:lang w:eastAsia="en-AU"/>
+        </w:rPr>
+        <w:t xml:space="preserve"> </w:t>
       </w:r>
       <w:r>
         <w:rPr>
           <w:lang w:eastAsia="en-AU"/>
         </w:rPr>
         <w:lastRenderedPageBreak/>
-        <w:t>generation quality and directly addresses hallucination, visual grounding, and semantic faithfulness, which are key weaknesses in radiology VLMs. Its findings support the need to evaluate not only BLEU/ROUGE/</w:t>
-      </w:r>
-      <w:proofErr w:type="spellStart"/>
-      <w:r>
-        <w:rPr>
-          <w:lang w:eastAsia="en-AU"/>
-        </w:rPr>
-        <w:t>BERTScore</w:t>
-      </w:r>
-      <w:proofErr w:type="spellEnd"/>
-      <w:r>
-        <w:rPr>
-          <w:lang w:eastAsia="en-AU"/>
-        </w:rPr>
-        <w:t>, but also clinically grounded hallucination and abnormality-fidelity metrics.</w:t>
-      </w:r>
-    </w:p>
-    <w:p>
-      <w:pPr>
-        <w:rPr>
-          <w:b/>
-          <w:bCs/>
+        <w:t xml:space="preserve">across reports. Results showed that </w:t>
+      </w:r>
+      <w:proofErr w:type="spellStart"/>
+      <w:r>
+        <w:rPr>
+          <w:lang w:eastAsia="en-AU"/>
+        </w:rPr>
+        <w:t>FactCheXcker</w:t>
+      </w:r>
+      <w:proofErr w:type="spellEnd"/>
+      <w:r>
+        <w:rPr>
+          <w:lang w:eastAsia="en-AU"/>
+        </w:rPr>
+        <w:t xml:space="preserve"> improved the performance of </w:t>
+      </w:r>
+      <w:r>
+        <w:rPr>
+          <w:b/>
+          <w:bCs/>
+          <w:lang w:eastAsia="en-AU"/>
+        </w:rPr>
+        <w:t>10 out of 11 models</w:t>
+      </w:r>
+      <w:r>
+        <w:rPr>
+          <w:lang w:eastAsia="en-AU"/>
+        </w:rPr>
+        <w:t xml:space="preserve">, achieving an average </w:t>
+      </w:r>
+      <w:r>
+        <w:rPr>
+          <w:b/>
+          <w:bCs/>
+          <w:lang w:eastAsia="en-AU"/>
+        </w:rPr>
+        <w:t>135% reduction in measurement hallucination error (MAE)</w:t>
+      </w:r>
+      <w:r>
+        <w:rPr>
+          <w:lang w:eastAsia="en-AU"/>
+        </w:rPr>
+        <w:t xml:space="preserve"> and an average </w:t>
+      </w:r>
+      <w:r>
+        <w:rPr>
+          <w:b/>
+          <w:bCs/>
+          <w:lang w:eastAsia="en-AU"/>
+        </w:rPr>
+        <w:t>186% improvement in composite measurement accuracy metrics</w:t>
+      </w:r>
+      <w:r>
+        <w:rPr>
+          <w:lang w:eastAsia="en-AU"/>
+        </w:rPr>
+        <w:t xml:space="preserve">. For example, GPT-4V’s failure rate for ETT placement dropped dramatically from around 90% to 12.5%, while placement precision across models improved on average from </w:t>
+      </w:r>
+      <w:r>
+        <w:rPr>
+          <w:b/>
+          <w:bCs/>
+          <w:lang w:eastAsia="en-AU"/>
+        </w:rPr>
+        <w:t>0.84 to 0.94</w:t>
+      </w:r>
+      <w:r>
+        <w:rPr>
+          <w:lang w:eastAsia="en-AU"/>
+        </w:rPr>
+        <w:t>. The paper is highly relevant to our work because it highlights that strong semantic text generation alone is insufficient for clinically reliable radiology systems. Instead, models must also demonstrate accurate visual grounding, quantitative reasoning, and factual consistency. This supports the growing research direction toward hallucination-aware and clinically interpretable report-generation systems rather than relying solely on BLEU or ROUGE-based evaluation.</w:t>
+      </w:r>
+    </w:p>
+    <w:p>
+      <w:pPr>
+        <w:pStyle w:val="ListParagraph"/>
+        <w:ind w:left="1080"/>
+        <w:rPr>
           <w:lang w:eastAsia="en-AU"/>
         </w:rPr>
       </w:pPr>
@@ -3817,54 +3944,70 @@
         </w:rPr>
         <w:t>“</w:t>
       </w:r>
-      <w:proofErr w:type="spellStart"/>
-      <w:r>
-        <w:rPr>
-          <w:b/>
-          <w:bCs/>
-          <w:lang w:eastAsia="en-AU"/>
-        </w:rPr>
-        <w:t>FactCheXcker</w:t>
-      </w:r>
-      <w:proofErr w:type="spellEnd"/>
-      <w:r>
-        <w:rPr>
-          <w:b/>
-          <w:bCs/>
-          <w:lang w:eastAsia="en-AU"/>
-        </w:rPr>
-        <w:t>: Mitigating Measurement Hallucinations in Chest X-ray Report Generation Models”</w:t>
-      </w:r>
-    </w:p>
-    <w:p>
-      <w:pPr>
-        <w:pStyle w:val="ListParagraph"/>
-        <w:ind w:left="1080"/>
-        <w:rPr>
-          <w:lang w:eastAsia="en-AU"/>
-        </w:rPr>
-      </w:pPr>
-      <w:r>
-        <w:rPr>
-          <w:lang w:eastAsia="en-AU"/>
-        </w:rPr>
-        <w:t xml:space="preserve">Heiman et al. (2025) introduce </w:t>
-      </w:r>
-      <w:proofErr w:type="spellStart"/>
-      <w:r>
-        <w:rPr>
-          <w:b/>
-          <w:bCs/>
-          <w:lang w:eastAsia="en-AU"/>
-        </w:rPr>
-        <w:t>FactCheXcker</w:t>
-      </w:r>
-      <w:proofErr w:type="spellEnd"/>
-      <w:r>
-        <w:rPr>
-          <w:lang w:eastAsia="en-AU"/>
-        </w:rPr>
-        <w:t xml:space="preserve">, a modular framework designed to mitigate </w:t>
+      <w:r>
+        <w:rPr>
+          <w:b/>
+          <w:bCs/>
+          <w:lang w:eastAsia="en-AU"/>
+        </w:rPr>
+        <w:t>Collaboration between clinicians and vision–language models in radiology report generation”</w:t>
+      </w:r>
+    </w:p>
+    <w:p>
+      <w:pPr>
+        <w:pStyle w:val="ListParagraph"/>
+        <w:ind w:left="1080"/>
+        <w:rPr>
+          <w:lang w:eastAsia="en-AU"/>
+        </w:rPr>
+      </w:pPr>
+      <w:r>
+        <w:rPr>
+          <w:lang w:eastAsia="en-AU"/>
+        </w:rPr>
+        <w:t xml:space="preserve">Tanno et al. (2025) propose </w:t>
+      </w:r>
+      <w:r>
+        <w:rPr>
+          <w:b/>
+          <w:bCs/>
+          <w:lang w:eastAsia="en-AU"/>
+        </w:rPr>
+        <w:t>Flamingo-CXR</w:t>
+      </w:r>
+      <w:r>
+        <w:rPr>
+          <w:lang w:eastAsia="en-AU"/>
+        </w:rPr>
+        <w:t xml:space="preserve">, a vision-language radiology report generation system built by fine-tuning the Flamingo multimodal foundation model for chest X-ray interpretation. Unlike many earlier encoder-decoder architectures trained from scratch, Flamingo-CXR leverages large-scale pretrained multimodal representations and adapts them specifically for radiology reporting. The model was trained on both the </w:t>
+      </w:r>
+      <w:r>
+        <w:rPr>
+          <w:b/>
+          <w:bCs/>
+          <w:lang w:eastAsia="en-AU"/>
+        </w:rPr>
+        <w:t>MIMIC-CXR</w:t>
+      </w:r>
+      <w:r>
+        <w:rPr>
+          <w:lang w:eastAsia="en-AU"/>
+        </w:rPr>
+        <w:t xml:space="preserve"> dataset from the United States and the </w:t>
+      </w:r>
+      <w:r>
+        <w:rPr>
+          <w:b/>
+          <w:bCs/>
+          <w:lang w:eastAsia="en-AU"/>
+        </w:rPr>
+        <w:t>IND1</w:t>
+      </w:r>
+      <w:r>
+        <w:rPr>
+          <w:lang w:eastAsia="en-AU"/>
+        </w:rPr>
+        <w:t xml:space="preserve"> dataset from India, allowing evaluation across different clinical and geographic settings. The authors place strong emphasis not only on automated metrics but also on </w:t>
       </w:r>
       <w:r>
         <w:rPr>
@@ -3872,226 +4015,136 @@
           <w:iCs/>
           <w:lang w:eastAsia="en-AU"/>
         </w:rPr>
-        <w:t>measurement hallucinations</w:t>
-      </w:r>
-      <w:r>
-        <w:rPr>
-          <w:lang w:eastAsia="en-AU"/>
-        </w:rPr>
-        <w:t xml:space="preserve"> in chest X-ray report generation models. Unlike traditional hallucination studies that focus mainly on incorrect disease mentions, this work specifically targets numerical and spatial errors in radiology reports, such as incorrect measurements of lesion sizes or inaccurate endotracheal tube (ETT) positioning. The authors argue that current vision-language models struggle with fine-grained quantitative reasoning because these tasks require simultaneous object detection, localization, anatomical landmark identification, and precise distance estimation. To address this, </w:t>
-      </w:r>
-      <w:proofErr w:type="spellStart"/>
-      <w:r>
-        <w:rPr>
-          <w:lang w:eastAsia="en-AU"/>
-        </w:rPr>
-        <w:t>FactCheXcker</w:t>
-      </w:r>
-      <w:proofErr w:type="spellEnd"/>
-      <w:r>
-        <w:rPr>
-          <w:lang w:eastAsia="en-AU"/>
-        </w:rPr>
-        <w:t xml:space="preserve"> adopts a </w:t>
-      </w:r>
-      <w:r>
-        <w:rPr>
-          <w:b/>
-          <w:bCs/>
-          <w:lang w:eastAsia="en-AU"/>
-        </w:rPr>
-        <w:t>query-code-update pipeline</w:t>
-      </w:r>
-      <w:r>
-        <w:rPr>
-          <w:lang w:eastAsia="en-AU"/>
-        </w:rPr>
-        <w:t xml:space="preserve"> where the system first extracts measurable findings from a generated report, then automatically generates executable Python code using predefined medical APIs to verify measurements directly from the </w:t>
-      </w:r>
-      <w:proofErr w:type="gramStart"/>
-      <w:r>
-        <w:rPr>
-          <w:lang w:eastAsia="en-AU"/>
-        </w:rPr>
-        <w:t>image, and</w:t>
-      </w:r>
-      <w:proofErr w:type="gramEnd"/>
-      <w:r>
-        <w:rPr>
-          <w:lang w:eastAsia="en-AU"/>
-        </w:rPr>
-        <w:t xml:space="preserve"> finally updates the report with corrected values. </w:t>
-      </w:r>
-    </w:p>
-    <w:p>
-      <w:pPr>
-        <w:pStyle w:val="ListParagraph"/>
-        <w:ind w:left="1080"/>
-        <w:rPr>
-          <w:lang w:eastAsia="en-AU"/>
-        </w:rPr>
-      </w:pPr>
-    </w:p>
-    <w:p>
-      <w:pPr>
-        <w:pStyle w:val="ListParagraph"/>
-        <w:ind w:left="1080"/>
-        <w:rPr>
-          <w:lang w:eastAsia="en-AU"/>
-        </w:rPr>
-      </w:pPr>
-      <w:r>
-        <w:rPr>
-          <w:lang w:eastAsia="en-AU"/>
-        </w:rPr>
-        <w:t xml:space="preserve">The framework was evaluated on the </w:t>
-      </w:r>
-      <w:r>
-        <w:rPr>
-          <w:b/>
-          <w:bCs/>
-          <w:lang w:eastAsia="en-AU"/>
-        </w:rPr>
-        <w:t>MIMIC-CXR</w:t>
-      </w:r>
-      <w:r>
-        <w:rPr>
-          <w:lang w:eastAsia="en-AU"/>
-        </w:rPr>
-        <w:t xml:space="preserve"> dataset using 11 report-generation models including MAIRA-2, </w:t>
-      </w:r>
-      <w:proofErr w:type="spellStart"/>
-      <w:r>
-        <w:rPr>
-          <w:lang w:eastAsia="en-AU"/>
-        </w:rPr>
-        <w:t>CheXagent</w:t>
-      </w:r>
-      <w:proofErr w:type="spellEnd"/>
-      <w:r>
-        <w:rPr>
-          <w:lang w:eastAsia="en-AU"/>
-        </w:rPr>
-        <w:t xml:space="preserve">, </w:t>
-      </w:r>
-      <w:proofErr w:type="spellStart"/>
-      <w:r>
-        <w:rPr>
-          <w:lang w:eastAsia="en-AU"/>
-        </w:rPr>
-        <w:t>MedVersa</w:t>
-      </w:r>
-      <w:proofErr w:type="spellEnd"/>
-      <w:r>
-        <w:rPr>
-          <w:lang w:eastAsia="en-AU"/>
-        </w:rPr>
-        <w:t xml:space="preserve">, GPT-4V, LLM-CXR, and </w:t>
-      </w:r>
-      <w:proofErr w:type="spellStart"/>
-      <w:r>
-        <w:rPr>
-          <w:lang w:eastAsia="en-AU"/>
-        </w:rPr>
-        <w:t>RadFM</w:t>
-      </w:r>
-      <w:proofErr w:type="spellEnd"/>
-      <w:r>
-        <w:rPr>
-          <w:lang w:eastAsia="en-AU"/>
-        </w:rPr>
-        <w:t xml:space="preserve">. Experiments focused primarily on endotracheal tube placement because ETT-related measurements accounted for approximately </w:t>
-      </w:r>
-      <w:r>
-        <w:rPr>
-          <w:b/>
-          <w:bCs/>
-          <w:lang w:eastAsia="en-AU"/>
-        </w:rPr>
-        <w:t>78% of measurable findings</w:t>
-      </w:r>
-      <w:r>
-        <w:rPr>
-          <w:lang w:eastAsia="en-AU"/>
-        </w:rPr>
-        <w:t xml:space="preserve"> across reports. Results showed that </w:t>
-      </w:r>
-      <w:proofErr w:type="spellStart"/>
-      <w:r>
-        <w:rPr>
-          <w:lang w:eastAsia="en-AU"/>
-        </w:rPr>
-        <w:t>FactCheXcker</w:t>
-      </w:r>
-      <w:proofErr w:type="spellEnd"/>
-      <w:r>
-        <w:rPr>
-          <w:lang w:eastAsia="en-AU"/>
-        </w:rPr>
-        <w:t xml:space="preserve"> improved the performance of </w:t>
-      </w:r>
-      <w:r>
-        <w:rPr>
-          <w:b/>
-          <w:bCs/>
-          <w:lang w:eastAsia="en-AU"/>
-        </w:rPr>
-        <w:t>10 out of 11 models</w:t>
-      </w:r>
-      <w:r>
-        <w:rPr>
-          <w:lang w:eastAsia="en-AU"/>
-        </w:rPr>
-        <w:t xml:space="preserve">, achieving an average </w:t>
-      </w:r>
-      <w:r>
-        <w:rPr>
-          <w:b/>
-          <w:bCs/>
-          <w:lang w:eastAsia="en-AU"/>
-        </w:rPr>
-        <w:t>135% reduction in measurement hallucination error (MAE)</w:t>
-      </w:r>
-      <w:r>
-        <w:rPr>
-          <w:lang w:eastAsia="en-AU"/>
-        </w:rPr>
-        <w:t xml:space="preserve"> and an average </w:t>
-      </w:r>
-      <w:r>
-        <w:rPr>
-          <w:b/>
-          <w:bCs/>
-          <w:lang w:eastAsia="en-AU"/>
-        </w:rPr>
-        <w:t>186% improvement in composite measurement accuracy metrics</w:t>
-      </w:r>
-      <w:r>
-        <w:rPr>
-          <w:lang w:eastAsia="en-AU"/>
-        </w:rPr>
-        <w:t xml:space="preserve">. For example, GPT-4V’s failure rate for ETT placement dropped dramatically from around 90% to 12.5%, while placement precision across models improved on average from </w:t>
-      </w:r>
-      <w:r>
-        <w:rPr>
-          <w:b/>
-          <w:bCs/>
-          <w:lang w:eastAsia="en-AU"/>
-        </w:rPr>
-        <w:t>0.84 to 0.94</w:t>
-      </w:r>
-      <w:r>
-        <w:rPr>
-          <w:lang w:eastAsia="en-AU"/>
-        </w:rPr>
-        <w:t>. The paper is highly relevant to our work because it highlights that strong semantic text generation alone is insufficient for clinically reliable radiology systems. Instead, models must also demonstrate accurate visual grounding, quantitative reasoning, and factual consistency. This supports the growing research direction toward hallucination-aware and clinically interpretable report-generation systems rather than relying solely on BLEU or ROUGE-based evaluation.</w:t>
-      </w:r>
-    </w:p>
-    <w:p>
-      <w:pPr>
-        <w:pStyle w:val="ListParagraph"/>
-        <w:ind w:left="1080"/>
-        <w:rPr>
+        <w:t>human-centered evaluation</w:t>
+      </w:r>
+      <w:r>
+        <w:rPr>
+          <w:lang w:eastAsia="en-AU"/>
+        </w:rPr>
+        <w:t xml:space="preserve">, arguing that traditional metrics such as BLEU and ROUGE fail to fully capture clinical correctness and report usefulness. To address this limitation, the study introduces a large-scale expert evaluation framework involving 27 board-certified radiologists who compared AI-generated reports against human-written reports through pairwise preference testing and detailed error correction tasks. </w:t>
+      </w:r>
+    </w:p>
+    <w:p>
+      <w:pPr>
+        <w:pStyle w:val="ListParagraph"/>
+        <w:ind w:left="1080"/>
+        <w:rPr>
+          <w:lang w:eastAsia="en-AU"/>
+        </w:rPr>
+      </w:pPr>
+    </w:p>
+    <w:p>
+      <w:pPr>
+        <w:pStyle w:val="ListParagraph"/>
+        <w:ind w:left="1080"/>
+        <w:rPr>
+          <w:lang w:eastAsia="en-AU"/>
+        </w:rPr>
+      </w:pPr>
+      <w:r>
+        <w:rPr>
+          <w:lang w:eastAsia="en-AU"/>
+        </w:rPr>
+        <w:t xml:space="preserve">Experimentally, Flamingo-CXR achieved state-of-the-art performance on the MIMIC-CXR benchmark with a </w:t>
+      </w:r>
+      <w:proofErr w:type="spellStart"/>
+      <w:r>
+        <w:rPr>
+          <w:b/>
+          <w:bCs/>
+          <w:lang w:eastAsia="en-AU"/>
+        </w:rPr>
+        <w:t>CheXpert</w:t>
+      </w:r>
+      <w:proofErr w:type="spellEnd"/>
+      <w:r>
+        <w:rPr>
+          <w:b/>
+          <w:bCs/>
+          <w:lang w:eastAsia="en-AU"/>
+        </w:rPr>
+        <w:t xml:space="preserve"> F1 score of 0.519</w:t>
+      </w:r>
+      <w:r>
+        <w:rPr>
+          <w:lang w:eastAsia="en-AU"/>
+        </w:rPr>
+        <w:t xml:space="preserve"> and a </w:t>
+      </w:r>
+      <w:proofErr w:type="spellStart"/>
+      <w:r>
+        <w:rPr>
+          <w:b/>
+          <w:bCs/>
+          <w:lang w:eastAsia="en-AU"/>
+        </w:rPr>
+        <w:t>RadGraph</w:t>
+      </w:r>
+      <w:proofErr w:type="spellEnd"/>
+      <w:r>
+        <w:rPr>
+          <w:b/>
+          <w:bCs/>
+          <w:lang w:eastAsia="en-AU"/>
+        </w:rPr>
+        <w:t xml:space="preserve"> F1 score of 0.205</w:t>
+      </w:r>
+      <w:r>
+        <w:rPr>
+          <w:lang w:eastAsia="en-AU"/>
+        </w:rPr>
+        <w:t xml:space="preserve">, outperforming prior systems such as R2GenGPT and CvT-21DistillGPT2 by approximately 33%. More importantly, the human evaluation revealed that </w:t>
+      </w:r>
+      <w:r>
+        <w:rPr>
+          <w:b/>
+          <w:bCs/>
+          <w:lang w:eastAsia="en-AU"/>
+        </w:rPr>
+        <w:t>77.7% of IND1 reports</w:t>
+      </w:r>
+      <w:r>
+        <w:rPr>
+          <w:lang w:eastAsia="en-AU"/>
+        </w:rPr>
+        <w:t xml:space="preserve"> and </w:t>
+      </w:r>
+      <w:r>
+        <w:rPr>
+          <w:b/>
+          <w:bCs/>
+          <w:lang w:eastAsia="en-AU"/>
+        </w:rPr>
+        <w:t>56.1% of MIMIC-CXR reports</w:t>
+      </w:r>
+      <w:r>
+        <w:rPr>
+          <w:lang w:eastAsia="en-AU"/>
+        </w:rPr>
+        <w:t xml:space="preserve"> generated by Flamingo-CXR were considered preferable or equivalent to clinician-written reports by at least half of the expert panel. The study also found significant inter-rater variability among radiologists, highlighting the inherent subjectivity of radiology reporting. Furthermore, the authors demonstrated that combining AI-generated drafts with clinician edits substantially improved report quality, showing the potential of </w:t>
+      </w:r>
+      <w:r>
+        <w:rPr>
+          <w:i/>
+          <w:iCs/>
+          <w:lang w:eastAsia="en-AU"/>
+        </w:rPr>
+        <w:t>clinician–AI collaboration</w:t>
+      </w:r>
+      <w:r>
+        <w:rPr>
+          <w:lang w:eastAsia="en-AU"/>
+        </w:rPr>
+        <w:t xml:space="preserve"> rather than fully autonomous systems. This paper is highly relevant because it shifts the focus of radiology report generation from purely optimizing text-generation metrics toward evaluating factual accuracy, clinical usefulness, interpretability, and human-AI collaboration in real clinical workflows.</w:t>
+      </w:r>
+    </w:p>
+    <w:p>
+      <w:pPr>
+        <w:pStyle w:val="ListParagraph"/>
+        <w:ind w:left="1080"/>
+        <w:rPr>
+          <w:b/>
+          <w:bCs/>
           <w:lang w:eastAsia="en-AU"/>
         </w:rPr>
       </w:pPr>
@@ -4108,49 +4161,98 @@
         </w:rPr>
       </w:pPr>
       <w:r>
-        <w:rPr>
-          <w:b/>
-          <w:bCs/>
-          <w:lang w:eastAsia="en-AU"/>
-        </w:rPr>
         <w:t>“</w:t>
       </w:r>
       <w:r>
         <w:rPr>
           <w:b/>
           <w:bCs/>
-          <w:lang w:eastAsia="en-AU"/>
-        </w:rPr>
-        <w:t>Collaboration between clinicians and vision–language models in radiology report generation”</w:t>
-      </w:r>
-    </w:p>
-    <w:p>
-      <w:pPr>
-        <w:pStyle w:val="ListParagraph"/>
-        <w:ind w:left="1080"/>
-        <w:rPr>
-          <w:lang w:eastAsia="en-AU"/>
-        </w:rPr>
-      </w:pPr>
-      <w:r>
-        <w:rPr>
-          <w:lang w:eastAsia="en-AU"/>
-        </w:rPr>
-        <w:t xml:space="preserve">Tanno et al. (2025) propose </w:t>
-      </w:r>
-      <w:r>
-        <w:rPr>
-          <w:b/>
-          <w:bCs/>
-          <w:lang w:eastAsia="en-AU"/>
-        </w:rPr>
-        <w:t>Flamingo-CXR</w:t>
-      </w:r>
-      <w:r>
-        <w:rPr>
-          <w:lang w:eastAsia="en-AU"/>
-        </w:rPr>
-        <w:t xml:space="preserve">, a vision-language radiology report generation system built by fine-tuning the Flamingo multimodal foundation model for chest X-ray interpretation. Unlike many earlier encoder-decoder architectures trained from scratch, Flamingo-CXR leverages large-scale pretrained multimodal representations and adapts them specifically for radiology reporting. The model was trained on both the </w:t>
+        </w:rPr>
+        <w:t>Automatic Radiology Report Generation: A Comprehensive Review and Innovative Framework”</w:t>
+      </w:r>
+    </w:p>
+    <w:p>
+      <w:pPr>
+        <w:pStyle w:val="ListParagraph"/>
+        <w:ind w:left="1080"/>
+        <w:rPr>
+          <w:lang w:eastAsia="en-AU"/>
+        </w:rPr>
+      </w:pPr>
+      <w:r>
+        <w:rPr>
+          <w:lang w:eastAsia="en-AU"/>
+        </w:rPr>
+        <w:lastRenderedPageBreak/>
+        <w:t xml:space="preserve">Hamma et al. (2024) present a comprehensive review of </w:t>
+      </w:r>
+      <w:r>
+        <w:rPr>
+          <w:b/>
+          <w:bCs/>
+          <w:lang w:eastAsia="en-AU"/>
+        </w:rPr>
+        <w:t>Automatic Radiology Report Generation (ARRG)</w:t>
+      </w:r>
+      <w:r>
+        <w:rPr>
+          <w:lang w:eastAsia="en-AU"/>
+        </w:rPr>
+        <w:t xml:space="preserve"> systems, focusing on the evolution of deep learning architectures, datasets, evaluation metrics, and future implementation strategies in radiology AI. The paper traces the development of ARRG from early CNN-RNN encoder-decoder frameworks to more advanced transformer-based and retrieval-based approaches. The authors explain that radiology report generation emerged as an extension of automatic image captioning, but medical imaging introduces significantly greater challenges due to the subtle similarities between pathological and normal scans. The review discusses major architectures including CNNs for visual feature extraction, RNNs and GRUs for sequential text generation, transformers with attention mechanisms for contextual understanding, and graph-based methods for integrating medical knowledge. The study also highlights the growing role of Large Language Models (LLMs) in ARRG, while identifying key limitations such as hallucination, lack of clinical accuracy, privacy concerns, and the need for expert human verification. </w:t>
+      </w:r>
+    </w:p>
+    <w:p>
+      <w:pPr>
+        <w:pStyle w:val="ListParagraph"/>
+        <w:ind w:left="1080"/>
+        <w:rPr>
+          <w:lang w:eastAsia="en-AU"/>
+        </w:rPr>
+      </w:pPr>
+    </w:p>
+    <w:p>
+      <w:pPr>
+        <w:pStyle w:val="ListParagraph"/>
+        <w:ind w:left="1080"/>
+        <w:rPr>
+          <w:lang w:eastAsia="en-AU"/>
+        </w:rPr>
+      </w:pPr>
+      <w:r>
+        <w:rPr>
+          <w:lang w:eastAsia="en-AU"/>
+        </w:rPr>
+        <w:t xml:space="preserve">The paper further evaluates commonly used datasets such as </w:t>
+      </w:r>
+      <w:r>
+        <w:rPr>
+          <w:b/>
+          <w:bCs/>
+          <w:lang w:eastAsia="en-AU"/>
+        </w:rPr>
+        <w:t>IU X-Ray</w:t>
+      </w:r>
+      <w:r>
+        <w:rPr>
+          <w:lang w:eastAsia="en-AU"/>
+        </w:rPr>
+        <w:t xml:space="preserve">, </w:t>
+      </w:r>
+      <w:proofErr w:type="spellStart"/>
+      <w:r>
+        <w:rPr>
+          <w:b/>
+          <w:bCs/>
+          <w:lang w:eastAsia="en-AU"/>
+        </w:rPr>
+        <w:t>OpenI</w:t>
+      </w:r>
+      <w:proofErr w:type="spellEnd"/>
+      <w:r>
+        <w:rPr>
+          <w:lang w:eastAsia="en-AU"/>
+        </w:rPr>
+        <w:t xml:space="preserve">, and </w:t>
       </w:r>
       <w:r>
         <w:rPr>
@@ -4164,166 +4266,42 @@
         <w:rPr>
           <w:lang w:eastAsia="en-AU"/>
         </w:rPr>
-        <w:t xml:space="preserve"> dataset from the United States and the </w:t>
-      </w:r>
-      <w:r>
-        <w:rPr>
-          <w:b/>
-          <w:bCs/>
-          <w:lang w:eastAsia="en-AU"/>
-        </w:rPr>
-        <w:t>IND1</w:t>
-      </w:r>
-      <w:r>
-        <w:rPr>
-          <w:lang w:eastAsia="en-AU"/>
-        </w:rPr>
-        <w:t xml:space="preserve"> dataset from India, allowing evaluation across different clinical and geographic </w:t>
-      </w:r>
-      <w:r>
-        <w:rPr>
-          <w:lang w:eastAsia="en-AU"/>
-        </w:rPr>
-        <w:lastRenderedPageBreak/>
-        <w:t xml:space="preserve">settings. The authors place strong emphasis not only on automated metrics but also on </w:t>
-      </w:r>
-      <w:r>
-        <w:rPr>
-          <w:i/>
-          <w:iCs/>
-          <w:lang w:eastAsia="en-AU"/>
-        </w:rPr>
-        <w:t>human-centered evaluation</w:t>
-      </w:r>
-      <w:r>
-        <w:rPr>
-          <w:lang w:eastAsia="en-AU"/>
-        </w:rPr>
-        <w:t xml:space="preserve">, arguing that traditional metrics such as BLEU and ROUGE fail to fully capture clinical correctness and report usefulness. To address this limitation, the study introduces a large-scale expert evaluation framework involving 27 board-certified radiologists who compared AI-generated reports against human-written reports through pairwise preference testing and detailed error correction tasks. </w:t>
-      </w:r>
-    </w:p>
-    <w:p>
-      <w:pPr>
-        <w:pStyle w:val="ListParagraph"/>
-        <w:ind w:left="1080"/>
-        <w:rPr>
-          <w:lang w:eastAsia="en-AU"/>
-        </w:rPr>
-      </w:pPr>
-    </w:p>
-    <w:p>
-      <w:pPr>
-        <w:pStyle w:val="ListParagraph"/>
-        <w:ind w:left="1080"/>
-        <w:rPr>
-          <w:lang w:eastAsia="en-AU"/>
-        </w:rPr>
-      </w:pPr>
-      <w:r>
-        <w:rPr>
-          <w:lang w:eastAsia="en-AU"/>
-        </w:rPr>
-        <w:t xml:space="preserve">Experimentally, Flamingo-CXR achieved state-of-the-art performance on the MIMIC-CXR benchmark with a </w:t>
-      </w:r>
-      <w:proofErr w:type="spellStart"/>
-      <w:r>
-        <w:rPr>
-          <w:b/>
-          <w:bCs/>
-          <w:lang w:eastAsia="en-AU"/>
-        </w:rPr>
-        <w:t>CheXpert</w:t>
-      </w:r>
-      <w:proofErr w:type="spellEnd"/>
-      <w:r>
-        <w:rPr>
-          <w:b/>
-          <w:bCs/>
-          <w:lang w:eastAsia="en-AU"/>
-        </w:rPr>
-        <w:t xml:space="preserve"> F1 score of 0.519</w:t>
-      </w:r>
-      <w:r>
-        <w:rPr>
-          <w:lang w:eastAsia="en-AU"/>
-        </w:rPr>
-        <w:t xml:space="preserve"> and a </w:t>
-      </w:r>
-      <w:proofErr w:type="spellStart"/>
-      <w:r>
-        <w:rPr>
-          <w:b/>
-          <w:bCs/>
-          <w:lang w:eastAsia="en-AU"/>
-        </w:rPr>
-        <w:t>RadGraph</w:t>
-      </w:r>
-      <w:proofErr w:type="spellEnd"/>
-      <w:r>
-        <w:rPr>
-          <w:b/>
-          <w:bCs/>
-          <w:lang w:eastAsia="en-AU"/>
-        </w:rPr>
-        <w:t xml:space="preserve"> F1 score of 0.205</w:t>
-      </w:r>
-      <w:r>
-        <w:rPr>
-          <w:lang w:eastAsia="en-AU"/>
-        </w:rPr>
-        <w:t xml:space="preserve">, outperforming prior systems such as R2GenGPT and CvT-21DistillGPT2 by approximately 33%. More importantly, the human evaluation revealed that </w:t>
-      </w:r>
-      <w:r>
-        <w:rPr>
-          <w:b/>
-          <w:bCs/>
-          <w:lang w:eastAsia="en-AU"/>
-        </w:rPr>
-        <w:t>77.7% of IND1 reports</w:t>
-      </w:r>
-      <w:r>
-        <w:rPr>
-          <w:lang w:eastAsia="en-AU"/>
-        </w:rPr>
-        <w:t xml:space="preserve"> and </w:t>
-      </w:r>
-      <w:r>
-        <w:rPr>
-          <w:b/>
-          <w:bCs/>
-          <w:lang w:eastAsia="en-AU"/>
-        </w:rPr>
-        <w:t>56.1% of MIMIC-CXR reports</w:t>
-      </w:r>
-      <w:r>
-        <w:rPr>
-          <w:lang w:eastAsia="en-AU"/>
-        </w:rPr>
-        <w:t xml:space="preserve"> generated by Flamingo-CXR were considered preferable or equivalent to clinician-written reports by at least half of the expert panel. The study also found significant inter-rater variability among radiologists, highlighting the inherent subjectivity of radiology reporting. Furthermore, the authors demonstrated that combining AI-generated drafts with clinician edits substantially improved report quality, showing the potential of </w:t>
-      </w:r>
-      <w:r>
-        <w:rPr>
-          <w:i/>
-          <w:iCs/>
-          <w:lang w:eastAsia="en-AU"/>
-        </w:rPr>
-        <w:t>clinician–AI collaboration</w:t>
-      </w:r>
-      <w:r>
-        <w:rPr>
-          <w:lang w:eastAsia="en-AU"/>
-        </w:rPr>
-        <w:t xml:space="preserve"> rather than fully autonomous systems. This paper is highly relevant because it shifts the focus of radiology report generation from purely optimizing text-generation metrics toward evaluating factual accuracy, clinical usefulness, interpretability, and human-AI collaboration in real clinical workflows.</w:t>
-      </w:r>
-    </w:p>
-    <w:p>
-      <w:pPr>
-        <w:pStyle w:val="ListParagraph"/>
-        <w:ind w:left="1080"/>
-        <w:rPr>
-          <w:b/>
-          <w:bCs/>
-          <w:lang w:eastAsia="en-AU"/>
+        <w:t xml:space="preserve">, emphasizing that MIMIC-CXR is currently the only large-scale public dataset containing original radiology reports suitable for robust benchmarking. The authors critically </w:t>
+      </w:r>
+      <w:proofErr w:type="spellStart"/>
+      <w:r>
+        <w:rPr>
+          <w:lang w:eastAsia="en-AU"/>
+        </w:rPr>
+        <w:t>analyze</w:t>
+      </w:r>
+      <w:proofErr w:type="spellEnd"/>
+      <w:r>
+        <w:rPr>
+          <w:lang w:eastAsia="en-AU"/>
+        </w:rPr>
+        <w:t xml:space="preserve"> evaluation metrics including BLEU, ROUGE, </w:t>
+      </w:r>
+      <w:proofErr w:type="spellStart"/>
+      <w:r>
+        <w:rPr>
+          <w:lang w:eastAsia="en-AU"/>
+        </w:rPr>
+        <w:t>CIDEr</w:t>
+      </w:r>
+      <w:proofErr w:type="spellEnd"/>
+      <w:r>
+        <w:rPr>
+          <w:lang w:eastAsia="en-AU"/>
+        </w:rPr>
+        <w:t>, and METEOR, arguing that these traditional NLP metrics mainly measure language fluency and n-gram overlap rather than true clinical correctness. To address this, the paper proposes a new modular ARRG framework integrating image preprocessing, feature extraction, interpretation, report generation, explainable AI (XAI), clinical integration, and continuous learning with radiologist feedback. The review concludes that future ARRG systems should prioritize multimodal integration, interpretability, hybrid architectures, and clinically meaningful evaluation rather than relying solely on text-generation metrics. This paper is highly relevant because it provides a strong theoretical foundation for understanding current ARRG limitations and supports the need for more interpretable, semantically grounded, and clinically reliable report generation systems.</w:t>
+      </w:r>
+    </w:p>
+    <w:p>
+      <w:pPr>
+        <w:rPr>
+          <w:b/>
+          <w:bCs/>
         </w:rPr>
       </w:pPr>
     </w:p>
@@ -4339,6 +4317,10 @@
         </w:rPr>
       </w:pPr>
       <w:r>
+        <w:rPr>
+          <w:b/>
+          <w:bCs/>
+        </w:rPr>
         <w:t>“</w:t>
       </w:r>
       <w:r>
@@ -4346,143 +4328,76 @@
           <w:b/>
           <w:bCs/>
         </w:rPr>
-        <w:t>Automatic Radiology Report Generation: A Comprehensive Review and Innovative Framework”</w:t>
-      </w:r>
-    </w:p>
-    <w:p>
-      <w:pPr>
-        <w:pStyle w:val="ListParagraph"/>
-        <w:ind w:left="1080"/>
-        <w:rPr>
-          <w:lang w:eastAsia="en-AU"/>
-        </w:rPr>
-      </w:pPr>
-      <w:r>
-        <w:rPr>
-          <w:lang w:eastAsia="en-AU"/>
-        </w:rPr>
-        <w:t xml:space="preserve">Hamma et al. (2024) present a comprehensive review of </w:t>
-      </w:r>
-      <w:r>
-        <w:rPr>
-          <w:b/>
-          <w:bCs/>
-          <w:lang w:eastAsia="en-AU"/>
-        </w:rPr>
-        <w:t>Automatic Radiology Report Generation (ARRG)</w:t>
-      </w:r>
-      <w:r>
-        <w:rPr>
-          <w:lang w:eastAsia="en-AU"/>
-        </w:rPr>
-        <w:t xml:space="preserve"> systems, focusing on the evolution of deep learning architectures, datasets, evaluation metrics, and future implementation strategies in radiology AI. The paper traces the development of ARRG from early CNN-RNN encoder-decoder frameworks to more advanced transformer-based and retrieval-based approaches. The authors explain that radiology report generation emerged as an extension of automatic image captioning, but medical imaging introduces significantly greater challenges due to the subtle similarities between pathological and normal scans. The review discusses major architectures including CNNs for visual feature extraction, RNNs and GRUs for sequential text generation, transformers with attention mechanisms for contextual understanding, and graph-based methods for integrating medical knowledge. The study also highlights the growing role of Large Language Models (LLMs) in ARRG, while identifying key limitations such as hallucination, lack of clinical accuracy, privacy concerns, and the need for expert human verification. </w:t>
-      </w:r>
-    </w:p>
-    <w:p>
-      <w:pPr>
-        <w:pStyle w:val="ListParagraph"/>
-        <w:ind w:left="1080"/>
-        <w:rPr>
-          <w:lang w:eastAsia="en-AU"/>
-        </w:rPr>
-      </w:pPr>
-    </w:p>
-    <w:p>
-      <w:pPr>
-        <w:pStyle w:val="ListParagraph"/>
-        <w:ind w:left="1080"/>
-        <w:rPr>
-          <w:lang w:eastAsia="en-AU"/>
-        </w:rPr>
-      </w:pPr>
-      <w:r>
-        <w:rPr>
-          <w:lang w:eastAsia="en-AU"/>
-        </w:rPr>
-        <w:t xml:space="preserve">The paper further evaluates commonly used datasets such as </w:t>
-      </w:r>
-      <w:r>
-        <w:rPr>
-          <w:b/>
-          <w:bCs/>
-          <w:lang w:eastAsia="en-AU"/>
-        </w:rPr>
-        <w:t>IU X-Ray</w:t>
-      </w:r>
-      <w:r>
-        <w:rPr>
-          <w:lang w:eastAsia="en-AU"/>
-        </w:rPr>
-        <w:t xml:space="preserve">, </w:t>
-      </w:r>
-      <w:proofErr w:type="spellStart"/>
-      <w:r>
-        <w:rPr>
-          <w:b/>
-          <w:bCs/>
-          <w:lang w:eastAsia="en-AU"/>
-        </w:rPr>
-        <w:t>OpenI</w:t>
-      </w:r>
-      <w:proofErr w:type="spellEnd"/>
-      <w:r>
-        <w:rPr>
-          <w:lang w:eastAsia="en-AU"/>
-        </w:rPr>
-        <w:t xml:space="preserve">, and </w:t>
-      </w:r>
-      <w:r>
-        <w:rPr>
-          <w:b/>
-          <w:bCs/>
-          <w:lang w:eastAsia="en-AU"/>
-        </w:rPr>
-        <w:t>MIMIC-CXR</w:t>
-      </w:r>
-      <w:r>
-        <w:rPr>
-          <w:lang w:eastAsia="en-AU"/>
-        </w:rPr>
-        <w:t xml:space="preserve">, emphasizing that MIMIC-CXR is currently the only large-scale public dataset containing original radiology reports suitable for robust benchmarking. The authors critically </w:t>
-      </w:r>
-      <w:proofErr w:type="spellStart"/>
-      <w:r>
-        <w:rPr>
-          <w:lang w:eastAsia="en-AU"/>
-        </w:rPr>
-        <w:t>analyze</w:t>
-      </w:r>
-      <w:proofErr w:type="spellEnd"/>
-      <w:r>
-        <w:rPr>
-          <w:lang w:eastAsia="en-AU"/>
-        </w:rPr>
-        <w:t xml:space="preserve"> evaluation metrics including BLEU, ROUGE, </w:t>
-      </w:r>
-      <w:proofErr w:type="spellStart"/>
-      <w:r>
-        <w:rPr>
-          <w:lang w:eastAsia="en-AU"/>
-        </w:rPr>
-        <w:t>CIDEr</w:t>
-      </w:r>
-      <w:proofErr w:type="spellEnd"/>
-      <w:r>
-        <w:rPr>
-          <w:lang w:eastAsia="en-AU"/>
-        </w:rPr>
-        <w:t xml:space="preserve">, and METEOR, arguing that these traditional NLP metrics mainly measure language fluency and n-gram overlap rather than true clinical correctness. To address this, the paper proposes a new modular ARRG framework integrating image preprocessing, </w:t>
-      </w:r>
-      <w:r>
-        <w:rPr>
-          <w:lang w:eastAsia="en-AU"/>
-        </w:rPr>
-        <w:lastRenderedPageBreak/>
-        <w:t>feature extraction, interpretation, report generation, explainable AI (XAI), clinical integration, and continuous learning with radiologist feedback. The review concludes that future ARRG systems should prioritize multimodal integration, interpretability, hybrid architectures, and clinically meaningful evaluation rather than relying solely on text-generation metrics. This paper is highly relevant because it provides a strong theoretical foundation for understanding current ARRG limitations and supports the need for more interpretable, semantically grounded, and clinically reliable report generation systems.</w:t>
-      </w:r>
-    </w:p>
-    <w:p>
-      <w:pPr>
+        <w:t>Show, Attend and Tell: Neural Image Caption Generation with Visual Attention”</w:t>
+      </w:r>
+    </w:p>
+    <w:p>
+      <w:pPr>
+        <w:pStyle w:val="ListParagraph"/>
+        <w:ind w:left="1080"/>
+        <w:rPr>
+          <w:lang w:eastAsia="en-AU"/>
+        </w:rPr>
+      </w:pPr>
+      <w:r>
+        <w:rPr>
+          <w:lang w:eastAsia="en-AU"/>
+        </w:rPr>
+        <w:t xml:space="preserve">Xu et al. (2015) introduced the influential </w:t>
+      </w:r>
+      <w:r>
+        <w:rPr>
+          <w:i/>
+          <w:iCs/>
+          <w:lang w:eastAsia="en-AU"/>
+        </w:rPr>
+        <w:t>Show, Attend and Tell</w:t>
+      </w:r>
+      <w:r>
+        <w:rPr>
+          <w:lang w:eastAsia="en-AU"/>
+        </w:rPr>
+        <w:t xml:space="preserve"> framework, one of the earliest deep learning models to incorporate visual attention into image caption generation. The model combines Convolutional Neural Networks (CNNs) for feature extraction with Long Short-Term Memory (LSTM) networks for sequential text generation, while dynamically learning which regions of an image to focus on during caption generation. Unlike earlier encoder-decoder models that compressed an entire image into a single fixed vector, this approach extracts spatial feature maps from intermediate CNN layers and applies an attention mechanism over different image regions. The paper proposes two variants of attention: a deterministic “soft” attention model trained using standard backpropagation, and a stochastic “hard” attention model trained using reinforcement learning techniques such as REINFORCE. The attention mechanism computes weighted context vectors that guide the decoder toward visually relevant regions when predicting each word, enabling the model to establish image-word alignments during generation.</w:t>
+      </w:r>
+    </w:p>
+    <w:p>
+      <w:pPr>
+        <w:pStyle w:val="ListParagraph"/>
+        <w:ind w:left="1080"/>
+        <w:rPr>
+          <w:lang w:eastAsia="en-AU"/>
+        </w:rPr>
+      </w:pPr>
+    </w:p>
+    <w:p>
+      <w:pPr>
+        <w:pStyle w:val="ListParagraph"/>
+        <w:ind w:left="1080"/>
+        <w:rPr>
+          <w:lang w:eastAsia="en-AU"/>
+        </w:rPr>
+      </w:pPr>
+      <w:r>
+        <w:rPr>
+          <w:lang w:eastAsia="en-AU"/>
+        </w:rPr>
+        <w:t>The study achieved state-of-the-art performance on benchmark datasets including Flickr8k, Flickr30k, and MS COCO using BLEU and METEOR evaluation metrics. More importantly, the paper demonstrated that attention mechanisms significantly improve interpretability by visualizing attention heatmaps showing where the model “looks” while generating specific words. The visualizations revealed that the model learns meaningful semantic alignments between image regions and generated text, allowing researchers to better understand model behaviour and failure cases. This work became foundational for later vision-language models and strongly influenced modern radiology report generation architectures, where attention mechanisms are now widely used to improve image-text alignment, semantic grounding, and interpretability in medical report generation systems.</w:t>
+      </w:r>
+    </w:p>
+    <w:p>
+      <w:pPr>
+        <w:pStyle w:val="ListParagraph"/>
+        <w:ind w:left="1080"/>
+        <w:rPr>
+          <w:b/>
+          <w:bCs/>
+        </w:rPr>
+      </w:pPr>
+    </w:p>
+    <w:p>
+      <w:pPr>
+        <w:pStyle w:val="ListParagraph"/>
+        <w:ind w:left="1080"/>
         <w:rPr>
           <w:b/>
           <w:bCs/>
@@ -4512,79 +4427,134 @@
           <w:b/>
           <w:bCs/>
         </w:rPr>
-        <w:t>Show, Attend and Tell: Neural Image Caption Generation with Visual Attention”</w:t>
-      </w:r>
-    </w:p>
-    <w:p>
-      <w:pPr>
-        <w:pStyle w:val="ListParagraph"/>
-        <w:ind w:left="1080"/>
-        <w:rPr>
-          <w:lang w:eastAsia="en-AU"/>
-        </w:rPr>
-      </w:pPr>
-      <w:r>
-        <w:rPr>
-          <w:lang w:eastAsia="en-AU"/>
-        </w:rPr>
-        <w:t xml:space="preserve">Xu et al. (2015) introduced the influential </w:t>
-      </w:r>
-      <w:r>
-        <w:rPr>
-          <w:i/>
-          <w:iCs/>
-          <w:lang w:eastAsia="en-AU"/>
-        </w:rPr>
-        <w:t>Show, Attend and Tell</w:t>
-      </w:r>
-      <w:r>
-        <w:rPr>
-          <w:lang w:eastAsia="en-AU"/>
-        </w:rPr>
-        <w:t xml:space="preserve"> framework, one of the earliest deep learning models to incorporate visual attention into image caption generation. The model combines Convolutional Neural Networks (CNNs) for feature extraction with Long Short-Term Memory (LSTM) networks for sequential text generation, while dynamically learning which regions of an image to focus on during caption generation. Unlike earlier encoder-decoder models that compressed an entire image into a single fixed vector, this approach extracts spatial feature maps from intermediate CNN layers and applies an attention mechanism over different image regions. The paper proposes two variants of attention: a deterministic “soft” attention model trained using standard backpropagation, and a stochastic “hard” attention model trained using reinforcement learning techniques such as REINFORCE. The attention mechanism computes weighted context vectors that guide the decoder toward visually relevant regions when predicting each word, enabling the model to establish image-word alignments during generation.</w:t>
-      </w:r>
-    </w:p>
-    <w:p>
-      <w:pPr>
-        <w:pStyle w:val="ListParagraph"/>
-        <w:ind w:left="1080"/>
-        <w:rPr>
-          <w:lang w:eastAsia="en-AU"/>
-        </w:rPr>
-      </w:pPr>
-    </w:p>
-    <w:p>
-      <w:pPr>
-        <w:pStyle w:val="ListParagraph"/>
-        <w:ind w:left="1080"/>
-        <w:rPr>
-          <w:lang w:eastAsia="en-AU"/>
-        </w:rPr>
-      </w:pPr>
-      <w:r>
-        <w:rPr>
-          <w:lang w:eastAsia="en-AU"/>
-        </w:rPr>
-        <w:t>The study achieved state-of-the-art performance on benchmark datasets including Flickr8k, Flickr30k, and MS COCO using BLEU and METEOR evaluation metrics. More importantly, the paper demonstrated that attention mechanisms significantly improve interpretability by visualizing attention heatmaps showing where the model “looks” while generating specific words. The visualizations revealed that the model learns meaningful semantic alignments between image regions and generated text, allowing researchers to better understand model behaviour and failure cases. This work became foundational for later vision-language models and strongly influenced modern radiology report generation architectures, where attention mechanisms are now widely used to improve image-text alignment, semantic grounding, and interpretability in medical report generation systems.</w:t>
-      </w:r>
-    </w:p>
-    <w:p>
-      <w:pPr>
-        <w:pStyle w:val="ListParagraph"/>
-        <w:ind w:left="1080"/>
-        <w:rPr>
-          <w:b/>
-          <w:bCs/>
-        </w:rPr>
-      </w:pPr>
-    </w:p>
-    <w:p>
-      <w:pPr>
-        <w:pStyle w:val="ListParagraph"/>
-        <w:ind w:left="1080"/>
-        <w:rPr>
-          <w:b/>
-          <w:bCs/>
+        <w:t>Making the Most of Text Semantics to Improve Biomedical Vision--Language Processing”</w:t>
+      </w:r>
+    </w:p>
+    <w:p>
+      <w:pPr>
+        <w:pStyle w:val="ListParagraph"/>
+        <w:ind w:left="1080"/>
+        <w:rPr>
+          <w:lang w:eastAsia="en-AU"/>
+        </w:rPr>
+      </w:pPr>
+      <w:proofErr w:type="spellStart"/>
+      <w:r>
+        <w:rPr>
+          <w:lang w:eastAsia="en-AU"/>
+        </w:rPr>
+        <w:t>Boecking</w:t>
+      </w:r>
+      <w:proofErr w:type="spellEnd"/>
+      <w:r>
+        <w:rPr>
+          <w:lang w:eastAsia="en-AU"/>
+        </w:rPr>
+        <w:t xml:space="preserve"> et al. proposed </w:t>
+      </w:r>
+      <w:proofErr w:type="spellStart"/>
+      <w:r>
+        <w:rPr>
+          <w:b/>
+          <w:bCs/>
+          <w:lang w:eastAsia="en-AU"/>
+        </w:rPr>
+        <w:t>BioViL</w:t>
+      </w:r>
+      <w:proofErr w:type="spellEnd"/>
+      <w:r>
+        <w:rPr>
+          <w:lang w:eastAsia="en-AU"/>
+        </w:rPr>
+        <w:t xml:space="preserve">, a self-supervised biomedical vision-language framework designed specifically for chest X-ray understanding and radiology report alignment. The paper argues that existing vision-language models underperform in medical imaging because they rely on generic language encoders that fail to capture complex radiology semantics such as negation, uncertainty, spatial modifiers, and long-range dependencies. To address this, the authors introduced </w:t>
+      </w:r>
+      <w:r>
+        <w:rPr>
+          <w:b/>
+          <w:bCs/>
+          <w:lang w:eastAsia="en-AU"/>
+        </w:rPr>
+        <w:t>CXR-BERT</w:t>
+      </w:r>
+      <w:r>
+        <w:rPr>
+          <w:lang w:eastAsia="en-AU"/>
+        </w:rPr>
+        <w:t xml:space="preserve">, a radiology-specific language model pretrained using MIMIC-CXR reports, PubMed abstracts, and clinical notes with a custom vocabulary and a novel Radiology Section Matching (RSM) objective. The </w:t>
+      </w:r>
+      <w:proofErr w:type="spellStart"/>
+      <w:r>
+        <w:rPr>
+          <w:lang w:eastAsia="en-AU"/>
+        </w:rPr>
+        <w:t>BioViL</w:t>
+      </w:r>
+      <w:proofErr w:type="spellEnd"/>
+      <w:r>
+        <w:rPr>
+          <w:lang w:eastAsia="en-AU"/>
+        </w:rPr>
+        <w:t xml:space="preserve"> framework then combines this specialised text encoder with a ResNet-50 image encoder using global contrastive learning and masked language modelling to improve shared image-text representation learning. </w:t>
+      </w:r>
+    </w:p>
+    <w:p>
+      <w:pPr>
+        <w:pStyle w:val="ListParagraph"/>
+        <w:ind w:left="1080"/>
+        <w:rPr>
+          <w:lang w:eastAsia="en-AU"/>
+        </w:rPr>
+      </w:pPr>
+    </w:p>
+    <w:p>
+      <w:pPr>
+        <w:pStyle w:val="ListParagraph"/>
+        <w:ind w:left="1080"/>
+        <w:rPr>
+          <w:lang w:eastAsia="en-AU"/>
+        </w:rPr>
+      </w:pPr>
+      <w:r>
+        <w:rPr>
+          <w:lang w:eastAsia="en-AU"/>
+        </w:rPr>
+        <w:t xml:space="preserve">The proposed approach achieved state-of-the-art performance across multiple downstream tasks including phrase grounding, zero-shot classification, segmentation, and radiology natural language inference. On the MS-CXR phrase grounding benchmark, </w:t>
+      </w:r>
+      <w:proofErr w:type="spellStart"/>
+      <w:r>
+        <w:rPr>
+          <w:lang w:eastAsia="en-AU"/>
+        </w:rPr>
+        <w:t>BioViL</w:t>
+      </w:r>
+      <w:proofErr w:type="spellEnd"/>
+      <w:r>
+        <w:rPr>
+          <w:lang w:eastAsia="en-AU"/>
+        </w:rPr>
+        <w:t xml:space="preserve"> achieved an average CNR score of 1.027 compared to 0.930 for </w:t>
+      </w:r>
+      <w:proofErr w:type="spellStart"/>
+      <w:r>
+        <w:rPr>
+          <w:lang w:eastAsia="en-AU"/>
+        </w:rPr>
+        <w:t>GLoRIA</w:t>
+      </w:r>
+      <w:proofErr w:type="spellEnd"/>
+      <w:r>
+        <w:rPr>
+          <w:lang w:eastAsia="en-AU"/>
+        </w:rPr>
+        <w:t xml:space="preserve">, demonstrating stronger semantic localisation between textual findings and image regions. The model also improved zero-shot pneumonia classification with an AUROC of 0.831 and achieved superior segmentation performance without requiring explicit local alignment losses. Additionally, the authors released the MS-CXR dataset for evaluating fine-grained image-text grounding in radiology. The study highlights that improved text semantic modelling substantially enhances both interpretability and multimodal alignment in radiology vision-language systems. </w:t>
+      </w:r>
+    </w:p>
+    <w:p>
+      <w:pPr>
+        <w:pStyle w:val="ListParagraph"/>
+        <w:ind w:left="1080"/>
+        <w:rPr>
+          <w:lang w:eastAsia="en-AU"/>
         </w:rPr>
       </w:pPr>
     </w:p>
@@ -4601,8 +4571,7 @@
       </w:pPr>
       <w:r>
         <w:rPr>
-          <w:b/>
-          <w:bCs/>
+          <w:lang w:eastAsia="en-AU"/>
         </w:rPr>
         <w:t>“</w:t>
       </w:r>
@@ -4610,141 +4579,328 @@
         <w:rPr>
           <w:b/>
           <w:bCs/>
-        </w:rPr>
-        <w:t>Making the Most of Text Semantics to Improve Biomedical Vision--Language Processing”</w:t>
-      </w:r>
-    </w:p>
-    <w:p>
-      <w:pPr>
-        <w:pStyle w:val="ListParagraph"/>
-        <w:ind w:left="1080"/>
-        <w:rPr>
-          <w:lang w:eastAsia="en-AU"/>
-        </w:rPr>
-      </w:pPr>
-      <w:proofErr w:type="spellStart"/>
-      <w:r>
-        <w:rPr>
-          <w:lang w:eastAsia="en-AU"/>
-        </w:rPr>
-        <w:t>Boecking</w:t>
-      </w:r>
-      <w:proofErr w:type="spellEnd"/>
-      <w:r>
-        <w:rPr>
-          <w:lang w:eastAsia="en-AU"/>
-        </w:rPr>
-        <w:t xml:space="preserve"> et al. proposed </w:t>
-      </w:r>
-      <w:proofErr w:type="spellStart"/>
-      <w:r>
-        <w:rPr>
-          <w:b/>
-          <w:bCs/>
-          <w:lang w:eastAsia="en-AU"/>
-        </w:rPr>
-        <w:t>BioViL</w:t>
-      </w:r>
-      <w:proofErr w:type="spellEnd"/>
-      <w:r>
-        <w:rPr>
-          <w:lang w:eastAsia="en-AU"/>
-        </w:rPr>
-        <w:t xml:space="preserve">, a self-supervised biomedical vision-language framework designed specifically for chest X-ray understanding and radiology report alignment. The paper argues that existing vision-language models underperform in medical imaging because they rely on generic language encoders that fail to capture complex radiology semantics such as negation, uncertainty, spatial modifiers, and long-range dependencies. To address this, the authors introduced </w:t>
-      </w:r>
-      <w:r>
-        <w:rPr>
-          <w:b/>
-          <w:bCs/>
-          <w:lang w:eastAsia="en-AU"/>
-        </w:rPr>
-        <w:t>CXR-BERT</w:t>
-      </w:r>
-      <w:r>
-        <w:rPr>
-          <w:lang w:eastAsia="en-AU"/>
-        </w:rPr>
-        <w:t xml:space="preserve">, a radiology-specific language model pretrained using MIMIC-CXR reports, PubMed </w:t>
+          <w:lang w:eastAsia="en-AU"/>
+        </w:rPr>
+        <w:t>Evaluating progress in automatic chest X-ray radiology report generation”</w:t>
+      </w:r>
+    </w:p>
+    <w:p>
+      <w:pPr>
+        <w:pStyle w:val="ListParagraph"/>
+        <w:ind w:left="1080"/>
+        <w:rPr>
+          <w:lang w:eastAsia="en-AU"/>
+        </w:rPr>
+      </w:pPr>
+      <w:r>
+        <w:rPr>
+          <w:lang w:eastAsia="en-AU"/>
+        </w:rPr>
+        <w:t xml:space="preserve">Yu et al. (2023) evaluated how well common automated metrics reflect radiologists’ judgment in chest X-ray report generation. The paper argues that traditional NLP metrics such as BLEU are weak for radiology because they measure text overlap rather than clinical correctness. To address this, the authors proposed </w:t>
+      </w:r>
+      <w:proofErr w:type="spellStart"/>
+      <w:r>
+        <w:rPr>
+          <w:b/>
+          <w:bCs/>
+          <w:lang w:eastAsia="en-AU"/>
+        </w:rPr>
+        <w:t>RadGraph</w:t>
+      </w:r>
+      <w:proofErr w:type="spellEnd"/>
+      <w:r>
+        <w:rPr>
+          <w:b/>
+          <w:bCs/>
+          <w:lang w:eastAsia="en-AU"/>
+        </w:rPr>
+        <w:t xml:space="preserve"> F1</w:t>
+      </w:r>
+      <w:r>
+        <w:rPr>
+          <w:lang w:eastAsia="en-AU"/>
+        </w:rPr>
+        <w:t xml:space="preserve">, which compares overlap in clinical entities and relations between generated and </w:t>
       </w:r>
       <w:r>
         <w:rPr>
           <w:lang w:eastAsia="en-AU"/>
         </w:rPr>
         <w:lastRenderedPageBreak/>
-        <w:t xml:space="preserve">abstracts, and clinical notes with a custom vocabulary and a novel Radiology Section Matching (RSM) objective. The </w:t>
-      </w:r>
-      <w:proofErr w:type="spellStart"/>
-      <w:r>
-        <w:rPr>
-          <w:lang w:eastAsia="en-AU"/>
-        </w:rPr>
-        <w:t>BioViL</w:t>
-      </w:r>
-      <w:proofErr w:type="spellEnd"/>
-      <w:r>
-        <w:rPr>
-          <w:lang w:eastAsia="en-AU"/>
-        </w:rPr>
-        <w:t xml:space="preserve"> framework then combines this specialised text encoder with a ResNet-50 image encoder using global contrastive learning and masked language modelling to improve shared image-text representation learning. </w:t>
-      </w:r>
-    </w:p>
-    <w:p>
-      <w:pPr>
-        <w:pStyle w:val="ListParagraph"/>
-        <w:ind w:left="1080"/>
-        <w:rPr>
-          <w:lang w:eastAsia="en-AU"/>
-        </w:rPr>
-      </w:pPr>
-    </w:p>
-    <w:p>
-      <w:pPr>
-        <w:pStyle w:val="ListParagraph"/>
-        <w:ind w:left="1080"/>
-        <w:rPr>
-          <w:lang w:eastAsia="en-AU"/>
-        </w:rPr>
-      </w:pPr>
-      <w:r>
-        <w:rPr>
-          <w:lang w:eastAsia="en-AU"/>
-        </w:rPr>
-        <w:t xml:space="preserve">The proposed approach achieved state-of-the-art performance across multiple downstream tasks including phrase grounding, zero-shot classification, segmentation, and radiology natural language inference. On the MS-CXR phrase grounding benchmark, </w:t>
-      </w:r>
-      <w:proofErr w:type="spellStart"/>
-      <w:r>
-        <w:rPr>
-          <w:lang w:eastAsia="en-AU"/>
-        </w:rPr>
-        <w:t>BioViL</w:t>
-      </w:r>
-      <w:proofErr w:type="spellEnd"/>
-      <w:r>
-        <w:rPr>
-          <w:lang w:eastAsia="en-AU"/>
-        </w:rPr>
-        <w:t xml:space="preserve"> achieved an average CNR score of 1.027 compared to 0.930 for </w:t>
-      </w:r>
-      <w:proofErr w:type="spellStart"/>
-      <w:r>
-        <w:rPr>
-          <w:lang w:eastAsia="en-AU"/>
-        </w:rPr>
-        <w:t>GLoRIA</w:t>
-      </w:r>
-      <w:proofErr w:type="spellEnd"/>
-      <w:r>
-        <w:rPr>
-          <w:lang w:eastAsia="en-AU"/>
-        </w:rPr>
-        <w:t xml:space="preserve">, demonstrating stronger semantic localisation between textual findings and image regions. The model also improved zero-shot pneumonia classification with an AUROC of 0.831 and achieved superior segmentation performance without requiring explicit local alignment losses. Additionally, the authors released the MS-CXR dataset for evaluating fine-grained image-text grounding in radiology. The study highlights that improved text semantic modelling substantially enhances both interpretability and multimodal alignment in radiology vision-language systems. </w:t>
-      </w:r>
-    </w:p>
-    <w:p>
-      <w:pPr>
-        <w:pStyle w:val="ListParagraph"/>
-        <w:ind w:left="1080"/>
-        <w:rPr>
+        <w:t xml:space="preserve">reference reports, and </w:t>
+      </w:r>
+      <w:proofErr w:type="spellStart"/>
+      <w:r>
+        <w:rPr>
+          <w:b/>
+          <w:bCs/>
+          <w:lang w:eastAsia="en-AU"/>
+        </w:rPr>
+        <w:t>RadCliQ</w:t>
+      </w:r>
+      <w:proofErr w:type="spellEnd"/>
+      <w:r>
+        <w:rPr>
+          <w:lang w:eastAsia="en-AU"/>
+        </w:rPr>
+        <w:t xml:space="preserve">, a composite metric combining BLEU, </w:t>
+      </w:r>
+      <w:proofErr w:type="spellStart"/>
+      <w:r>
+        <w:rPr>
+          <w:lang w:eastAsia="en-AU"/>
+        </w:rPr>
+        <w:t>BERTScore</w:t>
+      </w:r>
+      <w:proofErr w:type="spellEnd"/>
+      <w:r>
+        <w:rPr>
+          <w:lang w:eastAsia="en-AU"/>
+        </w:rPr>
+        <w:t xml:space="preserve">, </w:t>
+      </w:r>
+      <w:proofErr w:type="spellStart"/>
+      <w:r>
+        <w:rPr>
+          <w:lang w:eastAsia="en-AU"/>
+        </w:rPr>
+        <w:t>CheXbert</w:t>
+      </w:r>
+      <w:proofErr w:type="spellEnd"/>
+      <w:r>
+        <w:rPr>
+          <w:lang w:eastAsia="en-AU"/>
+        </w:rPr>
+        <w:t xml:space="preserve"> similarity, and </w:t>
+      </w:r>
+      <w:proofErr w:type="spellStart"/>
+      <w:r>
+        <w:rPr>
+          <w:lang w:eastAsia="en-AU"/>
+        </w:rPr>
+        <w:t>RadGraph</w:t>
+      </w:r>
+      <w:proofErr w:type="spellEnd"/>
+      <w:r>
+        <w:rPr>
+          <w:lang w:eastAsia="en-AU"/>
+        </w:rPr>
+        <w:t xml:space="preserve"> F1. Six board-certified radiologists evaluated report errors across categories such as false findings, omitted findings, incorrect location, incorrect severity, and incorrect comparison statements. </w:t>
+      </w:r>
+    </w:p>
+    <w:p>
+      <w:pPr>
+        <w:pStyle w:val="ListParagraph"/>
+        <w:ind w:left="1080"/>
+        <w:rPr>
+          <w:lang w:eastAsia="en-AU"/>
+        </w:rPr>
+      </w:pPr>
+    </w:p>
+    <w:p>
+      <w:pPr>
+        <w:pStyle w:val="ListParagraph"/>
+        <w:ind w:left="1080"/>
+        <w:rPr>
+          <w:lang w:eastAsia="en-AU"/>
+        </w:rPr>
+      </w:pPr>
+      <w:r>
+        <w:rPr>
+          <w:lang w:eastAsia="en-AU"/>
+        </w:rPr>
+        <w:t xml:space="preserve">The study found that </w:t>
+      </w:r>
+      <w:proofErr w:type="spellStart"/>
+      <w:r>
+        <w:rPr>
+          <w:b/>
+          <w:bCs/>
+          <w:lang w:eastAsia="en-AU"/>
+        </w:rPr>
+        <w:t>RadGraph</w:t>
+      </w:r>
+      <w:proofErr w:type="spellEnd"/>
+      <w:r>
+        <w:rPr>
+          <w:b/>
+          <w:bCs/>
+          <w:lang w:eastAsia="en-AU"/>
+        </w:rPr>
+        <w:t xml:space="preserve"> F1 and </w:t>
+      </w:r>
+      <w:proofErr w:type="spellStart"/>
+      <w:r>
+        <w:rPr>
+          <w:b/>
+          <w:bCs/>
+          <w:lang w:eastAsia="en-AU"/>
+        </w:rPr>
+        <w:t>BERTScore</w:t>
+      </w:r>
+      <w:proofErr w:type="spellEnd"/>
+      <w:r>
+        <w:rPr>
+          <w:b/>
+          <w:bCs/>
+          <w:lang w:eastAsia="en-AU"/>
+        </w:rPr>
+        <w:t xml:space="preserve"> aligned best with radiologist scoring</w:t>
+      </w:r>
+      <w:r>
+        <w:rPr>
+          <w:lang w:eastAsia="en-AU"/>
+        </w:rPr>
+        <w:t xml:space="preserve">, while BLEU showed the weakest alignment. </w:t>
+      </w:r>
+      <w:proofErr w:type="spellStart"/>
+      <w:r>
+        <w:rPr>
+          <w:lang w:eastAsia="en-AU"/>
+        </w:rPr>
+        <w:t>RadGraph</w:t>
+      </w:r>
+      <w:proofErr w:type="spellEnd"/>
+      <w:r>
+        <w:rPr>
+          <w:lang w:eastAsia="en-AU"/>
+        </w:rPr>
+        <w:t xml:space="preserve"> achieved Kendall tau correlations of </w:t>
+      </w:r>
+      <w:r>
+        <w:rPr>
+          <w:b/>
+          <w:bCs/>
+          <w:lang w:eastAsia="en-AU"/>
+        </w:rPr>
+        <w:t>0.515</w:t>
+      </w:r>
+      <w:r>
+        <w:rPr>
+          <w:lang w:eastAsia="en-AU"/>
+        </w:rPr>
+        <w:t xml:space="preserve"> for total errors and </w:t>
+      </w:r>
+      <w:r>
+        <w:rPr>
+          <w:b/>
+          <w:bCs/>
+          <w:lang w:eastAsia="en-AU"/>
+        </w:rPr>
+        <w:t>0.531</w:t>
+      </w:r>
+      <w:r>
+        <w:rPr>
+          <w:lang w:eastAsia="en-AU"/>
+        </w:rPr>
+        <w:t xml:space="preserve"> for clinically significant errors, compared with BLEU’s </w:t>
+      </w:r>
+      <w:r>
+        <w:rPr>
+          <w:b/>
+          <w:bCs/>
+          <w:lang w:eastAsia="en-AU"/>
+        </w:rPr>
+        <w:t>0.462</w:t>
+      </w:r>
+      <w:r>
+        <w:rPr>
+          <w:lang w:eastAsia="en-AU"/>
+        </w:rPr>
+        <w:t xml:space="preserve"> and </w:t>
+      </w:r>
+      <w:r>
+        <w:rPr>
+          <w:b/>
+          <w:bCs/>
+          <w:lang w:eastAsia="en-AU"/>
+        </w:rPr>
+        <w:t>0.441</w:t>
+      </w:r>
+      <w:r>
+        <w:rPr>
+          <w:lang w:eastAsia="en-AU"/>
+        </w:rPr>
+        <w:t xml:space="preserve">. </w:t>
+      </w:r>
+      <w:proofErr w:type="spellStart"/>
+      <w:r>
+        <w:rPr>
+          <w:lang w:eastAsia="en-AU"/>
+        </w:rPr>
+        <w:t>RadCliQ</w:t>
+      </w:r>
+      <w:proofErr w:type="spellEnd"/>
+      <w:r>
+        <w:rPr>
+          <w:lang w:eastAsia="en-AU"/>
+        </w:rPr>
+        <w:t xml:space="preserve"> performed even better, achieving the highest held-out correlation with radiologist error scores at </w:t>
+      </w:r>
+      <w:r>
+        <w:rPr>
+          <w:b/>
+          <w:bCs/>
+          <w:lang w:eastAsia="en-AU"/>
+        </w:rPr>
+        <w:t>0.615</w:t>
+      </w:r>
+      <w:r>
+        <w:rPr>
+          <w:lang w:eastAsia="en-AU"/>
+        </w:rPr>
+        <w:t xml:space="preserve">. The paper is highly relevant to radiology report generation because it shows that progress should not be measured only through lexical overlap metrics. Instead, clinically grounded metrics such as </w:t>
+      </w:r>
+      <w:proofErr w:type="spellStart"/>
+      <w:r>
+        <w:rPr>
+          <w:lang w:eastAsia="en-AU"/>
+        </w:rPr>
+        <w:t>RadGraph</w:t>
+      </w:r>
+      <w:proofErr w:type="spellEnd"/>
+      <w:r>
+        <w:rPr>
+          <w:lang w:eastAsia="en-AU"/>
+        </w:rPr>
+        <w:t xml:space="preserve"> F1, </w:t>
+      </w:r>
+      <w:proofErr w:type="spellStart"/>
+      <w:r>
+        <w:rPr>
+          <w:lang w:eastAsia="en-AU"/>
+        </w:rPr>
+        <w:t>CheXbert</w:t>
+      </w:r>
+      <w:proofErr w:type="spellEnd"/>
+      <w:r>
+        <w:rPr>
+          <w:lang w:eastAsia="en-AU"/>
+        </w:rPr>
+        <w:t xml:space="preserve">-based similarity, and </w:t>
+      </w:r>
+      <w:proofErr w:type="spellStart"/>
+      <w:r>
+        <w:rPr>
+          <w:lang w:eastAsia="en-AU"/>
+        </w:rPr>
+        <w:t>RadCliQ</w:t>
+      </w:r>
+      <w:proofErr w:type="spellEnd"/>
+      <w:r>
+        <w:rPr>
+          <w:lang w:eastAsia="en-AU"/>
+        </w:rPr>
+        <w:t xml:space="preserve"> are better suited for evaluating factual accuracy, clinical relevance, and hallucination-related errors.</w:t>
+      </w:r>
+    </w:p>
+    <w:p>
+      <w:pPr>
+        <w:pStyle w:val="ListParagraph"/>
+        <w:ind w:left="1080"/>
+        <w:rPr>
+          <w:b/>
+          <w:bCs/>
           <w:lang w:eastAsia="en-AU"/>
         </w:rPr>
       </w:pPr>
@@ -4762,6 +4918,8 @@
       </w:pPr>
       <w:r>
         <w:rPr>
+          <w:b/>
+          <w:bCs/>
           <w:lang w:eastAsia="en-AU"/>
         </w:rPr>
         <w:t>“</w:t>
@@ -4772,319 +4930,80 @@
           <w:bCs/>
           <w:lang w:eastAsia="en-AU"/>
         </w:rPr>
-        <w:t>Evaluating progress in automatic chest X-ray radiology report generation”</w:t>
-      </w:r>
-    </w:p>
-    <w:p>
-      <w:pPr>
-        <w:pStyle w:val="ListParagraph"/>
-        <w:ind w:left="1080"/>
-        <w:rPr>
-          <w:lang w:eastAsia="en-AU"/>
-        </w:rPr>
-      </w:pPr>
-      <w:r>
-        <w:rPr>
-          <w:lang w:eastAsia="en-AU"/>
-        </w:rPr>
-        <w:t xml:space="preserve">Yu et al. (2023) evaluated how well common automated metrics reflect radiologists’ judgment in chest X-ray report generation. The paper argues that traditional NLP metrics such as BLEU are weak for radiology because they measure text overlap rather than clinical correctness. To address this, the authors proposed </w:t>
-      </w:r>
-      <w:proofErr w:type="spellStart"/>
-      <w:r>
-        <w:rPr>
-          <w:b/>
-          <w:bCs/>
-          <w:lang w:eastAsia="en-AU"/>
-        </w:rPr>
-        <w:t>RadGraph</w:t>
-      </w:r>
-      <w:proofErr w:type="spellEnd"/>
-      <w:r>
-        <w:rPr>
-          <w:b/>
-          <w:bCs/>
-          <w:lang w:eastAsia="en-AU"/>
-        </w:rPr>
-        <w:t xml:space="preserve"> F1</w:t>
-      </w:r>
-      <w:r>
-        <w:rPr>
-          <w:lang w:eastAsia="en-AU"/>
-        </w:rPr>
-        <w:t xml:space="preserve">, which compares overlap in clinical entities and relations between generated and reference reports, and </w:t>
-      </w:r>
-      <w:proofErr w:type="spellStart"/>
-      <w:r>
-        <w:rPr>
-          <w:b/>
-          <w:bCs/>
-          <w:lang w:eastAsia="en-AU"/>
-        </w:rPr>
-        <w:t>RadCliQ</w:t>
-      </w:r>
-      <w:proofErr w:type="spellEnd"/>
-      <w:r>
-        <w:rPr>
-          <w:lang w:eastAsia="en-AU"/>
-        </w:rPr>
-        <w:t xml:space="preserve">, a composite metric combining BLEU, </w:t>
-      </w:r>
-      <w:proofErr w:type="spellStart"/>
-      <w:r>
-        <w:rPr>
-          <w:lang w:eastAsia="en-AU"/>
-        </w:rPr>
-        <w:t>BERTScore</w:t>
-      </w:r>
-      <w:proofErr w:type="spellEnd"/>
-      <w:r>
-        <w:rPr>
-          <w:lang w:eastAsia="en-AU"/>
-        </w:rPr>
-        <w:t xml:space="preserve">, </w:t>
-      </w:r>
-      <w:proofErr w:type="spellStart"/>
-      <w:r>
-        <w:rPr>
-          <w:lang w:eastAsia="en-AU"/>
-        </w:rPr>
-        <w:t>CheXbert</w:t>
-      </w:r>
-      <w:proofErr w:type="spellEnd"/>
-      <w:r>
-        <w:rPr>
-          <w:lang w:eastAsia="en-AU"/>
-        </w:rPr>
-        <w:t xml:space="preserve"> similarity, and </w:t>
-      </w:r>
-      <w:proofErr w:type="spellStart"/>
-      <w:r>
-        <w:rPr>
-          <w:lang w:eastAsia="en-AU"/>
-        </w:rPr>
-        <w:t>RadGraph</w:t>
-      </w:r>
-      <w:proofErr w:type="spellEnd"/>
-      <w:r>
-        <w:rPr>
-          <w:lang w:eastAsia="en-AU"/>
-        </w:rPr>
-        <w:t xml:space="preserve"> F1. Six board-certified radiologists evaluated report errors across categories such as false findings, omitted findings, incorrect location, incorrect severity, and incorrect comparison statements. </w:t>
-      </w:r>
-    </w:p>
-    <w:p>
-      <w:pPr>
-        <w:pStyle w:val="ListParagraph"/>
-        <w:ind w:left="1080"/>
-        <w:rPr>
-          <w:lang w:eastAsia="en-AU"/>
-        </w:rPr>
-      </w:pPr>
-    </w:p>
-    <w:p>
-      <w:pPr>
-        <w:pStyle w:val="ListParagraph"/>
-        <w:ind w:left="1080"/>
-        <w:rPr>
-          <w:lang w:eastAsia="en-AU"/>
-        </w:rPr>
-      </w:pPr>
-      <w:r>
-        <w:rPr>
-          <w:lang w:eastAsia="en-AU"/>
-        </w:rPr>
-        <w:t xml:space="preserve">The study found that </w:t>
-      </w:r>
-      <w:proofErr w:type="spellStart"/>
-      <w:r>
-        <w:rPr>
-          <w:b/>
-          <w:bCs/>
-          <w:lang w:eastAsia="en-AU"/>
-        </w:rPr>
-        <w:t>RadGraph</w:t>
-      </w:r>
-      <w:proofErr w:type="spellEnd"/>
-      <w:r>
-        <w:rPr>
-          <w:b/>
-          <w:bCs/>
-          <w:lang w:eastAsia="en-AU"/>
-        </w:rPr>
-        <w:t xml:space="preserve"> F1 and </w:t>
-      </w:r>
-      <w:proofErr w:type="spellStart"/>
-      <w:r>
-        <w:rPr>
-          <w:b/>
-          <w:bCs/>
-          <w:lang w:eastAsia="en-AU"/>
-        </w:rPr>
-        <w:t>BERTScore</w:t>
-      </w:r>
-      <w:proofErr w:type="spellEnd"/>
-      <w:r>
-        <w:rPr>
-          <w:b/>
-          <w:bCs/>
-          <w:lang w:eastAsia="en-AU"/>
-        </w:rPr>
-        <w:t xml:space="preserve"> aligned best with radiologist scoring</w:t>
-      </w:r>
-      <w:r>
-        <w:rPr>
-          <w:lang w:eastAsia="en-AU"/>
-        </w:rPr>
-        <w:t xml:space="preserve">, while BLEU showed the weakest alignment. </w:t>
-      </w:r>
-      <w:proofErr w:type="spellStart"/>
-      <w:r>
-        <w:rPr>
-          <w:lang w:eastAsia="en-AU"/>
-        </w:rPr>
-        <w:t>RadGraph</w:t>
-      </w:r>
-      <w:proofErr w:type="spellEnd"/>
-      <w:r>
-        <w:rPr>
-          <w:lang w:eastAsia="en-AU"/>
-        </w:rPr>
-        <w:t xml:space="preserve"> achieved Kendall tau correlations of </w:t>
-      </w:r>
-      <w:r>
-        <w:rPr>
-          <w:b/>
-          <w:bCs/>
-          <w:lang w:eastAsia="en-AU"/>
-        </w:rPr>
-        <w:t>0.515</w:t>
-      </w:r>
-      <w:r>
-        <w:rPr>
-          <w:lang w:eastAsia="en-AU"/>
-        </w:rPr>
-        <w:t xml:space="preserve"> for total errors and </w:t>
-      </w:r>
-      <w:r>
-        <w:rPr>
-          <w:b/>
-          <w:bCs/>
-          <w:lang w:eastAsia="en-AU"/>
-        </w:rPr>
-        <w:t>0.531</w:t>
-      </w:r>
-      <w:r>
-        <w:rPr>
-          <w:lang w:eastAsia="en-AU"/>
-        </w:rPr>
-        <w:t xml:space="preserve"> for clinically significant errors, compared with BLEU’s </w:t>
-      </w:r>
-      <w:r>
-        <w:rPr>
-          <w:b/>
-          <w:bCs/>
-          <w:lang w:eastAsia="en-AU"/>
-        </w:rPr>
-        <w:t>0.462</w:t>
-      </w:r>
-      <w:r>
-        <w:rPr>
-          <w:lang w:eastAsia="en-AU"/>
-        </w:rPr>
-        <w:t xml:space="preserve"> and </w:t>
-      </w:r>
-      <w:r>
-        <w:rPr>
-          <w:b/>
-          <w:bCs/>
-          <w:lang w:eastAsia="en-AU"/>
-        </w:rPr>
-        <w:t>0.441</w:t>
-      </w:r>
-      <w:r>
-        <w:rPr>
-          <w:lang w:eastAsia="en-AU"/>
-        </w:rPr>
-        <w:t xml:space="preserve">. </w:t>
-      </w:r>
-      <w:proofErr w:type="spellStart"/>
-      <w:r>
-        <w:rPr>
-          <w:lang w:eastAsia="en-AU"/>
-        </w:rPr>
-        <w:t>RadCliQ</w:t>
-      </w:r>
-      <w:proofErr w:type="spellEnd"/>
-      <w:r>
-        <w:rPr>
-          <w:lang w:eastAsia="en-AU"/>
-        </w:rPr>
-        <w:t xml:space="preserve"> performed even better, achieving the highest held-out correlation with radiologist error scores at </w:t>
-      </w:r>
-      <w:r>
-        <w:rPr>
-          <w:b/>
-          <w:bCs/>
-          <w:lang w:eastAsia="en-AU"/>
-        </w:rPr>
-        <w:t>0.615</w:t>
-      </w:r>
-      <w:r>
-        <w:rPr>
-          <w:lang w:eastAsia="en-AU"/>
-        </w:rPr>
-        <w:t xml:space="preserve">. The paper is highly relevant to radiology report generation because it shows that progress should not be measured only through lexical overlap metrics. Instead, clinically grounded metrics such as </w:t>
-      </w:r>
-      <w:proofErr w:type="spellStart"/>
-      <w:r>
-        <w:rPr>
-          <w:lang w:eastAsia="en-AU"/>
-        </w:rPr>
-        <w:t>RadGraph</w:t>
-      </w:r>
-      <w:proofErr w:type="spellEnd"/>
-      <w:r>
-        <w:rPr>
-          <w:lang w:eastAsia="en-AU"/>
-        </w:rPr>
-        <w:t xml:space="preserve"> F1, </w:t>
-      </w:r>
-      <w:proofErr w:type="spellStart"/>
-      <w:r>
-        <w:rPr>
-          <w:lang w:eastAsia="en-AU"/>
-        </w:rPr>
-        <w:t>CheXbert</w:t>
-      </w:r>
-      <w:proofErr w:type="spellEnd"/>
-      <w:r>
-        <w:rPr>
-          <w:lang w:eastAsia="en-AU"/>
-        </w:rPr>
-        <w:t xml:space="preserve">-based similarity, and </w:t>
-      </w:r>
-      <w:proofErr w:type="spellStart"/>
-      <w:r>
-        <w:rPr>
-          <w:lang w:eastAsia="en-AU"/>
-        </w:rPr>
-        <w:t>RadCliQ</w:t>
-      </w:r>
-      <w:proofErr w:type="spellEnd"/>
-      <w:r>
-        <w:rPr>
-          <w:lang w:eastAsia="en-AU"/>
-        </w:rPr>
-        <w:t xml:space="preserve"> are better suited for evaluating factual accuracy, clinical relevance, and hallucination-related errors.</w:t>
-      </w:r>
-    </w:p>
-    <w:p>
-      <w:pPr>
-        <w:pStyle w:val="ListParagraph"/>
-        <w:ind w:left="1080"/>
-        <w:rPr>
-          <w:b/>
-          <w:bCs/>
+        <w:t>BERTSCORE: EVALUATING TEXT GENERATION WITH BERT”</w:t>
+      </w:r>
+    </w:p>
+    <w:p>
+      <w:pPr>
+        <w:pStyle w:val="ListParagraph"/>
+        <w:ind w:left="1080"/>
+        <w:rPr>
+          <w:lang w:eastAsia="en-AU"/>
+        </w:rPr>
+      </w:pPr>
+      <w:r>
+        <w:rPr>
+          <w:lang w:eastAsia="en-AU"/>
+        </w:rPr>
+        <w:t xml:space="preserve">This paper focuses on improving the factual and clinical correctness of radiology report generation through reinforcement learning and clinically aware reward functions. The authors argue that conventional supervised training methods optimize token prediction rather than medical accuracy, leading to hallucinated findings and clinically inconsistent reports. To address this, they introduce reinforcement learning strategies that directly optimize clinical evaluation metrics such as </w:t>
+      </w:r>
+      <w:proofErr w:type="spellStart"/>
+      <w:r>
+        <w:rPr>
+          <w:lang w:eastAsia="en-AU"/>
+        </w:rPr>
+        <w:t>CheXpert</w:t>
+      </w:r>
+      <w:proofErr w:type="spellEnd"/>
+      <w:r>
+        <w:rPr>
+          <w:lang w:eastAsia="en-AU"/>
+        </w:rPr>
+        <w:t xml:space="preserve"> label accuracy and semantic alignment between generated and reference reports. Their framework combines visual feature extraction from chest X-rays with language generation models trained using policy-gradient optimisation to encourage clinically meaningful report generation instead of simple lexical similarity.</w:t>
+      </w:r>
+    </w:p>
+    <w:p>
+      <w:pPr>
+        <w:pStyle w:val="ListParagraph"/>
+        <w:ind w:left="1080"/>
+        <w:rPr>
+          <w:lang w:eastAsia="en-AU"/>
+        </w:rPr>
+      </w:pPr>
+    </w:p>
+    <w:p>
+      <w:pPr>
+        <w:pStyle w:val="ListParagraph"/>
+        <w:ind w:left="1080"/>
+        <w:rPr>
+          <w:lang w:eastAsia="en-AU"/>
+        </w:rPr>
+      </w:pPr>
+      <w:r>
+        <w:rPr>
+          <w:lang w:eastAsia="en-AU"/>
+        </w:rPr>
+        <w:t xml:space="preserve">The results showed that reinforcement learning significantly improved clinical consistency compared to standard cross-entropy training. The model achieved better performance on medically grounded metrics including </w:t>
+      </w:r>
+      <w:proofErr w:type="spellStart"/>
+      <w:r>
+        <w:rPr>
+          <w:lang w:eastAsia="en-AU"/>
+        </w:rPr>
+        <w:t>CheXpert</w:t>
+      </w:r>
+      <w:proofErr w:type="spellEnd"/>
+      <w:r>
+        <w:rPr>
+          <w:lang w:eastAsia="en-AU"/>
+        </w:rPr>
+        <w:t xml:space="preserve"> F1 and semantic similarity scores, while reducing hallucinated abnormalities and repetitive text generation. The paper highlights an important shift in radiology report generation research: future systems should optimize for diagnostic correctness and clinical reliability rather than only BLEU or ROUGE overlap. This work is particularly relevant because it demonstrates how medically informed reward functions can improve trustworthiness and interpretability in Vision-Language Models for healthcare applications.</w:t>
+      </w:r>
+    </w:p>
+    <w:p>
+      <w:pPr>
+        <w:pStyle w:val="ListParagraph"/>
+        <w:rPr>
           <w:lang w:eastAsia="en-AU"/>
         </w:rPr>
       </w:pPr>
@@ -5097,6 +5016,8 @@
           <w:numId w:val="3"/>
         </w:numPr>
         <w:rPr>
+          <w:b/>
+          <w:bCs/>
           <w:lang w:eastAsia="en-AU"/>
         </w:rPr>
       </w:pPr>
@@ -5114,86 +5035,71 @@
           <w:bCs/>
           <w:lang w:eastAsia="en-AU"/>
         </w:rPr>
-        <w:t>BERTSCORE: EVALUATING TEXT GENERATION WITH BERT”</w:t>
-      </w:r>
-    </w:p>
-    <w:p>
-      <w:pPr>
-        <w:pStyle w:val="ListParagraph"/>
-        <w:ind w:left="1080"/>
-        <w:rPr>
-          <w:lang w:eastAsia="en-AU"/>
-        </w:rPr>
-      </w:pPr>
-      <w:r>
-        <w:rPr>
-          <w:lang w:eastAsia="en-AU"/>
-        </w:rPr>
-        <w:t xml:space="preserve">This paper focuses on improving the factual and clinical correctness of radiology report generation through reinforcement learning and clinically aware reward functions. The authors argue that conventional supervised training methods optimize token prediction rather than medical accuracy, leading to hallucinated findings and clinically inconsistent reports. To address this, they introduce reinforcement learning strategies that directly optimize clinical evaluation metrics </w:t>
-      </w:r>
-      <w:r>
-        <w:rPr>
-          <w:lang w:eastAsia="en-AU"/>
-        </w:rPr>
+        <w:t>Preparing a collection of radiology examinations for distribution and retrieval</w:t>
+      </w:r>
+      <w:r>
+        <w:rPr>
+          <w:b/>
+          <w:bCs/>
+          <w:lang w:eastAsia="en-AU"/>
+        </w:rPr>
+        <w:t>”</w:t>
+      </w:r>
+    </w:p>
+    <w:p>
+      <w:pPr>
+        <w:pStyle w:val="ListParagraph"/>
+        <w:ind w:left="1080"/>
+      </w:pPr>
+      <w:r>
+        <w:t xml:space="preserve">This paper presents the development of one of the first publicly available paired chest X-ray and radiology report datasets, later known as the Indiana University Chest X-ray Collection, created to support medical imaging research and clinical decision-support development. The authors collected 3,996 radiology reports and 8,121 associated chest X-ray images from hospital systems, then applied extensive de-identification procedures to ensure patient privacy before public release. A major contribution of the work was demonstrating that medical image datasets require </w:t>
+      </w:r>
+      <w:r>
         <w:lastRenderedPageBreak/>
-        <w:t xml:space="preserve">such as </w:t>
-      </w:r>
-      <w:proofErr w:type="spellStart"/>
-      <w:r>
-        <w:rPr>
-          <w:lang w:eastAsia="en-AU"/>
-        </w:rPr>
-        <w:t>CheXpert</w:t>
-      </w:r>
-      <w:proofErr w:type="spellEnd"/>
-      <w:r>
-        <w:rPr>
-          <w:lang w:eastAsia="en-AU"/>
-        </w:rPr>
-        <w:t xml:space="preserve"> label accuracy and semantic alignment between generated and reference reports. Their framework combines visual feature extraction from chest X-rays with language generation models trained using policy-gradient optimisation to encourage clinically meaningful report generation instead of simple lexical similarity.</w:t>
-      </w:r>
-    </w:p>
-    <w:p>
-      <w:pPr>
-        <w:pStyle w:val="ListParagraph"/>
-        <w:ind w:left="1080"/>
-        <w:rPr>
-          <w:lang w:eastAsia="en-AU"/>
-        </w:rPr>
-      </w:pPr>
-    </w:p>
-    <w:p>
-      <w:pPr>
-        <w:pStyle w:val="ListParagraph"/>
-        <w:ind w:left="1080"/>
-        <w:rPr>
-          <w:lang w:eastAsia="en-AU"/>
-        </w:rPr>
-      </w:pPr>
-      <w:r>
-        <w:rPr>
-          <w:lang w:eastAsia="en-AU"/>
-        </w:rPr>
-        <w:t xml:space="preserve">The results showed that reinforcement learning significantly improved clinical consistency compared to standard cross-entropy training. The model achieved better performance on medically grounded metrics including </w:t>
-      </w:r>
-      <w:proofErr w:type="spellStart"/>
-      <w:r>
-        <w:rPr>
-          <w:lang w:eastAsia="en-AU"/>
-        </w:rPr>
-        <w:t>CheXpert</w:t>
-      </w:r>
-      <w:proofErr w:type="spellEnd"/>
-      <w:r>
-        <w:rPr>
-          <w:lang w:eastAsia="en-AU"/>
-        </w:rPr>
-        <w:t xml:space="preserve"> F1 and semantic similarity scores, while reducing hallucinated abnormalities and repetitive text generation. The paper highlights an important shift in radiology report generation research: future systems should optimize for diagnostic correctness and clinical reliability rather than only BLEU or ROUGE overlap. This work is particularly relevant because it demonstrates how medically informed reward functions can improve trustworthiness and interpretability in Vision-Language Models for healthcare applications.</w:t>
-      </w:r>
-    </w:p>
-    <w:p>
-      <w:pPr>
-        <w:pStyle w:val="ListParagraph"/>
+        <w:t xml:space="preserve">more than simple automated anonymisation, as some scanned images still contained hidden patient identifiers such as hospital tags and embedded text. The study therefore introduced a rigorous pipeline involving automatic de-identification, manual verification, and structured annotation of radiology findings using </w:t>
+      </w:r>
+      <w:proofErr w:type="spellStart"/>
+      <w:r>
+        <w:t>MeSH</w:t>
+      </w:r>
+      <w:proofErr w:type="spellEnd"/>
+      <w:r>
+        <w:t xml:space="preserve"> and </w:t>
+      </w:r>
+      <w:proofErr w:type="spellStart"/>
+      <w:r>
+        <w:t>RadLex</w:t>
+      </w:r>
+      <w:proofErr w:type="spellEnd"/>
+      <w:r>
+        <w:t xml:space="preserve"> terminology. </w:t>
+      </w:r>
+    </w:p>
+    <w:p>
+      <w:pPr>
+        <w:pStyle w:val="ListParagraph"/>
+        <w:ind w:left="1080"/>
+      </w:pPr>
+    </w:p>
+    <w:p>
+      <w:pPr>
+        <w:pStyle w:val="ListParagraph"/>
+        <w:ind w:left="1080"/>
+        <w:rPr>
+          <w:lang w:eastAsia="en-AU"/>
+        </w:rPr>
+      </w:pPr>
+      <w:r>
+        <w:rPr>
+          <w:lang w:eastAsia="en-AU"/>
+        </w:rPr>
+        <w:t xml:space="preserve">The paper also investigated whether manually annotating radiology findings could improve medical image retrieval performance. The authors showed that combining manual clinical annotations with report text significantly improved retrieval precision compared to text-only searches, increasing inferred average precision from 39.3% to 53.6%. Their results highlighted the importance of semantic and clinically grounded annotations in medical AI systems, particularly because radiology reports often contain negation, uncertainty, and ambiguous phrasing that simple keyword matching cannot properly interpret. Beyond dataset creation, this work became highly influential in radiology Vision-Language research because the IU X-ray dataset later served as a benchmark dataset for chest X-ray report generation models, multimodal retrieval systems, and clinical language generation tasks. </w:t>
+      </w:r>
+    </w:p>
+    <w:p>
+      <w:pPr>
+        <w:pStyle w:val="ListParagraph"/>
+        <w:ind w:left="1080"/>
         <w:rPr>
           <w:lang w:eastAsia="en-AU"/>
         </w:rPr>
@@ -5207,15 +5113,11 @@
           <w:numId w:val="3"/>
         </w:numPr>
         <w:rPr>
-          <w:b/>
-          <w:bCs/>
-          <w:lang w:eastAsia="en-AU"/>
-        </w:rPr>
-      </w:pPr>
-      <w:r>
-        <w:rPr>
-          <w:b/>
-          <w:bCs/>
+          <w:lang w:eastAsia="en-AU"/>
+        </w:rPr>
+      </w:pPr>
+      <w:r>
+        <w:rPr>
           <w:lang w:eastAsia="en-AU"/>
         </w:rPr>
         <w:t>“</w:t>
@@ -5226,68 +5128,97 @@
           <w:bCs/>
           <w:lang w:eastAsia="en-AU"/>
         </w:rPr>
-        <w:t>Preparing a collection of radiology examinations for distribution and retrieval</w:t>
-      </w:r>
-      <w:r>
-        <w:rPr>
-          <w:b/>
-          <w:bCs/>
-          <w:lang w:eastAsia="en-AU"/>
-        </w:rPr>
-        <w:t>”</w:t>
-      </w:r>
-    </w:p>
-    <w:p>
-      <w:pPr>
-        <w:pStyle w:val="ListParagraph"/>
-        <w:ind w:left="1080"/>
-      </w:pPr>
-      <w:r>
-        <w:t xml:space="preserve">This paper presents the development of one of the first publicly available paired chest X-ray and radiology report datasets, later known as the Indiana University Chest X-ray Collection, created to support medical imaging research and clinical decision-support development. The authors collected 3,996 radiology reports and 8,121 associated chest X-ray images from hospital systems, then applied extensive de-identification procedures to ensure patient privacy before public release. A major contribution of the work was demonstrating that medical image datasets require more than simple automated anonymisation, as some scanned images still contained hidden patient identifiers such as hospital tags and embedded text. The study therefore introduced a rigorous pipeline involving automatic de-identification, manual verification, and structured annotation of radiology findings using </w:t>
-      </w:r>
-      <w:proofErr w:type="spellStart"/>
-      <w:r>
-        <w:t>MeSH</w:t>
-      </w:r>
-      <w:proofErr w:type="spellEnd"/>
-      <w:r>
-        <w:t xml:space="preserve"> and </w:t>
-      </w:r>
-      <w:proofErr w:type="spellStart"/>
-      <w:r>
-        <w:t>RadLex</w:t>
-      </w:r>
-      <w:proofErr w:type="spellEnd"/>
-      <w:r>
-        <w:t xml:space="preserve"> terminology. </w:t>
-      </w:r>
-    </w:p>
-    <w:p>
-      <w:pPr>
-        <w:pStyle w:val="ListParagraph"/>
-        <w:ind w:left="1080"/>
-      </w:pPr>
-    </w:p>
-    <w:p>
-      <w:pPr>
-        <w:pStyle w:val="ListParagraph"/>
-        <w:ind w:left="1080"/>
-        <w:rPr>
-          <w:lang w:eastAsia="en-AU"/>
-        </w:rPr>
-      </w:pPr>
-      <w:r>
-        <w:rPr>
-          <w:lang w:eastAsia="en-AU"/>
-        </w:rPr>
-        <w:t xml:space="preserve">The paper also investigated whether manually annotating radiology findings could improve medical image retrieval performance. The authors showed that combining manual clinical annotations with report text significantly improved retrieval precision compared to text-only searches, increasing inferred average precision from 39.3% to 53.6%. Their results highlighted the importance of semantic and clinically grounded annotations in medical AI systems, particularly because radiology reports often contain negation, uncertainty, and ambiguous phrasing that simple keyword matching cannot properly interpret. Beyond dataset creation, this work became highly influential in radiology Vision-Language research because the IU X-ray dataset later served as a benchmark dataset for chest X-ray report generation models, multimodal retrieval systems, and clinical language generation tasks. </w:t>
-      </w:r>
-    </w:p>
-    <w:p>
-      <w:pPr>
-        <w:pStyle w:val="ListParagraph"/>
-        <w:ind w:left="1080"/>
-        <w:rPr>
+        <w:t>Interactive and Explainable Region-guided Radiology Report Generation”</w:t>
+      </w:r>
+    </w:p>
+    <w:p>
+      <w:pPr>
+        <w:pStyle w:val="ListParagraph"/>
+        <w:ind w:left="1080"/>
+        <w:rPr>
+          <w:lang w:eastAsia="en-AU"/>
+        </w:rPr>
+      </w:pPr>
+      <w:r>
+        <w:rPr>
+          <w:lang w:eastAsia="en-AU"/>
+        </w:rPr>
+        <w:t xml:space="preserve">This paper introduced Region-Guided Radiology Report Generation (RGRG), an explainable and interactive framework for chest X-ray report generation that explicitly grounds generated sentences on anatomical regions rather than relying solely on global image features. Unlike earlier encoder-decoder approaches that treated the image holistically, the proposed method first detects 29 anatomical chest regions using Faster R-CNN, then generates region-specific sentences using a GPT-2 language model conditioned on localized visual features. The framework also incorporated region selection and abnormality classification modules to identify clinically important areas before composing the final report. This divide-and-conquer strategy improved factual consistency and interpretability by ensuring each sentence corresponded to a visible anatomical structure. Additionally, the model introduced interactive capabilities, allowing radiologists to manually select anatomical regions or draw bounding boxes to generate targeted descriptions. </w:t>
+      </w:r>
+    </w:p>
+    <w:p>
+      <w:pPr>
+        <w:pStyle w:val="ListParagraph"/>
+        <w:ind w:left="1080"/>
+        <w:rPr>
+          <w:lang w:eastAsia="en-AU"/>
+        </w:rPr>
+      </w:pPr>
+    </w:p>
+    <w:p>
+      <w:pPr>
+        <w:pStyle w:val="ListParagraph"/>
+        <w:ind w:left="1080"/>
+        <w:rPr>
+          <w:lang w:eastAsia="en-AU"/>
+        </w:rPr>
+      </w:pPr>
+      <w:r>
+        <w:rPr>
+          <w:lang w:eastAsia="en-AU"/>
+        </w:rPr>
+        <w:t xml:space="preserve">The authors evaluated the model on the MIMIC-CXR and Chest </w:t>
+      </w:r>
+      <w:proofErr w:type="spellStart"/>
+      <w:r>
+        <w:rPr>
+          <w:lang w:eastAsia="en-AU"/>
+        </w:rPr>
+        <w:t>ImaGenome</w:t>
+      </w:r>
+      <w:proofErr w:type="spellEnd"/>
+      <w:r>
+        <w:rPr>
+          <w:lang w:eastAsia="en-AU"/>
+        </w:rPr>
+        <w:t xml:space="preserve"> datasets using both traditional language metrics and clinically relevant evaluation measures. Results showed that RGRG achieved state-of-the-art performance on METEOR (0.168) and strong clinical efficacy metrics, outperforming several prior report generation methods such as R2Gen, CMN, and </w:t>
+      </w:r>
+      <w:proofErr w:type="spellStart"/>
+      <w:r>
+        <w:rPr>
+          <w:lang w:eastAsia="en-AU"/>
+        </w:rPr>
+        <w:t>AlignTransformer</w:t>
+      </w:r>
+      <w:proofErr w:type="spellEnd"/>
+      <w:r>
+        <w:rPr>
+          <w:lang w:eastAsia="en-AU"/>
+        </w:rPr>
+        <w:t xml:space="preserve">. Importantly, the paper demonstrated that explainability could be integrated without sacrificing performance, as the visually grounded sentence generation enabled easier verification of generated findings by clinicians. Qualitative analyses further showed that the model generated anatomy-sensitive descriptions and remained robust when radiologists manually varied bounding boxes around regions of interest. However, the authors acknowledged limitations including dependence on heavily annotated datasets such as Chest </w:t>
+      </w:r>
+      <w:proofErr w:type="spellStart"/>
+      <w:r>
+        <w:rPr>
+          <w:lang w:eastAsia="en-AU"/>
+        </w:rPr>
+        <w:t>ImaGenome</w:t>
+      </w:r>
+      <w:proofErr w:type="spellEnd"/>
+      <w:r>
+        <w:rPr>
+          <w:lang w:eastAsia="en-AU"/>
+        </w:rPr>
+        <w:t xml:space="preserve"> and the inability to model temporal information from previous examinations, which restricted the system’s ability to accurately describe longitudinal disease progression.</w:t>
+      </w:r>
+    </w:p>
+    <w:p>
+      <w:pPr>
+        <w:pStyle w:val="ListParagraph"/>
+        <w:ind w:left="1080"/>
+        <w:rPr>
+          <w:b/>
+          <w:bCs/>
           <w:lang w:eastAsia="en-AU"/>
         </w:rPr>
       </w:pPr>
@@ -5309,101 +5240,190 @@
         </w:rPr>
         <w:t>“</w:t>
       </w:r>
-      <w:r>
-        <w:rPr>
-          <w:b/>
-          <w:bCs/>
-          <w:lang w:eastAsia="en-AU"/>
-        </w:rPr>
-        <w:t>Interactive and Explainable Region-guided Radiology Report Generation”</w:t>
-      </w:r>
-    </w:p>
-    <w:p>
-      <w:pPr>
-        <w:pStyle w:val="ListParagraph"/>
-        <w:ind w:left="1080"/>
-        <w:rPr>
-          <w:lang w:eastAsia="en-AU"/>
-        </w:rPr>
-      </w:pPr>
-      <w:r>
-        <w:rPr>
-          <w:lang w:eastAsia="en-AU"/>
-        </w:rPr>
-        <w:t xml:space="preserve">This paper introduced Region-Guided Radiology Report Generation (RGRG), an explainable and interactive framework for chest X-ray report generation that explicitly grounds generated sentences on anatomical regions rather than relying </w:t>
-      </w:r>
-      <w:r>
-        <w:rPr>
-          <w:lang w:eastAsia="en-AU"/>
-        </w:rPr>
-        <w:lastRenderedPageBreak/>
-        <w:t xml:space="preserve">solely on global image features. Unlike earlier encoder-decoder approaches that treated the image holistically, the proposed method first detects 29 anatomical chest regions using Faster R-CNN, then generates region-specific sentences using a GPT-2 language model conditioned on localized visual features. The framework also incorporated region selection and abnormality classification modules to identify clinically important areas before composing the final report. This divide-and-conquer strategy improved factual consistency and interpretability by ensuring each sentence corresponded to a visible anatomical structure. Additionally, the model introduced interactive capabilities, allowing radiologists to manually select anatomical regions or draw bounding boxes to generate targeted descriptions. </w:t>
-      </w:r>
-    </w:p>
-    <w:p>
-      <w:pPr>
-        <w:pStyle w:val="ListParagraph"/>
-        <w:ind w:left="1080"/>
-        <w:rPr>
-          <w:lang w:eastAsia="en-AU"/>
-        </w:rPr>
-      </w:pPr>
-    </w:p>
-    <w:p>
-      <w:pPr>
-        <w:pStyle w:val="ListParagraph"/>
-        <w:ind w:left="1080"/>
-        <w:rPr>
-          <w:lang w:eastAsia="en-AU"/>
-        </w:rPr>
-      </w:pPr>
-      <w:r>
-        <w:rPr>
-          <w:lang w:eastAsia="en-AU"/>
-        </w:rPr>
-        <w:t xml:space="preserve">The authors evaluated the model on the MIMIC-CXR and Chest </w:t>
-      </w:r>
-      <w:proofErr w:type="spellStart"/>
-      <w:r>
-        <w:rPr>
-          <w:lang w:eastAsia="en-AU"/>
-        </w:rPr>
-        <w:t>ImaGenome</w:t>
-      </w:r>
-      <w:proofErr w:type="spellEnd"/>
-      <w:r>
-        <w:rPr>
-          <w:lang w:eastAsia="en-AU"/>
-        </w:rPr>
-        <w:t xml:space="preserve"> datasets using both traditional language metrics and clinically relevant evaluation measures. Results showed that RGRG achieved state-of-the-art performance on METEOR (0.168) and strong clinical efficacy metrics, outperforming several prior report generation methods such as R2Gen, CMN, and </w:t>
-      </w:r>
-      <w:proofErr w:type="spellStart"/>
-      <w:r>
-        <w:rPr>
-          <w:lang w:eastAsia="en-AU"/>
-        </w:rPr>
-        <w:t>AlignTransformer</w:t>
-      </w:r>
-      <w:proofErr w:type="spellEnd"/>
-      <w:r>
-        <w:rPr>
-          <w:lang w:eastAsia="en-AU"/>
-        </w:rPr>
-        <w:t xml:space="preserve">. Importantly, the paper demonstrated that explainability could be integrated without sacrificing performance, as the visually grounded sentence generation enabled easier verification of generated findings by clinicians. Qualitative analyses further showed that the model generated anatomy-sensitive descriptions and remained robust when radiologists manually varied bounding boxes around regions of interest. However, the authors acknowledged limitations including dependence on heavily annotated datasets such as Chest </w:t>
-      </w:r>
-      <w:proofErr w:type="spellStart"/>
-      <w:r>
-        <w:rPr>
-          <w:lang w:eastAsia="en-AU"/>
-        </w:rPr>
-        <w:t>ImaGenome</w:t>
-      </w:r>
-      <w:proofErr w:type="spellEnd"/>
-      <w:r>
-        <w:rPr>
-          <w:lang w:eastAsia="en-AU"/>
-        </w:rPr>
-        <w:t xml:space="preserve"> and the inability to model temporal information from previous examinations, which restricted the system’s ability to accurately describe longitudinal disease progression.</w:t>
+      <w:proofErr w:type="spellStart"/>
+      <w:r>
+        <w:rPr>
+          <w:b/>
+          <w:bCs/>
+          <w:lang w:eastAsia="en-AU"/>
+        </w:rPr>
+        <w:t>RaDialog</w:t>
+      </w:r>
+      <w:proofErr w:type="spellEnd"/>
+      <w:r>
+        <w:rPr>
+          <w:b/>
+          <w:bCs/>
+          <w:lang w:eastAsia="en-AU"/>
+        </w:rPr>
+        <w:t>: A Large Vision-Language Model for Radiology Report Generation and Conversational Assistance”</w:t>
+      </w:r>
+    </w:p>
+    <w:p>
+      <w:pPr>
+        <w:pStyle w:val="ListParagraph"/>
+        <w:ind w:left="1080"/>
+        <w:rPr>
+          <w:lang w:eastAsia="en-AU"/>
+        </w:rPr>
+      </w:pPr>
+      <w:r>
+        <w:rPr>
+          <w:lang w:eastAsia="en-AU"/>
+        </w:rPr>
+        <w:t xml:space="preserve">This paper introduced </w:t>
+      </w:r>
+      <w:proofErr w:type="spellStart"/>
+      <w:r>
+        <w:rPr>
+          <w:i/>
+          <w:iCs/>
+          <w:lang w:eastAsia="en-AU"/>
+        </w:rPr>
+        <w:t>RaDialog</w:t>
+      </w:r>
+      <w:proofErr w:type="spellEnd"/>
+      <w:r>
+        <w:rPr>
+          <w:lang w:eastAsia="en-AU"/>
+        </w:rPr>
+        <w:t xml:space="preserve">, a large vision-language model designed not only for automated chest X-ray report generation but also for interactive conversational assistance in radiology workflows. Unlike traditional radiology report generation systems that focus solely on producing static reports, </w:t>
+      </w:r>
+      <w:proofErr w:type="spellStart"/>
+      <w:r>
+        <w:rPr>
+          <w:lang w:eastAsia="en-AU"/>
+        </w:rPr>
+        <w:t>RaDialog</w:t>
+      </w:r>
+      <w:proofErr w:type="spellEnd"/>
+      <w:r>
+        <w:rPr>
+          <w:lang w:eastAsia="en-AU"/>
+        </w:rPr>
+        <w:t xml:space="preserve"> incorporated dialog-based capabilities such as report correction, summarization, explanation, translation, and follow-up question answering. The proposed architecture used a dual-branch framework consisting of a visual feature extraction module and a secondary structured findings extractor that explicitly identified clinical abnormalities such as </w:t>
+      </w:r>
+      <w:proofErr w:type="spellStart"/>
+      <w:r>
+        <w:rPr>
+          <w:lang w:eastAsia="en-AU"/>
+        </w:rPr>
+        <w:t>edema</w:t>
+      </w:r>
+      <w:proofErr w:type="spellEnd"/>
+      <w:r>
+        <w:rPr>
+          <w:lang w:eastAsia="en-AU"/>
+        </w:rPr>
+        <w:t xml:space="preserve">, opacity, and pneumonia before integrating them into the language model prompt. This structured guidance significantly improved clinical correctness by 13.3% compared to earlier approaches. The model also introduced a large instruct dataset with approximately 580k samples spanning multiple conversational radiology tasks, alongside a context-dropping augmentation strategy that forced the model to rely more heavily on visual reasoning rather than textual priors. </w:t>
+      </w:r>
+    </w:p>
+    <w:p>
+      <w:pPr>
+        <w:pStyle w:val="ListParagraph"/>
+        <w:ind w:left="1080"/>
+        <w:rPr>
+          <w:lang w:eastAsia="en-AU"/>
+        </w:rPr>
+      </w:pPr>
+    </w:p>
+    <w:p>
+      <w:pPr>
+        <w:pStyle w:val="ListParagraph"/>
+        <w:ind w:left="1080"/>
+        <w:rPr>
+          <w:lang w:eastAsia="en-AU"/>
+        </w:rPr>
+      </w:pPr>
+      <w:r>
+        <w:rPr>
+          <w:lang w:eastAsia="en-AU"/>
+        </w:rPr>
+        <w:t xml:space="preserve">Experimental evaluation on the MIMIC-CXR and IU-Xray datasets demonstrated that </w:t>
+      </w:r>
+      <w:proofErr w:type="spellStart"/>
+      <w:r>
+        <w:rPr>
+          <w:lang w:eastAsia="en-AU"/>
+        </w:rPr>
+        <w:t>RaDialog</w:t>
+      </w:r>
+      <w:proofErr w:type="spellEnd"/>
+      <w:r>
+        <w:rPr>
+          <w:lang w:eastAsia="en-AU"/>
+        </w:rPr>
+        <w:t xml:space="preserve"> substantially outperformed existing medical LVLMs including </w:t>
+      </w:r>
+      <w:proofErr w:type="spellStart"/>
+      <w:r>
+        <w:rPr>
+          <w:lang w:eastAsia="en-AU"/>
+        </w:rPr>
+        <w:t>XrayGPT</w:t>
+      </w:r>
+      <w:proofErr w:type="spellEnd"/>
+      <w:r>
+        <w:rPr>
+          <w:lang w:eastAsia="en-AU"/>
+        </w:rPr>
+        <w:t xml:space="preserve">, </w:t>
+      </w:r>
+      <w:proofErr w:type="spellStart"/>
+      <w:r>
+        <w:rPr>
+          <w:lang w:eastAsia="en-AU"/>
+        </w:rPr>
+        <w:t>CheXagent</w:t>
+      </w:r>
+      <w:proofErr w:type="spellEnd"/>
+      <w:r>
+        <w:rPr>
+          <w:lang w:eastAsia="en-AU"/>
+        </w:rPr>
+        <w:t xml:space="preserve">, and R2GenGPT across clinical efficacy and semantic similarity metrics. The model achieved a clinical efficacy score of 39.7 and strong </w:t>
+      </w:r>
+      <w:proofErr w:type="spellStart"/>
+      <w:r>
+        <w:rPr>
+          <w:lang w:eastAsia="en-AU"/>
+        </w:rPr>
+        <w:t>BERTScore</w:t>
+      </w:r>
+      <w:proofErr w:type="spellEnd"/>
+      <w:r>
+        <w:rPr>
+          <w:lang w:eastAsia="en-AU"/>
+        </w:rPr>
+        <w:t xml:space="preserve"> performance while maintaining fast inference speeds suitable for real-time clinical usage. Beyond report generation, the paper showed that the instruct-trained variant could successfully perform downstream conversational tasks such as impression generation, report correction, findings question answering, structured reporting, and easy-language explanation. Qualitative analysis further demonstrated that radiologists preferred </w:t>
+      </w:r>
+      <w:proofErr w:type="spellStart"/>
+      <w:r>
+        <w:rPr>
+          <w:lang w:eastAsia="en-AU"/>
+        </w:rPr>
+        <w:t>RaDialog</w:t>
+      </w:r>
+      <w:proofErr w:type="spellEnd"/>
+      <w:r>
+        <w:rPr>
+          <w:lang w:eastAsia="en-AU"/>
+        </w:rPr>
+        <w:t xml:space="preserve"> over </w:t>
+      </w:r>
+      <w:proofErr w:type="spellStart"/>
+      <w:r>
+        <w:rPr>
+          <w:lang w:eastAsia="en-AU"/>
+        </w:rPr>
+        <w:t>XrayGPT</w:t>
+      </w:r>
+      <w:proofErr w:type="spellEnd"/>
+      <w:r>
+        <w:rPr>
+          <w:lang w:eastAsia="en-AU"/>
+        </w:rPr>
+        <w:t xml:space="preserve"> in 84% of evaluated cases due to its improved factual accuracy, contextual understanding, and interactive assistance capabilities. However, the authors acknowledged that the model still struggled with less frequent findings, severity estimation, and occasional hallucinated positional details, highlighting the continued need for human oversight in clinical deployment. </w:t>
       </w:r>
     </w:p>
     <w:p>
@@ -5430,7 +5450,8 @@
       </w:pPr>
       <w:r>
         <w:rPr>
-          <w:lang w:eastAsia="en-AU"/>
+          <w:b/>
+          <w:bCs/>
         </w:rPr>
         <w:t>“</w:t>
       </w:r>
@@ -5439,18 +5460,16 @@
         <w:rPr>
           <w:b/>
           <w:bCs/>
-          <w:lang w:eastAsia="en-AU"/>
-        </w:rPr>
-        <w:t>RaDialog</w:t>
-      </w:r>
-      <w:proofErr w:type="spellEnd"/>
-      <w:r>
-        <w:rPr>
-          <w:b/>
-          <w:bCs/>
-          <w:lang w:eastAsia="en-AU"/>
-        </w:rPr>
-        <w:t>: A Large Vision-Language Model for Radiology Report Generation and Conversational Assistance”</w:t>
+        </w:rPr>
+        <w:t>CheXpert</w:t>
+      </w:r>
+      <w:proofErr w:type="spellEnd"/>
+      <w:r>
+        <w:rPr>
+          <w:b/>
+          <w:bCs/>
+        </w:rPr>
+        <w:t>: A Large Chest Radiograph Dataset with Uncertainty Labels and Expert Comparison”</w:t>
       </w:r>
     </w:p>
     <w:p>
@@ -5474,167 +5493,146 @@
           <w:iCs/>
           <w:lang w:eastAsia="en-AU"/>
         </w:rPr>
-        <w:t>RaDialog</w:t>
-      </w:r>
-      <w:proofErr w:type="spellEnd"/>
-      <w:r>
-        <w:rPr>
-          <w:lang w:eastAsia="en-AU"/>
-        </w:rPr>
-        <w:t xml:space="preserve">, a large vision-language model designed not only for automated chest X-ray report generation but also for interactive conversational assistance in radiology workflows. Unlike traditional radiology report generation systems that focus solely on producing static reports, </w:t>
-      </w:r>
-      <w:proofErr w:type="spellStart"/>
-      <w:r>
-        <w:rPr>
-          <w:lang w:eastAsia="en-AU"/>
-        </w:rPr>
-        <w:t>RaDialog</w:t>
-      </w:r>
-      <w:proofErr w:type="spellEnd"/>
-      <w:r>
-        <w:rPr>
-          <w:lang w:eastAsia="en-AU"/>
-        </w:rPr>
-        <w:t xml:space="preserve"> incorporated dialog-based capabilities such as report correction, summarization, explanation, translation, and follow-up question answering. The proposed architecture used a dual-branch framework consisting of a visual feature extraction module and a secondary structured findings extractor that explicitly identified clinical abnormalities such as </w:t>
-      </w:r>
-      <w:proofErr w:type="spellStart"/>
-      <w:r>
-        <w:rPr>
-          <w:lang w:eastAsia="en-AU"/>
-        </w:rPr>
-        <w:t>edema</w:t>
-      </w:r>
-      <w:proofErr w:type="spellEnd"/>
-      <w:r>
-        <w:rPr>
-          <w:lang w:eastAsia="en-AU"/>
-        </w:rPr>
-        <w:t xml:space="preserve">, opacity, and pneumonia before integrating them into the language model prompt. This structured guidance significantly improved clinical correctness by 13.3% compared to earlier approaches. The model also introduced a large instruct dataset with approximately 580k samples spanning multiple conversational radiology tasks, alongside a context-dropping augmentation strategy that forced the model to rely more heavily on visual reasoning rather than textual priors. </w:t>
-      </w:r>
-    </w:p>
-    <w:p>
-      <w:pPr>
-        <w:pStyle w:val="ListParagraph"/>
-        <w:ind w:left="1080"/>
-        <w:rPr>
-          <w:lang w:eastAsia="en-AU"/>
-        </w:rPr>
-      </w:pPr>
-    </w:p>
-    <w:p>
-      <w:pPr>
-        <w:pStyle w:val="ListParagraph"/>
-        <w:ind w:left="1080"/>
-        <w:rPr>
-          <w:lang w:eastAsia="en-AU"/>
-        </w:rPr>
-      </w:pPr>
-      <w:r>
-        <w:rPr>
-          <w:lang w:eastAsia="en-AU"/>
-        </w:rPr>
-        <w:t xml:space="preserve">Experimental evaluation on the MIMIC-CXR and IU-Xray datasets demonstrated that </w:t>
-      </w:r>
-      <w:proofErr w:type="spellStart"/>
-      <w:r>
-        <w:rPr>
-          <w:lang w:eastAsia="en-AU"/>
-        </w:rPr>
-        <w:t>RaDialog</w:t>
-      </w:r>
-      <w:proofErr w:type="spellEnd"/>
-      <w:r>
-        <w:rPr>
-          <w:lang w:eastAsia="en-AU"/>
-        </w:rPr>
-        <w:t xml:space="preserve"> substantially outperformed existing medical LVLMs including </w:t>
-      </w:r>
-      <w:proofErr w:type="spellStart"/>
-      <w:r>
-        <w:rPr>
-          <w:lang w:eastAsia="en-AU"/>
-        </w:rPr>
-        <w:t>XrayGPT</w:t>
-      </w:r>
-      <w:proofErr w:type="spellEnd"/>
-      <w:r>
-        <w:rPr>
-          <w:lang w:eastAsia="en-AU"/>
-        </w:rPr>
-        <w:t xml:space="preserve">, </w:t>
-      </w:r>
-      <w:proofErr w:type="spellStart"/>
-      <w:r>
-        <w:rPr>
-          <w:lang w:eastAsia="en-AU"/>
-        </w:rPr>
-        <w:t>CheXagent</w:t>
-      </w:r>
-      <w:proofErr w:type="spellEnd"/>
-      <w:r>
-        <w:rPr>
-          <w:lang w:eastAsia="en-AU"/>
-        </w:rPr>
-        <w:t xml:space="preserve">, and R2GenGPT across clinical efficacy and semantic similarity metrics. The model achieved a clinical efficacy score of 39.7 and strong </w:t>
-      </w:r>
-      <w:proofErr w:type="spellStart"/>
-      <w:r>
-        <w:rPr>
-          <w:lang w:eastAsia="en-AU"/>
-        </w:rPr>
-        <w:t>BERTScore</w:t>
-      </w:r>
-      <w:proofErr w:type="spellEnd"/>
-      <w:r>
-        <w:rPr>
-          <w:lang w:eastAsia="en-AU"/>
-        </w:rPr>
-        <w:t xml:space="preserve"> </w:t>
+        <w:t>CheXpert</w:t>
+      </w:r>
+      <w:proofErr w:type="spellEnd"/>
+      <w:r>
+        <w:rPr>
+          <w:lang w:eastAsia="en-AU"/>
+        </w:rPr>
+        <w:t xml:space="preserve">, one of the largest publicly available chest radiograph datasets designed for automated medical image interpretation. The dataset contains 224,316 chest X-rays from 65,240 patients and includes labels for 14 thoracic observations such as Cardiomegaly, </w:t>
+      </w:r>
+      <w:proofErr w:type="spellStart"/>
+      <w:r>
+        <w:rPr>
+          <w:lang w:eastAsia="en-AU"/>
+        </w:rPr>
+        <w:t>Edema</w:t>
+      </w:r>
+      <w:proofErr w:type="spellEnd"/>
+      <w:r>
+        <w:rPr>
+          <w:lang w:eastAsia="en-AU"/>
+        </w:rPr>
+        <w:t xml:space="preserve">, Pneumonia, Pleural Effusion, and Atelectasis. Unlike earlier datasets, </w:t>
+      </w:r>
+      <w:proofErr w:type="spellStart"/>
+      <w:r>
+        <w:rPr>
+          <w:lang w:eastAsia="en-AU"/>
+        </w:rPr>
+        <w:t>CheXpert</w:t>
+      </w:r>
+      <w:proofErr w:type="spellEnd"/>
+      <w:r>
+        <w:rPr>
+          <w:lang w:eastAsia="en-AU"/>
+        </w:rPr>
+        <w:t xml:space="preserve"> specifically addressed the challenge of uncertainty in radiology reporting by introducing uncertainty labels in addition to standard positive and negative annotations. To generate these labels, the authors developed a rule-based label extraction system that parsed free-text radiology reports using mention extraction, uncertainty classification, negation detection, and aggregation stages. The paper also compared several uncertainty-handling strategies, including ignoring uncertain labels, mapping them to binary labels, self-training, and treating uncertainty as a separate class. Their experiments </w:t>
       </w:r>
       <w:r>
         <w:rPr>
           <w:lang w:eastAsia="en-AU"/>
         </w:rPr>
         <w:lastRenderedPageBreak/>
-        <w:t xml:space="preserve">performance while maintaining fast inference speeds suitable for real-time clinical usage. Beyond report generation, the paper showed that the instruct-trained variant could successfully perform downstream conversational tasks such as impression generation, report correction, findings question answering, structured reporting, and easy-language explanation. Qualitative analysis further demonstrated that radiologists preferred </w:t>
-      </w:r>
-      <w:proofErr w:type="spellStart"/>
-      <w:r>
-        <w:rPr>
-          <w:lang w:eastAsia="en-AU"/>
-        </w:rPr>
-        <w:t>RaDialog</w:t>
-      </w:r>
-      <w:proofErr w:type="spellEnd"/>
-      <w:r>
-        <w:rPr>
-          <w:lang w:eastAsia="en-AU"/>
-        </w:rPr>
-        <w:t xml:space="preserve"> over </w:t>
-      </w:r>
-      <w:proofErr w:type="spellStart"/>
-      <w:r>
-        <w:rPr>
-          <w:lang w:eastAsia="en-AU"/>
-        </w:rPr>
-        <w:t>XrayGPT</w:t>
-      </w:r>
-      <w:proofErr w:type="spellEnd"/>
-      <w:r>
-        <w:rPr>
-          <w:lang w:eastAsia="en-AU"/>
-        </w:rPr>
-        <w:t xml:space="preserve"> in 84% of evaluated cases due to its improved factual accuracy, contextual understanding, and interactive assistance capabilities. However, the authors acknowledged that the model still struggled with less frequent findings, severity estimation, and occasional hallucinated positional details, highlighting the continued need for human oversight in clinical deployment. </w:t>
-      </w:r>
-    </w:p>
-    <w:p>
-      <w:pPr>
-        <w:pStyle w:val="ListParagraph"/>
-        <w:ind w:left="1080"/>
-        <w:rPr>
-          <w:b/>
-          <w:bCs/>
-          <w:lang w:eastAsia="en-AU"/>
+        <w:t xml:space="preserve">demonstrated that different strategies worked better for different pathologies, showing that uncertainty handling is critical for robust medical imaging systems. </w:t>
+      </w:r>
+    </w:p>
+    <w:p>
+      <w:pPr>
+        <w:pStyle w:val="ListParagraph"/>
+        <w:ind w:left="1080"/>
+        <w:rPr>
+          <w:lang w:eastAsia="en-AU"/>
+        </w:rPr>
+      </w:pPr>
+    </w:p>
+    <w:p>
+      <w:pPr>
+        <w:pStyle w:val="ListParagraph"/>
+        <w:ind w:left="1080"/>
+        <w:rPr>
+          <w:lang w:eastAsia="en-AU"/>
+        </w:rPr>
+      </w:pPr>
+      <w:r>
+        <w:rPr>
+          <w:lang w:eastAsia="en-AU"/>
+        </w:rPr>
+        <w:t xml:space="preserve">For model development, the authors trained DenseNet121 convolutional neural networks on multi-view chest radiographs and evaluated performance using AUROC and AUPRC metrics across clinically important pathologies. The final model achieved expert-level performance on several diseases, outperforming at least two out of three radiologists in detecting conditions such as Cardiomegaly, </w:t>
+      </w:r>
+      <w:proofErr w:type="spellStart"/>
+      <w:r>
+        <w:rPr>
+          <w:lang w:eastAsia="en-AU"/>
+        </w:rPr>
+        <w:t>Edema</w:t>
+      </w:r>
+      <w:proofErr w:type="spellEnd"/>
+      <w:r>
+        <w:rPr>
+          <w:lang w:eastAsia="en-AU"/>
+        </w:rPr>
+        <w:t xml:space="preserve">, Consolidation, and Pleural Effusion. The paper also incorporated Grad-CAM visualizations to highlight image regions influencing model predictions, improving interpretability and demonstrating that the model localized clinically relevant abnormalities effectively. </w:t>
+      </w:r>
+    </w:p>
+    <w:p>
+      <w:pPr>
+        <w:pStyle w:val="ListParagraph"/>
+        <w:ind w:left="1080"/>
+        <w:rPr>
+          <w:lang w:eastAsia="en-AU"/>
+        </w:rPr>
+      </w:pPr>
+    </w:p>
+    <w:p>
+      <w:pPr>
+        <w:pStyle w:val="ListParagraph"/>
+        <w:ind w:left="1080"/>
+        <w:rPr>
+          <w:lang w:eastAsia="en-AU"/>
+        </w:rPr>
+      </w:pPr>
+      <w:r>
+        <w:rPr>
+          <w:lang w:eastAsia="en-AU"/>
+        </w:rPr>
+        <w:t xml:space="preserve">Overall, </w:t>
+      </w:r>
+      <w:proofErr w:type="spellStart"/>
+      <w:r>
+        <w:rPr>
+          <w:lang w:eastAsia="en-AU"/>
+        </w:rPr>
+        <w:t>CheXpert</w:t>
+      </w:r>
+      <w:proofErr w:type="spellEnd"/>
+      <w:r>
+        <w:rPr>
+          <w:lang w:eastAsia="en-AU"/>
+        </w:rPr>
+        <w:t xml:space="preserve"> became a foundational benchmark in medical computer vision because it combined large-scale </w:t>
+      </w:r>
+      <w:proofErr w:type="spellStart"/>
+      <w:r>
+        <w:rPr>
+          <w:lang w:eastAsia="en-AU"/>
+        </w:rPr>
+        <w:t>labeled</w:t>
+      </w:r>
+      <w:proofErr w:type="spellEnd"/>
+      <w:r>
+        <w:rPr>
+          <w:lang w:eastAsia="en-AU"/>
+        </w:rPr>
+        <w:t xml:space="preserve"> data, uncertainty-aware learning, radiologist comparison, and strong evaluation protocols, making it highly influential for later radiology report generation and chest X-ray classification research. </w:t>
+      </w:r>
+    </w:p>
+    <w:p>
+      <w:pPr>
+        <w:rPr>
+          <w:b/>
+          <w:bCs/>
         </w:rPr>
       </w:pPr>
     </w:p>
@@ -5646,184 +5644,162 @@
           <w:numId w:val="3"/>
         </w:numPr>
         <w:rPr>
-          <w:lang w:eastAsia="en-AU"/>
-        </w:rPr>
-      </w:pPr>
-      <w:r>
-        <w:rPr>
-          <w:b/>
-          <w:bCs/>
-        </w:rPr>
-        <w:t>“</w:t>
-      </w:r>
-      <w:proofErr w:type="spellStart"/>
-      <w:r>
-        <w:rPr>
-          <w:b/>
-          <w:bCs/>
-        </w:rPr>
-        <w:t>CheXpert</w:t>
-      </w:r>
-      <w:proofErr w:type="spellEnd"/>
-      <w:r>
-        <w:rPr>
-          <w:b/>
-          <w:bCs/>
-        </w:rPr>
-        <w:t>: A Large Chest Radiograph Dataset with Uncertainty Labels and Expert Comparison”</w:t>
-      </w:r>
-    </w:p>
-    <w:p>
-      <w:pPr>
-        <w:pStyle w:val="ListParagraph"/>
-        <w:ind w:left="1080"/>
-        <w:rPr>
-          <w:lang w:eastAsia="en-AU"/>
-        </w:rPr>
-      </w:pPr>
-      <w:r>
-        <w:rPr>
-          <w:lang w:eastAsia="en-AU"/>
-        </w:rPr>
-        <w:t xml:space="preserve">This paper introduced </w:t>
-      </w:r>
-      <w:proofErr w:type="spellStart"/>
+          <w:b/>
+          <w:bCs/>
+        </w:rPr>
+      </w:pPr>
+      <w:proofErr w:type="gramStart"/>
+      <w:r>
+        <w:rPr>
+          <w:b/>
+          <w:bCs/>
+        </w:rPr>
+        <w:t xml:space="preserve">“ </w:t>
+      </w:r>
+      <w:r>
+        <w:rPr>
+          <w:b/>
+          <w:bCs/>
+        </w:rPr>
+        <w:t>Act</w:t>
+      </w:r>
+      <w:proofErr w:type="gramEnd"/>
+      <w:r>
+        <w:rPr>
+          <w:b/>
+          <w:bCs/>
+        </w:rPr>
+        <w:t xml:space="preserve"> Like a Radiologist: Radiology Report Generation</w:t>
+      </w:r>
+      <w:r>
+        <w:rPr>
+          <w:b/>
+          <w:bCs/>
+        </w:rPr>
+        <w:t xml:space="preserve"> </w:t>
+      </w:r>
+      <w:r>
+        <w:rPr>
+          <w:b/>
+          <w:bCs/>
+        </w:rPr>
+        <w:t>Across Anatomical Regions</w:t>
+      </w:r>
+      <w:r>
+        <w:rPr>
+          <w:b/>
+          <w:bCs/>
+        </w:rPr>
+        <w:t>”</w:t>
+      </w:r>
+    </w:p>
+    <w:p>
+      <w:pPr>
+        <w:pStyle w:val="ListParagraph"/>
+        <w:ind w:left="1080"/>
+      </w:pPr>
+      <w:r>
+        <w:t xml:space="preserve">This paper proposed </w:t>
+      </w:r>
       <w:r>
         <w:rPr>
           <w:i/>
           <w:iCs/>
-          <w:lang w:eastAsia="en-AU"/>
-        </w:rPr>
-        <w:t>CheXpert</w:t>
-      </w:r>
-      <w:proofErr w:type="spellEnd"/>
-      <w:r>
-        <w:rPr>
-          <w:lang w:eastAsia="en-AU"/>
-        </w:rPr>
-        <w:t xml:space="preserve">, one of the largest publicly available chest radiograph datasets designed for automated medical image interpretation. The dataset contains 224,316 chest X-rays from 65,240 patients and includes labels for 14 thoracic observations such as Cardiomegaly, </w:t>
-      </w:r>
-      <w:proofErr w:type="spellStart"/>
-      <w:r>
-        <w:rPr>
-          <w:lang w:eastAsia="en-AU"/>
-        </w:rPr>
-        <w:t>Edema</w:t>
-      </w:r>
-      <w:proofErr w:type="spellEnd"/>
-      <w:r>
-        <w:rPr>
-          <w:lang w:eastAsia="en-AU"/>
-        </w:rPr>
-        <w:t xml:space="preserve">, Pneumonia, Pleural Effusion, and Atelectasis. Unlike earlier datasets, </w:t>
-      </w:r>
-      <w:proofErr w:type="spellStart"/>
-      <w:r>
-        <w:rPr>
-          <w:lang w:eastAsia="en-AU"/>
-        </w:rPr>
-        <w:t>CheXpert</w:t>
-      </w:r>
-      <w:proofErr w:type="spellEnd"/>
-      <w:r>
-        <w:rPr>
-          <w:lang w:eastAsia="en-AU"/>
-        </w:rPr>
-        <w:t xml:space="preserve"> specifically addressed the challenge of uncertainty in radiology reporting by introducing uncertainty labels in addition to standard positive and negative annotations. To generate these labels, the authors developed a rule-based label extraction system that parsed free-text radiology reports using mention extraction, uncertainty classification, negation detection, and aggregation stages. The paper also compared several uncertainty-handling strategies, including ignoring uncertain labels, mapping them to binary labels, self-training, and treating uncertainty as a separate class. Their experiments demonstrated that different strategies worked better for different pathologies, showing that uncertainty handling is critical for robust medical imaging systems. </w:t>
-      </w:r>
-    </w:p>
-    <w:p>
-      <w:pPr>
-        <w:pStyle w:val="ListParagraph"/>
-        <w:ind w:left="1080"/>
-        <w:rPr>
-          <w:lang w:eastAsia="en-AU"/>
-        </w:rPr>
-      </w:pPr>
-    </w:p>
-    <w:p>
-      <w:pPr>
-        <w:pStyle w:val="ListParagraph"/>
-        <w:ind w:left="1080"/>
-        <w:rPr>
-          <w:lang w:eastAsia="en-AU"/>
-        </w:rPr>
-      </w:pPr>
-      <w:r>
-        <w:rPr>
-          <w:lang w:eastAsia="en-AU"/>
-        </w:rPr>
-        <w:t xml:space="preserve">For model development, the authors trained DenseNet121 convolutional neural networks on multi-view chest radiographs and evaluated performance using AUROC and AUPRC metrics across clinically important pathologies. The final model achieved expert-level performance on several diseases, outperforming at least two out of three radiologists in detecting conditions such as Cardiomegaly, </w:t>
-      </w:r>
-      <w:proofErr w:type="spellStart"/>
-      <w:r>
-        <w:rPr>
-          <w:lang w:eastAsia="en-AU"/>
-        </w:rPr>
-        <w:t>Edema</w:t>
-      </w:r>
-      <w:proofErr w:type="spellEnd"/>
-      <w:r>
-        <w:rPr>
-          <w:lang w:eastAsia="en-AU"/>
-        </w:rPr>
-        <w:t xml:space="preserve">, Consolidation, and Pleural Effusion. The paper also incorporated Grad-CAM visualizations to highlight image regions influencing model predictions, improving interpretability and demonstrating that the model localized clinically relevant abnormalities effectively. </w:t>
-      </w:r>
-    </w:p>
-    <w:p>
-      <w:pPr>
-        <w:pStyle w:val="ListParagraph"/>
-        <w:ind w:left="1080"/>
-        <w:rPr>
-          <w:lang w:eastAsia="en-AU"/>
-        </w:rPr>
-      </w:pPr>
-    </w:p>
-    <w:p>
-      <w:pPr>
-        <w:pStyle w:val="ListParagraph"/>
-        <w:ind w:left="1080"/>
-        <w:rPr>
-          <w:lang w:eastAsia="en-AU"/>
-        </w:rPr>
-      </w:pPr>
-      <w:r>
-        <w:rPr>
-          <w:lang w:eastAsia="en-AU"/>
-        </w:rPr>
-        <w:t xml:space="preserve">Overall, </w:t>
-      </w:r>
-      <w:proofErr w:type="spellStart"/>
-      <w:r>
-        <w:rPr>
-          <w:lang w:eastAsia="en-AU"/>
-        </w:rPr>
-        <w:t>CheXpert</w:t>
-      </w:r>
-      <w:proofErr w:type="spellEnd"/>
-      <w:r>
-        <w:rPr>
-          <w:lang w:eastAsia="en-AU"/>
-        </w:rPr>
-        <w:t xml:space="preserve"> became a foundational benchmark in medical computer vision because it combined large-scale </w:t>
-      </w:r>
-      <w:proofErr w:type="spellStart"/>
-      <w:r>
-        <w:rPr>
-          <w:lang w:eastAsia="en-AU"/>
-        </w:rPr>
-        <w:t>labeled</w:t>
-      </w:r>
-      <w:proofErr w:type="spellEnd"/>
-      <w:r>
-        <w:rPr>
-          <w:lang w:eastAsia="en-AU"/>
-        </w:rPr>
-        <w:t xml:space="preserve"> data, uncertainty-aware learning, radiologist comparison, and strong evaluation protocols, making it highly influential for later radiology report generation and chest X-ray classification research. </w:t>
-      </w:r>
-    </w:p>
-    <w:p>
-      <w:pPr>
+        </w:rPr>
+        <w:t>X-</w:t>
+      </w:r>
+      <w:proofErr w:type="spellStart"/>
+      <w:r>
+        <w:rPr>
+          <w:i/>
+          <w:iCs/>
+        </w:rPr>
+        <w:t>RGen</w:t>
+      </w:r>
+      <w:proofErr w:type="spellEnd"/>
+      <w:r>
+        <w:t>, a radiologist-inspired framework for automatic radiology report generation across multiple anatomical regions, including chest, abdomen, knee, hip, wrist, and shoulder X-rays. Unlike most previous report generation models that focused only on chest radiographs, X-</w:t>
+      </w:r>
+      <w:proofErr w:type="spellStart"/>
+      <w:r>
+        <w:t>RGen</w:t>
+      </w:r>
+      <w:proofErr w:type="spellEnd"/>
+      <w:r>
+        <w:t xml:space="preserve"> aimed to generalize report generation across diverse body regions by mimicking the workflow of human radiologists. The framework was divided into four stages: initial observation, cross-region analysis, medical interpretation, and report formation. First, a CNN-based encoder extracted visual features from the input image. Then, the model performed cross-region analysis using contrastive learning to align image and report representations across different anatomical regions, allowing it to learn shared medical patterns and improve semantic understanding. In the medical interpretation phase, the authors incorporated a radiology-specific knowledge base containing clinically relevant terminology and abnormalities, helping the model focus on rare yet important medical concepts rather than generating generic “average” reports. Finally, a Transformer-based decoder generated the final radiology report auto-regressively. </w:t>
+      </w:r>
+    </w:p>
+    <w:p>
+      <w:pPr>
+        <w:pStyle w:val="ListParagraph"/>
+        <w:ind w:left="1080"/>
+      </w:pPr>
+    </w:p>
+    <w:p>
+      <w:pPr>
+        <w:pStyle w:val="ListParagraph"/>
+        <w:ind w:left="1080"/>
+      </w:pPr>
+      <w:r>
+        <w:t>Experiments were conducted on a merged dataset covering six anatomical regions, combining the public IU-Xray chest dataset with private datasets for the remaining body parts. X-</w:t>
+      </w:r>
+      <w:proofErr w:type="spellStart"/>
+      <w:r>
+        <w:t>RGen</w:t>
+      </w:r>
+      <w:proofErr w:type="spellEnd"/>
+      <w:r>
+        <w:t xml:space="preserve"> was evaluated using BLEU, ROUGE-L, METEOR, </w:t>
+      </w:r>
+      <w:proofErr w:type="spellStart"/>
+      <w:r>
+        <w:t>CIDEr</w:t>
+      </w:r>
+      <w:proofErr w:type="spellEnd"/>
+      <w:r>
+        <w:t xml:space="preserve">, recall, F1-score, and </w:t>
+      </w:r>
+      <w:proofErr w:type="spellStart"/>
+      <w:r>
+        <w:t>CLIPScore</w:t>
+      </w:r>
+      <w:proofErr w:type="spellEnd"/>
+      <w:r>
+        <w:t xml:space="preserve"> metrics. The model consistently outperformed previous approaches such as R2Gen, R2GenCMN, and MSAT, particularly in semantic alignment and report quality. The paper also highlighted that previous models often generated repetitive and clinically incorrect “normal” descriptions, whereas X-</w:t>
+      </w:r>
+      <w:proofErr w:type="spellStart"/>
+      <w:r>
+        <w:t>RGen</w:t>
+      </w:r>
+      <w:proofErr w:type="spellEnd"/>
+      <w:r>
+        <w:t xml:space="preserve"> produced reports that were more semantically aligned with image findings. Qualitative examples showed that the model captured abnormalities like lung opacities and cardiomegaly more accurately than baseline methods. Ablation </w:t>
+      </w:r>
+      <w:r>
+        <w:lastRenderedPageBreak/>
+        <w:t xml:space="preserve">studies further demonstrated that both the cross-region analysis module and the medical interpretation module significantly improved performance, especially </w:t>
+      </w:r>
+      <w:proofErr w:type="spellStart"/>
+      <w:r>
+        <w:t>CIDEr</w:t>
+      </w:r>
+      <w:proofErr w:type="spellEnd"/>
+      <w:r>
+        <w:t xml:space="preserve"> and </w:t>
+      </w:r>
+      <w:proofErr w:type="spellStart"/>
+      <w:r>
+        <w:t>CLIPScore</w:t>
+      </w:r>
+      <w:proofErr w:type="spellEnd"/>
+      <w:r>
+        <w:t>. Overall, the paper’s key contribution was showing that incorporating radiologist-inspired reasoning, cross-region learning, and medical knowledge integration can improve both the semantic accuracy and clinical relevance of automated radiology report generation systems.</w:t>
+      </w:r>
+    </w:p>
+    <w:p>
+      <w:pPr>
+        <w:pStyle w:val="ListParagraph"/>
+        <w:ind w:left="1080"/>
         <w:rPr>
           <w:b/>
           <w:bCs/>
@@ -5838,156 +5814,198 @@
           <w:numId w:val="3"/>
         </w:numPr>
         <w:rPr>
-          <w:b/>
-          <w:bCs/>
-        </w:rPr>
-      </w:pPr>
-      <w:proofErr w:type="gramStart"/>
-      <w:r>
-        <w:rPr>
-          <w:b/>
-          <w:bCs/>
-        </w:rPr>
-        <w:t xml:space="preserve">“ </w:t>
-      </w:r>
-      <w:r>
-        <w:rPr>
-          <w:b/>
-          <w:bCs/>
-        </w:rPr>
-        <w:t>Act</w:t>
-      </w:r>
-      <w:proofErr w:type="gramEnd"/>
-      <w:r>
-        <w:rPr>
-          <w:b/>
-          <w:bCs/>
-        </w:rPr>
-        <w:t xml:space="preserve"> Like a Radiologist: Radiology Report Generation</w:t>
-      </w:r>
-      <w:r>
-        <w:rPr>
-          <w:b/>
-          <w:bCs/>
-        </w:rPr>
-        <w:t xml:space="preserve"> </w:t>
-      </w:r>
-      <w:r>
-        <w:rPr>
-          <w:b/>
-          <w:bCs/>
-        </w:rPr>
-        <w:t>Across Anatomical Regions</w:t>
-      </w:r>
-      <w:r>
-        <w:rPr>
-          <w:b/>
-          <w:bCs/>
-        </w:rPr>
-        <w:t>”</w:t>
-      </w:r>
-    </w:p>
-    <w:p>
-      <w:pPr>
-        <w:pStyle w:val="ListParagraph"/>
-        <w:ind w:left="1080"/>
-      </w:pPr>
-      <w:r>
-        <w:t xml:space="preserve">This paper proposed </w:t>
-      </w:r>
-      <w:r>
-        <w:rPr>
-          <w:i/>
-          <w:iCs/>
-        </w:rPr>
-        <w:t>X-</w:t>
-      </w:r>
-      <w:proofErr w:type="spellStart"/>
-      <w:r>
-        <w:rPr>
-          <w:i/>
-          <w:iCs/>
-        </w:rPr>
-        <w:t>RGen</w:t>
-      </w:r>
-      <w:proofErr w:type="spellEnd"/>
-      <w:r>
-        <w:t xml:space="preserve">, a radiologist-inspired framework for automatic radiology report generation across multiple anatomical regions, including chest, </w:t>
-      </w:r>
-      <w:r>
-        <w:lastRenderedPageBreak/>
-        <w:t>abdomen, knee, hip, wrist, and shoulder X-rays. Unlike most previous report generation models that focused only on chest radiographs, X-</w:t>
-      </w:r>
-      <w:proofErr w:type="spellStart"/>
-      <w:r>
-        <w:t>RGen</w:t>
-      </w:r>
-      <w:proofErr w:type="spellEnd"/>
-      <w:r>
-        <w:t xml:space="preserve"> aimed to generalize report generation across diverse body regions by mimicking the workflow of human radiologists. The framework was divided into four stages: initial observation, cross-region analysis, medical interpretation, and report formation. First, a CNN-based encoder extracted visual features from the input image. Then, the model performed cross-region analysis using contrastive learning to align image and report representations across different anatomical regions, allowing it to learn shared medical patterns and improve semantic understanding. In the medical interpretation phase, the authors incorporated a radiology-specific knowledge base containing clinically relevant terminology and abnormalities, helping the model focus on rare yet important medical concepts rather than generating generic “average” reports. Finally, a Transformer-based decoder generated the final radiology report auto-regressively. </w:t>
-      </w:r>
-    </w:p>
-    <w:p>
-      <w:pPr>
-        <w:pStyle w:val="ListParagraph"/>
-        <w:ind w:left="1080"/>
-      </w:pPr>
-    </w:p>
-    <w:p>
-      <w:pPr>
-        <w:pStyle w:val="ListParagraph"/>
-        <w:ind w:left="1080"/>
-      </w:pPr>
-      <w:r>
-        <w:t>Experiments were conducted on a merged dataset covering six anatomical regions, combining the public IU-Xray chest dataset with private datasets for the remaining body parts. X-</w:t>
-      </w:r>
-      <w:proofErr w:type="spellStart"/>
-      <w:r>
-        <w:t>RGen</w:t>
-      </w:r>
-      <w:proofErr w:type="spellEnd"/>
-      <w:r>
-        <w:t xml:space="preserve"> was evaluated using BLEU, ROUGE-L, METEOR, </w:t>
-      </w:r>
-      <w:proofErr w:type="spellStart"/>
-      <w:r>
-        <w:t>CIDEr</w:t>
-      </w:r>
-      <w:proofErr w:type="spellEnd"/>
-      <w:r>
-        <w:t xml:space="preserve">, recall, F1-score, and </w:t>
-      </w:r>
-      <w:proofErr w:type="spellStart"/>
-      <w:r>
-        <w:t>CLIPScore</w:t>
-      </w:r>
-      <w:proofErr w:type="spellEnd"/>
-      <w:r>
-        <w:t xml:space="preserve"> metrics. The model consistently outperformed previous approaches such as R2Gen, R2GenCMN, and MSAT, particularly in semantic alignment and report quality. The paper also highlighted that previous models often generated repetitive and clinically incorrect “normal” descriptions, whereas X-</w:t>
-      </w:r>
-      <w:proofErr w:type="spellStart"/>
-      <w:r>
-        <w:t>RGen</w:t>
-      </w:r>
-      <w:proofErr w:type="spellEnd"/>
-      <w:r>
-        <w:t xml:space="preserve"> produced reports that were more semantically aligned with image findings. Qualitative examples showed that the model captured abnormalities like lung opacities and cardiomegaly more accurately than baseline methods. Ablation studies further demonstrated that both the cross-region analysis module and the medical interpretation module significantly improved performance, especially </w:t>
-      </w:r>
-      <w:proofErr w:type="spellStart"/>
-      <w:r>
-        <w:t>CIDEr</w:t>
-      </w:r>
-      <w:proofErr w:type="spellEnd"/>
-      <w:r>
-        <w:t xml:space="preserve"> and </w:t>
-      </w:r>
-      <w:proofErr w:type="spellStart"/>
-      <w:r>
-        <w:t>CLIPScore</w:t>
-      </w:r>
-      <w:proofErr w:type="spellEnd"/>
-      <w:r>
-        <w:t>. Overall, the paper’s key contribution was showing that incorporating radiologist-inspired reasoning, cross-region learning, and medical knowledge integration can improve both the semantic accuracy and clinical relevance of automated radiology report generation systems.</w:t>
+          <w:lang w:eastAsia="en-AU"/>
+        </w:rPr>
+      </w:pPr>
+      <w:r>
+        <w:rPr>
+          <w:b/>
+          <w:bCs/>
+        </w:rPr>
+        <w:t>“</w:t>
+      </w:r>
+      <w:proofErr w:type="spellStart"/>
+      <w:r>
+        <w:rPr>
+          <w:b/>
+          <w:bCs/>
+        </w:rPr>
+        <w:t>HistGen</w:t>
+      </w:r>
+      <w:proofErr w:type="spellEnd"/>
+      <w:r>
+        <w:rPr>
+          <w:b/>
+          <w:bCs/>
+        </w:rPr>
+        <w:t>: Histopathology Report Generation via Local-Global Feature Encoding and Cross-modal Context Interaction”</w:t>
+      </w:r>
+    </w:p>
+    <w:p>
+      <w:pPr>
+        <w:pStyle w:val="ListParagraph"/>
+        <w:ind w:left="1080"/>
+        <w:rPr>
+          <w:lang w:eastAsia="en-AU"/>
+        </w:rPr>
+      </w:pPr>
+      <w:r>
+        <w:rPr>
+          <w:lang w:eastAsia="en-AU"/>
+        </w:rPr>
+        <w:t xml:space="preserve">Guo et al. (2024) introduced </w:t>
+      </w:r>
+      <w:proofErr w:type="spellStart"/>
+      <w:r>
+        <w:rPr>
+          <w:b/>
+          <w:bCs/>
+          <w:lang w:eastAsia="en-AU"/>
+        </w:rPr>
+        <w:t>HistGen</w:t>
+      </w:r>
+      <w:proofErr w:type="spellEnd"/>
+      <w:r>
+        <w:rPr>
+          <w:lang w:eastAsia="en-AU"/>
+        </w:rPr>
+        <w:t xml:space="preserve">, a multiple instance learning (MIL)-based framework for automated histopathology report generation from Whole Slide Images (WSIs). Unlike radiology report generation, histopathology report generation presents unique challenges due to the gigapixel size of WSIs, the absence of benchmark datasets, and the large semantic gap between dense visual pathology information and concise diagnostic reports. To address these issues, the authors proposed a local-global hierarchical encoder (LGH) that processes pathology images from a region-to-slide perspective, enabling the model to capture both local tissue patterns and global contextual relationships across the entire slide. In addition, </w:t>
+      </w:r>
+      <w:proofErr w:type="spellStart"/>
+      <w:r>
+        <w:rPr>
+          <w:lang w:eastAsia="en-AU"/>
+        </w:rPr>
+        <w:t>HistGen</w:t>
+      </w:r>
+      <w:proofErr w:type="spellEnd"/>
+      <w:r>
+        <w:rPr>
+          <w:lang w:eastAsia="en-AU"/>
+        </w:rPr>
+        <w:t xml:space="preserve"> introduced a Cross-Modal Context (CMC) module that explicitly aligned visual and textual representations while acting as an external memory mechanism to improve multimodal interaction and semantic consistency between WSIs and generated reports. The framework also incorporated a large-scale DINOv2-pretrained </w:t>
+      </w:r>
+      <w:proofErr w:type="spellStart"/>
+      <w:r>
+        <w:rPr>
+          <w:lang w:eastAsia="en-AU"/>
+        </w:rPr>
+        <w:t>ViT</w:t>
+      </w:r>
+      <w:proofErr w:type="spellEnd"/>
+      <w:r>
+        <w:rPr>
+          <w:lang w:eastAsia="en-AU"/>
+        </w:rPr>
+        <w:t xml:space="preserve">-L feature extractor trained on over 55,000 WSIs and approximately 200 million pathology patches, significantly improving feature representation quality. </w:t>
+      </w:r>
+    </w:p>
+    <w:p>
+      <w:pPr>
+        <w:pStyle w:val="ListParagraph"/>
+        <w:ind w:left="1080"/>
+        <w:rPr>
+          <w:lang w:eastAsia="en-AU"/>
+        </w:rPr>
+      </w:pPr>
+    </w:p>
+    <w:p>
+      <w:pPr>
+        <w:pStyle w:val="ListParagraph"/>
+        <w:ind w:left="1080"/>
+        <w:rPr>
+          <w:lang w:eastAsia="en-AU"/>
+        </w:rPr>
+      </w:pPr>
+      <w:r>
+        <w:rPr>
+          <w:lang w:eastAsia="en-AU"/>
+        </w:rPr>
+        <w:t xml:space="preserve">The authors additionally curated the first large-scale benchmark WSI-report dataset containing approximately 7,800 paired histopathology slides and reports from TCGA data. Experimental evaluation demonstrated that </w:t>
+      </w:r>
+      <w:proofErr w:type="spellStart"/>
+      <w:r>
+        <w:rPr>
+          <w:lang w:eastAsia="en-AU"/>
+        </w:rPr>
+        <w:t>HistGen</w:t>
+      </w:r>
+      <w:proofErr w:type="spellEnd"/>
+      <w:r>
+        <w:rPr>
+          <w:lang w:eastAsia="en-AU"/>
+        </w:rPr>
+        <w:t xml:space="preserve"> substantially outperformed previous image captioning and report-generation approaches including R2Gen, R2GenCMN, Transformer, and M2Transformer across BLEU, METEOR, and ROUGE-L metrics. </w:t>
+      </w:r>
+      <w:proofErr w:type="spellStart"/>
+      <w:r>
+        <w:rPr>
+          <w:lang w:eastAsia="en-AU"/>
+        </w:rPr>
+        <w:t>HistGen</w:t>
+      </w:r>
+      <w:proofErr w:type="spellEnd"/>
+      <w:r>
+        <w:rPr>
+          <w:lang w:eastAsia="en-AU"/>
+        </w:rPr>
+        <w:t xml:space="preserve"> achieved a BLEU-4 score of </w:t>
+      </w:r>
+      <w:r>
+        <w:rPr>
+          <w:b/>
+          <w:bCs/>
+          <w:lang w:eastAsia="en-AU"/>
+        </w:rPr>
+        <w:t>0.184</w:t>
+      </w:r>
+      <w:r>
+        <w:rPr>
+          <w:lang w:eastAsia="en-AU"/>
+        </w:rPr>
+        <w:t xml:space="preserve">, METEOR of </w:t>
+      </w:r>
+      <w:r>
+        <w:rPr>
+          <w:b/>
+          <w:bCs/>
+          <w:lang w:eastAsia="en-AU"/>
+        </w:rPr>
+        <w:t>0.182</w:t>
+      </w:r>
+      <w:r>
+        <w:rPr>
+          <w:lang w:eastAsia="en-AU"/>
+        </w:rPr>
+        <w:t xml:space="preserve">, and ROUGE-L of </w:t>
+      </w:r>
+      <w:r>
+        <w:rPr>
+          <w:b/>
+          <w:bCs/>
+          <w:lang w:eastAsia="en-AU"/>
+        </w:rPr>
+        <w:t>0.344</w:t>
+      </w:r>
+      <w:r>
+        <w:rPr>
+          <w:lang w:eastAsia="en-AU"/>
+        </w:rPr>
+        <w:t xml:space="preserve">, representing around a 10.5% improvement over baseline transformer models. Ablation studies further confirmed that both the LGH and CMC modules contributed significantly to performance improvements. Beyond report generation, the learned representations also transferred effectively to downstream tasks such as cancer subtyping and survival analysis, where </w:t>
+      </w:r>
+      <w:proofErr w:type="spellStart"/>
+      <w:r>
+        <w:rPr>
+          <w:lang w:eastAsia="en-AU"/>
+        </w:rPr>
+        <w:t>HistGen</w:t>
+      </w:r>
+      <w:proofErr w:type="spellEnd"/>
+      <w:r>
+        <w:rPr>
+          <w:lang w:eastAsia="en-AU"/>
+        </w:rPr>
+        <w:t xml:space="preserve"> achieved state-of-the-art performance on multiple pathology benchmarks. This paper is highly relevant because it demonstrates how hierarchical visual encoding, multimodal alignment, and memory-based cross-modal interaction can improve clinically meaningful medical report generation, particularly in domains with extremely large and complex visual inputs.</w:t>
       </w:r>
     </w:p>
     <w:p>
@@ -6018,147 +6036,150 @@
         </w:rPr>
         <w:t>“</w:t>
       </w:r>
-      <w:proofErr w:type="spellStart"/>
-      <w:r>
-        <w:rPr>
-          <w:b/>
-          <w:bCs/>
-        </w:rPr>
-        <w:t>HistGen</w:t>
-      </w:r>
-      <w:proofErr w:type="spellEnd"/>
-      <w:r>
-        <w:rPr>
-          <w:b/>
-          <w:bCs/>
-        </w:rPr>
-        <w:t>: Histopathology Report Generation via Local-Global Feature Encoding and Cross-modal Context Interaction”</w:t>
-      </w:r>
-    </w:p>
-    <w:p>
-      <w:pPr>
-        <w:pStyle w:val="ListParagraph"/>
-        <w:ind w:left="1080"/>
-        <w:rPr>
-          <w:lang w:eastAsia="en-AU"/>
-        </w:rPr>
-      </w:pPr>
-      <w:r>
-        <w:rPr>
-          <w:lang w:eastAsia="en-AU"/>
-        </w:rPr>
-        <w:t xml:space="preserve">Guo et al. (2024) introduced </w:t>
-      </w:r>
-      <w:proofErr w:type="spellStart"/>
-      <w:r>
-        <w:rPr>
-          <w:b/>
-          <w:bCs/>
-          <w:lang w:eastAsia="en-AU"/>
-        </w:rPr>
-        <w:t>HistGen</w:t>
-      </w:r>
-      <w:proofErr w:type="spellEnd"/>
-      <w:r>
-        <w:rPr>
-          <w:lang w:eastAsia="en-AU"/>
-        </w:rPr>
-        <w:t xml:space="preserve">, a multiple instance learning (MIL)-based framework for automated histopathology report generation from Whole Slide Images (WSIs). Unlike radiology report generation, histopathology report generation presents unique challenges due to the gigapixel size of WSIs, the absence of benchmark datasets, and the large semantic gap between dense visual pathology information and concise diagnostic reports. To address these issues, the authors proposed a local-global hierarchical encoder (LGH) that processes pathology images from a region-to-slide perspective, enabling the model to capture both local tissue patterns and global contextual relationships across the entire slide. In addition, </w:t>
-      </w:r>
-      <w:proofErr w:type="spellStart"/>
-      <w:r>
-        <w:rPr>
-          <w:lang w:eastAsia="en-AU"/>
-        </w:rPr>
-        <w:t>HistGen</w:t>
-      </w:r>
-      <w:proofErr w:type="spellEnd"/>
-      <w:r>
-        <w:rPr>
-          <w:lang w:eastAsia="en-AU"/>
-        </w:rPr>
-        <w:t xml:space="preserve"> introduced a Cross-Modal Context (CMC) module that explicitly aligned visual and textual representations while acting as an external memory mechanism to improve multimodal interaction and semantic consistency between WSIs and generated reports. The framework also incorporated a large-scale DINOv2-pretrained </w:t>
-      </w:r>
-      <w:proofErr w:type="spellStart"/>
-      <w:r>
-        <w:rPr>
-          <w:lang w:eastAsia="en-AU"/>
-        </w:rPr>
-        <w:t>ViT</w:t>
-      </w:r>
-      <w:proofErr w:type="spellEnd"/>
-      <w:r>
-        <w:rPr>
-          <w:lang w:eastAsia="en-AU"/>
-        </w:rPr>
-        <w:t xml:space="preserve">-L feature extractor trained on over 55,000 WSIs and approximately </w:t>
+      <w:r>
+        <w:rPr>
+          <w:b/>
+          <w:bCs/>
+        </w:rPr>
+        <w:t>Hallucination Mitigating for Medical Report Generation”</w:t>
+      </w:r>
+    </w:p>
+    <w:p>
+      <w:pPr>
+        <w:pStyle w:val="ListParagraph"/>
+        <w:ind w:left="1080"/>
+        <w:rPr>
+          <w:lang w:eastAsia="en-AU"/>
+        </w:rPr>
+      </w:pPr>
+      <w:r>
+        <w:rPr>
+          <w:lang w:eastAsia="en-AU"/>
+        </w:rPr>
+        <w:t xml:space="preserve">Zhao et al. (2026) proposed </w:t>
+      </w:r>
+      <w:r>
+        <w:rPr>
+          <w:b/>
+          <w:bCs/>
+          <w:lang w:eastAsia="en-AU"/>
+        </w:rPr>
+        <w:t>KERM (Knowledge-Enhanced with Fine-Grained Reinforced Rewards Medical Report Generation)</w:t>
+      </w:r>
+      <w:r>
+        <w:rPr>
+          <w:lang w:eastAsia="en-AU"/>
+        </w:rPr>
+        <w:t xml:space="preserve">, a framework designed specifically to mitigate hallucinations in radiology report generation using Large Vision-Language Models (LVLMs). The paper argues that although LVLMs </w:t>
       </w:r>
       <w:r>
         <w:rPr>
           <w:lang w:eastAsia="en-AU"/>
         </w:rPr>
         <w:lastRenderedPageBreak/>
-        <w:t xml:space="preserve">200 million pathology patches, significantly improving feature representation quality. </w:t>
-      </w:r>
-    </w:p>
-    <w:p>
-      <w:pPr>
-        <w:pStyle w:val="ListParagraph"/>
-        <w:ind w:left="1080"/>
-        <w:rPr>
-          <w:lang w:eastAsia="en-AU"/>
-        </w:rPr>
-      </w:pPr>
-    </w:p>
-    <w:p>
-      <w:pPr>
-        <w:pStyle w:val="ListParagraph"/>
-        <w:ind w:left="1080"/>
-        <w:rPr>
-          <w:lang w:eastAsia="en-AU"/>
-        </w:rPr>
-      </w:pPr>
-      <w:r>
-        <w:rPr>
-          <w:lang w:eastAsia="en-AU"/>
-        </w:rPr>
-        <w:t xml:space="preserve">The authors additionally curated the first large-scale benchmark WSI-report dataset containing approximately 7,800 paired histopathology slides and reports from TCGA data. Experimental evaluation demonstrated that </w:t>
-      </w:r>
-      <w:proofErr w:type="spellStart"/>
-      <w:r>
-        <w:rPr>
-          <w:lang w:eastAsia="en-AU"/>
-        </w:rPr>
-        <w:t>HistGen</w:t>
-      </w:r>
-      <w:proofErr w:type="spellEnd"/>
-      <w:r>
-        <w:rPr>
-          <w:lang w:eastAsia="en-AU"/>
-        </w:rPr>
-        <w:t xml:space="preserve"> substantially outperformed previous image captioning and report-generation approaches including R2Gen, R2GenCMN, Transformer, and M2Transformer across BLEU, METEOR, and ROUGE-L metrics. </w:t>
-      </w:r>
-      <w:proofErr w:type="spellStart"/>
-      <w:r>
-        <w:rPr>
-          <w:lang w:eastAsia="en-AU"/>
-        </w:rPr>
-        <w:t>HistGen</w:t>
-      </w:r>
-      <w:proofErr w:type="spellEnd"/>
-      <w:r>
-        <w:rPr>
-          <w:lang w:eastAsia="en-AU"/>
-        </w:rPr>
-        <w:t xml:space="preserve"> achieved a BLEU-4 score of </w:t>
-      </w:r>
-      <w:r>
-        <w:rPr>
-          <w:b/>
-          <w:bCs/>
-          <w:lang w:eastAsia="en-AU"/>
-        </w:rPr>
-        <w:t>0.184</w:t>
+        <w:t xml:space="preserve">demonstrate strong multimodal reasoning abilities, they frequently generate clinically plausible yet incorrect findings, which can lead to severe diagnostic risks in medical settings. To address this issue, the authors introduced a two-stage framework combining external medical knowledge retrieval and reinforcement-based hallucination mitigation. First, they constructed a medical knowledge corpus from MIMIC-CXR and </w:t>
+      </w:r>
+      <w:proofErr w:type="spellStart"/>
+      <w:r>
+        <w:rPr>
+          <w:lang w:eastAsia="en-AU"/>
+        </w:rPr>
+        <w:t>CheXpert</w:t>
+      </w:r>
+      <w:proofErr w:type="spellEnd"/>
+      <w:r>
+        <w:rPr>
+          <w:lang w:eastAsia="en-AU"/>
+        </w:rPr>
+        <w:t xml:space="preserve"> reports containing approximately 100k medical fact sentences. Using </w:t>
+      </w:r>
+      <w:proofErr w:type="spellStart"/>
+      <w:r>
+        <w:rPr>
+          <w:lang w:eastAsia="en-AU"/>
+        </w:rPr>
+        <w:t>MedCLIP</w:t>
+      </w:r>
+      <w:proofErr w:type="spellEnd"/>
+      <w:r>
+        <w:rPr>
+          <w:lang w:eastAsia="en-AU"/>
+        </w:rPr>
+        <w:t xml:space="preserve">, the framework retrieved clinically relevant lesion descriptions for each chest X-ray and refined them through a purification module that filtered knowledge according to the patient’s clinical context and history. Second, the authors proposed a fine-grained reward </w:t>
+      </w:r>
+      <w:proofErr w:type="spellStart"/>
+      <w:r>
+        <w:rPr>
+          <w:lang w:eastAsia="en-AU"/>
+        </w:rPr>
+        <w:t>modeling</w:t>
+      </w:r>
+      <w:proofErr w:type="spellEnd"/>
+      <w:r>
+        <w:rPr>
+          <w:lang w:eastAsia="en-AU"/>
+        </w:rPr>
+        <w:t xml:space="preserve"> strategy consisting of disease-level rewards using </w:t>
+      </w:r>
+      <w:proofErr w:type="spellStart"/>
+      <w:r>
+        <w:rPr>
+          <w:lang w:eastAsia="en-AU"/>
+        </w:rPr>
+        <w:t>CheXpert</w:t>
+      </w:r>
+      <w:proofErr w:type="spellEnd"/>
+      <w:r>
+        <w:rPr>
+          <w:lang w:eastAsia="en-AU"/>
+        </w:rPr>
+        <w:t xml:space="preserve"> label consistency and sentence-level rewards using GPT-3.5 semantic evaluation. Reinforcement learning was then used to penalize hallucinated findings and encourage clinically coherent report generation. The framework was built on top of the LLaVA-1.5-7B architecture using </w:t>
+      </w:r>
+      <w:proofErr w:type="spellStart"/>
+      <w:r>
+        <w:rPr>
+          <w:lang w:eastAsia="en-AU"/>
+        </w:rPr>
+        <w:t>LoRA</w:t>
+      </w:r>
+      <w:proofErr w:type="spellEnd"/>
+      <w:r>
+        <w:rPr>
+          <w:lang w:eastAsia="en-AU"/>
+        </w:rPr>
+        <w:t xml:space="preserve"> fine-tuning. </w:t>
+      </w:r>
+    </w:p>
+    <w:p>
+      <w:pPr>
+        <w:pStyle w:val="ListParagraph"/>
+        <w:ind w:left="1080"/>
+        <w:rPr>
+          <w:lang w:eastAsia="en-AU"/>
+        </w:rPr>
+      </w:pPr>
+    </w:p>
+    <w:p>
+      <w:pPr>
+        <w:pStyle w:val="ListParagraph"/>
+        <w:ind w:left="1080"/>
+        <w:rPr>
+          <w:lang w:eastAsia="en-AU"/>
+        </w:rPr>
+      </w:pPr>
+      <w:r>
+        <w:rPr>
+          <w:lang w:eastAsia="en-AU"/>
+        </w:rPr>
+        <w:t xml:space="preserve">Experimental results on both IU-Xray and MIMIC-CXR demonstrated that KERM achieved state-of-the-art performance across multiple Natural Language Generation (NLG) and Clinical Efficacy (CE) metrics. On IU-Xray, KERM achieved a BLEU-4 score of </w:t>
+      </w:r>
+      <w:r>
+        <w:rPr>
+          <w:b/>
+          <w:bCs/>
+          <w:lang w:eastAsia="en-AU"/>
+        </w:rPr>
+        <w:t>0.182</w:t>
       </w:r>
       <w:r>
         <w:rPr>
@@ -6172,7 +6193,7 @@
           <w:bCs/>
           <w:lang w:eastAsia="en-AU"/>
         </w:rPr>
-        <w:t>0.182</w:t>
+        <w:t>0.197</w:t>
       </w:r>
       <w:r>
         <w:rPr>
@@ -6186,221 +6207,6 @@
           <w:bCs/>
           <w:lang w:eastAsia="en-AU"/>
         </w:rPr>
-        <w:t>0.344</w:t>
-      </w:r>
-      <w:r>
-        <w:rPr>
-          <w:lang w:eastAsia="en-AU"/>
-        </w:rPr>
-        <w:t xml:space="preserve">, representing around a 10.5% improvement over baseline transformer models. Ablation studies further confirmed that both the LGH and CMC modules contributed significantly to performance improvements. Beyond report generation, the learned representations also transferred effectively to downstream tasks such as cancer subtyping and survival analysis, where </w:t>
-      </w:r>
-      <w:proofErr w:type="spellStart"/>
-      <w:r>
-        <w:rPr>
-          <w:lang w:eastAsia="en-AU"/>
-        </w:rPr>
-        <w:t>HistGen</w:t>
-      </w:r>
-      <w:proofErr w:type="spellEnd"/>
-      <w:r>
-        <w:rPr>
-          <w:lang w:eastAsia="en-AU"/>
-        </w:rPr>
-        <w:t xml:space="preserve"> achieved state-of-the-art performance on multiple pathology benchmarks. This paper is highly relevant because it demonstrates how hierarchical visual encoding, multimodal alignment, and memory-based cross-modal interaction can improve clinically meaningful medical report generation, particularly in domains with extremely large and complex visual inputs.</w:t>
-      </w:r>
-    </w:p>
-    <w:p>
-      <w:pPr>
-        <w:pStyle w:val="ListParagraph"/>
-        <w:ind w:left="1080"/>
-        <w:rPr>
-          <w:b/>
-          <w:bCs/>
-        </w:rPr>
-      </w:pPr>
-    </w:p>
-    <w:p>
-      <w:pPr>
-        <w:pStyle w:val="ListParagraph"/>
-        <w:numPr>
-          <w:ilvl w:val="0"/>
-          <w:numId w:val="3"/>
-        </w:numPr>
-        <w:rPr>
-          <w:lang w:eastAsia="en-AU"/>
-        </w:rPr>
-      </w:pPr>
-      <w:r>
-        <w:rPr>
-          <w:b/>
-          <w:bCs/>
-        </w:rPr>
-        <w:t>“</w:t>
-      </w:r>
-      <w:r>
-        <w:rPr>
-          <w:b/>
-          <w:bCs/>
-        </w:rPr>
-        <w:t>Hallucination Mitigating for Medical Report Generation”</w:t>
-      </w:r>
-    </w:p>
-    <w:p>
-      <w:pPr>
-        <w:pStyle w:val="ListParagraph"/>
-        <w:ind w:left="1080"/>
-        <w:rPr>
-          <w:lang w:eastAsia="en-AU"/>
-        </w:rPr>
-      </w:pPr>
-      <w:r>
-        <w:rPr>
-          <w:lang w:eastAsia="en-AU"/>
-        </w:rPr>
-        <w:t xml:space="preserve">Zhao et al. (2026) proposed </w:t>
-      </w:r>
-      <w:r>
-        <w:rPr>
-          <w:b/>
-          <w:bCs/>
-          <w:lang w:eastAsia="en-AU"/>
-        </w:rPr>
-        <w:t>KERM (Knowledge-Enhanced with Fine-Grained Reinforced Rewards Medical Report Generation)</w:t>
-      </w:r>
-      <w:r>
-        <w:rPr>
-          <w:lang w:eastAsia="en-AU"/>
-        </w:rPr>
-        <w:t xml:space="preserve">, a framework designed specifically to mitigate hallucinations in radiology report generation using Large Vision-Language Models (LVLMs). The paper argues that although LVLMs demonstrate strong multimodal reasoning abilities, they frequently generate clinically plausible yet incorrect findings, which can lead to severe diagnostic risks in medical settings. To address this issue, the authors introduced a two-stage framework combining external medical knowledge retrieval and reinforcement-based hallucination mitigation. First, they constructed a medical knowledge corpus from MIMIC-CXR and </w:t>
-      </w:r>
-      <w:proofErr w:type="spellStart"/>
-      <w:r>
-        <w:rPr>
-          <w:lang w:eastAsia="en-AU"/>
-        </w:rPr>
-        <w:t>CheXpert</w:t>
-      </w:r>
-      <w:proofErr w:type="spellEnd"/>
-      <w:r>
-        <w:rPr>
-          <w:lang w:eastAsia="en-AU"/>
-        </w:rPr>
-        <w:t xml:space="preserve"> reports containing approximately 100k medical fact sentences. Using </w:t>
-      </w:r>
-      <w:proofErr w:type="spellStart"/>
-      <w:r>
-        <w:rPr>
-          <w:lang w:eastAsia="en-AU"/>
-        </w:rPr>
-        <w:t>MedCLIP</w:t>
-      </w:r>
-      <w:proofErr w:type="spellEnd"/>
-      <w:r>
-        <w:rPr>
-          <w:lang w:eastAsia="en-AU"/>
-        </w:rPr>
-        <w:t xml:space="preserve">, the framework retrieved clinically relevant lesion descriptions for each chest X-ray and refined them through a purification module that filtered knowledge according to the patient’s clinical context and history. Second, the authors proposed a fine-grained reward </w:t>
-      </w:r>
-      <w:proofErr w:type="spellStart"/>
-      <w:r>
-        <w:rPr>
-          <w:lang w:eastAsia="en-AU"/>
-        </w:rPr>
-        <w:t>modeling</w:t>
-      </w:r>
-      <w:proofErr w:type="spellEnd"/>
-      <w:r>
-        <w:rPr>
-          <w:lang w:eastAsia="en-AU"/>
-        </w:rPr>
-        <w:t xml:space="preserve"> strategy consisting of disease-level rewards using </w:t>
-      </w:r>
-      <w:proofErr w:type="spellStart"/>
-      <w:r>
-        <w:rPr>
-          <w:lang w:eastAsia="en-AU"/>
-        </w:rPr>
-        <w:t>CheXpert</w:t>
-      </w:r>
-      <w:proofErr w:type="spellEnd"/>
-      <w:r>
-        <w:rPr>
-          <w:lang w:eastAsia="en-AU"/>
-        </w:rPr>
-        <w:t xml:space="preserve"> label consistency and sentence-level rewards using GPT-3.5 semantic evaluation. Reinforcement learning was then used to penalize hallucinated findings and encourage clinically coherent report generation. The framework was built on top of the LLaVA-1.5-7B architecture using </w:t>
-      </w:r>
-      <w:proofErr w:type="spellStart"/>
-      <w:r>
-        <w:rPr>
-          <w:lang w:eastAsia="en-AU"/>
-        </w:rPr>
-        <w:t>LoRA</w:t>
-      </w:r>
-      <w:proofErr w:type="spellEnd"/>
-      <w:r>
-        <w:rPr>
-          <w:lang w:eastAsia="en-AU"/>
-        </w:rPr>
-        <w:t xml:space="preserve"> fine-tuning. </w:t>
-      </w:r>
-    </w:p>
-    <w:p>
-      <w:pPr>
-        <w:pStyle w:val="ListParagraph"/>
-        <w:ind w:left="1080"/>
-        <w:rPr>
-          <w:lang w:eastAsia="en-AU"/>
-        </w:rPr>
-      </w:pPr>
-    </w:p>
-    <w:p>
-      <w:pPr>
-        <w:pStyle w:val="ListParagraph"/>
-        <w:ind w:left="1080"/>
-        <w:rPr>
-          <w:lang w:eastAsia="en-AU"/>
-        </w:rPr>
-      </w:pPr>
-      <w:r>
-        <w:rPr>
-          <w:lang w:eastAsia="en-AU"/>
-        </w:rPr>
-        <w:t xml:space="preserve">Experimental results on both IU-Xray and MIMIC-CXR demonstrated that KERM achieved state-of-the-art performance across multiple Natural Language Generation (NLG) and Clinical Efficacy (CE) metrics. On IU-Xray, KERM achieved a BLEU-4 score of </w:t>
-      </w:r>
-      <w:r>
-        <w:rPr>
-          <w:b/>
-          <w:bCs/>
-          <w:lang w:eastAsia="en-AU"/>
-        </w:rPr>
-        <w:t>0.182</w:t>
-      </w:r>
-      <w:r>
-        <w:rPr>
-          <w:lang w:eastAsia="en-AU"/>
-        </w:rPr>
-        <w:t xml:space="preserve">, METEOR of </w:t>
-      </w:r>
-      <w:r>
-        <w:rPr>
-          <w:b/>
-          <w:bCs/>
-          <w:lang w:eastAsia="en-AU"/>
-        </w:rPr>
-        <w:t>0.197</w:t>
-      </w:r>
-      <w:r>
-        <w:rPr>
-          <w:lang w:eastAsia="en-AU"/>
-        </w:rPr>
-        <w:t xml:space="preserve">, and ROUGE-L of </w:t>
-      </w:r>
-      <w:r>
-        <w:rPr>
-          <w:b/>
-          <w:bCs/>
-          <w:lang w:eastAsia="en-AU"/>
-        </w:rPr>
         <w:t>0.388</w:t>
       </w:r>
       <w:r>
@@ -6421,14 +6227,7 @@
         <w:rPr>
           <w:lang w:eastAsia="en-AU"/>
         </w:rPr>
-        <w:t xml:space="preserve">, significantly improving disease-level consistency and reducing false-positive and false-negative </w:t>
-      </w:r>
-      <w:r>
-        <w:rPr>
-          <w:lang w:eastAsia="en-AU"/>
-        </w:rPr>
-        <w:lastRenderedPageBreak/>
-        <w:t xml:space="preserve">abnormalities. Ablation studies further confirmed that both the Medical Knowledge Enhancement (MKE) module and the Reward </w:t>
+        <w:t xml:space="preserve">, significantly improving disease-level consistency and reducing false-positive and false-negative abnormalities. Ablation studies further confirmed that both the Medical Knowledge Enhancement (MKE) module and the Reward </w:t>
       </w:r>
       <w:proofErr w:type="spellStart"/>
       <w:r>
@@ -6521,6 +6320,7 @@
         <w:rPr>
           <w:lang w:eastAsia="en-AU"/>
         </w:rPr>
+        <w:lastRenderedPageBreak/>
         <w:t xml:space="preserve">Another major limitation across current literature is the over-reliance on dataset priors and class imbalance. Since datasets such as IU X-Ray and MIMIC-CXR contain a high proportion of normal cases, models often learn shortcut patterns that favour common findings while underperforming on subtle or rare abnormalities. Although recent works such as </w:t>
       </w:r>
       <w:proofErr w:type="spellStart"/>
@@ -7900,6 +7700,7 @@
   <w:style w:type="character" w:default="1" w:styleId="DefaultParagraphFont">
     <w:name w:val="Default Paragraph Font"/>
     <w:uiPriority w:val="1"/>
+    <w:semiHidden/>
     <w:unhideWhenUsed/>
   </w:style>
   <w:style w:type="table" w:default="1" w:styleId="TableNormal">
